--- a/paper/manuscript.docx
+++ b/paper/manuscript.docx
@@ -48,7 +48,13 @@
         <w:pStyle w:val="BodyText"/>
       </w:pPr>
       <w:r>
-        <w:t xml:space="preserve">Interoception, the sensing of the body's internal state, is an important component of homeostatic and allostatic regulation with wide-ranging implications for mental and physical health, yet its measurement is hindered by tools with conceptual and psychometric issues. To address these limitations, we developed the Multimodal Interoception Questionnaire (Mint) tested its relationship with other measures. In Study 1 (N=559), a comprehensive item pool using a "modality-by-context" framework was generated and then reduced using psychometric network analysis. In Study 2 (N=737), </w:t>
+        <w:t xml:space="preserve">Interoception, the sensing of the body's internal state, is an important component of homeostatic and allostatic regulation with wide-ranging implications for mental and physical health, yet its measurement is hindered by tools with conceptual and psychometric issues. To address these limitations, we developed the Multimodal Interoception Questionnaire (Mint) </w:t>
+      </w:r>
+      <w:r>
+        <w:t xml:space="preserve">and </w:t>
+      </w:r>
+      <w:r>
+        <w:t xml:space="preserve">tested its relationship with other measures. In Study 1 (N=559), a comprehensive item pool using a "modality-by-context" framework was generated and then reduced using psychometric network analysis. In Study 2 (N=737), </w:t>
       </w:r>
       <w:r>
         <w:rPr>

--- a/paper/manuscript.docx
+++ b/paper/manuscript.docx
@@ -48,58 +48,23 @@
         <w:pStyle w:val="BodyText"/>
       </w:pPr>
       <w:r>
-        <w:t xml:space="preserve">Interoception, the sensing of the body's internal state, is an important component of homeostatic and allostatic regulation with wide-ranging implications for mental and physical health, yet its measurement is hindered by tools with conceptual and psychometric issues. To address these limitations, we developed the Multimodal Interoception Questionnaire (Mint) </w:t>
-      </w:r>
-      <w:r>
-        <w:t xml:space="preserve">and </w:t>
-      </w:r>
-      <w:r>
-        <w:t xml:space="preserve">tested its relationship with other measures. In Study 1 (N=559), a comprehensive item pool using a "modality-by-context" framework was generated and then reduced using psychometric network analysis. In Study 2 (N=737), </w:t>
+        <w:t xml:space="preserve">Interoception, the sensing of the body's internal state, is an important component of homeostatic and allostatic regulation with wide-ranging implications for mental and physical health, yet its measurement is hindered by tools with conceptual and psychometric issues. To address these limitations, we developed the Multimodal Interoception Questionnaire (Mint) and tested its relationship with other measures. In Study 1 (N=559), a comprehensive item pool using a "modality-by-context" framework was generated and then reduced using psychometric network analysis. In Study 2 (N=737), </w:t>
       </w:r>
       <w:r>
         <w:rPr>
           <w:b/>
           <w:bCs/>
         </w:rPr>
-        <w:t xml:space="preserve">we further assessed the structure of the Mint in an independent </w:t>
-      </w:r>
-      <w:proofErr w:type="gramStart"/>
-      <w:r>
-        <w:rPr>
-          <w:b/>
-          <w:bCs/>
-        </w:rPr>
-        <w:t>sample</w:t>
-      </w:r>
-      <w:r>
-        <w:t>, and</w:t>
-      </w:r>
-      <w:proofErr w:type="gramEnd"/>
-      <w:r>
-        <w:t xml:space="preserve"> compare its predictive power against established interoception questionnaires (MAIA-2, BPQ, IAS), and across a wide range of clinical and cognitive outcomes. This rigorous process yielded a 33-item scale with a stable hierarchical structure comprising three </w:t>
-      </w:r>
-      <w:proofErr w:type="spellStart"/>
-      <w:r>
-        <w:t>metaclusters</w:t>
-      </w:r>
-      <w:proofErr w:type="spellEnd"/>
-      <w:r>
-        <w:t xml:space="preserve"> (Interoceptive Deficit, Interoceptive Awareness, </w:t>
-      </w:r>
-      <w:proofErr w:type="spellStart"/>
-      <w:r>
-        <w:t>Visceroception</w:t>
-      </w:r>
-      <w:proofErr w:type="spellEnd"/>
-      <w:r>
-        <w:t>) and 11 distinct facets. The Mint demonstrated superior criterion validity, consistently outperforming existing scales in predicting outcomes tied to altered bodily perception, including alexithymia, ADHD, autism, and somatic symptom clusters. The Mint offers a psychometrically robust and nuanced measure of self-reported interoception that integrates and extends existing scales, providing researchers and clinicians with a practical and readily usable tool to investigate the role of bodily sensations in health and disease.</w:t>
+        <w:t>we further assessed the structure of the Mint in an independent sample</w:t>
+      </w:r>
+      <w:r>
+        <w:t>, and compare its predictive power against established interoception questionnaires (MAIA-2, BPQ, IAS), and across a wide range of clinical and cognitive outcomes. This rigorous process yielded a 33-item scale with a stable hierarchical structure comprising three metaclusters (Interoceptive Deficit, Interoceptive Awareness, Visceroception) and 11 distinct facets. The Mint demonstrated superior criterion validity, consistently outperforming existing scales in predicting outcomes tied to altered bodily perception, including alexithymia, ADHD, autism, and somatic symptom clusters. The Mint offers a psychometrically robust and nuanced measure of self-reported interoception that integrates and extends existing scales, providing researchers and clinicians with a practical and readily usable tool to investigate the role of bodily sensations in health and disease.</w:t>
       </w:r>
     </w:p>
     <w:p>
       <w:pPr>
         <w:pStyle w:val="FirstParagraph"/>
       </w:pPr>
-      <w:proofErr w:type="gramStart"/>
       <w:r>
         <w:rPr>
           <w:i/>
@@ -108,11 +73,7 @@
         <w:t>Keywords</w:t>
       </w:r>
       <w:r>
-        <w:t>:Interoception</w:t>
-      </w:r>
-      <w:proofErr w:type="gramEnd"/>
-      <w:r>
-        <w:t xml:space="preserve"> questionnaire, interoceptive accuracy yscale, MAIA, Mint Validation, Body Awareness, Health</w:t>
+        <w:t>:Interoception questionnaire, interoceptive accuracy yscale, MAIA, Mint Validation, Body Awareness, Health</w:t>
       </w:r>
     </w:p>
     <w:p>
@@ -2441,10 +2402,6 @@
     <w:p>
       <w:pPr>
         <w:pStyle w:val="FirstParagraph"/>
-        <w:rPr>
-          <w:b/>
-          <w:bCs/>
-        </w:rPr>
       </w:pPr>
       <w:r>
         <w:t xml:space="preserve">We recruited 921 English-speaking participants via SONA and Prolific, from which 118 were excluded for failing at least one attention check and 6 based on multivariate distance (using the same procedure as for study 1). 60 participants were further excluded due to missing data following a technical issue. The final sample includes 737 participants (age = 36.8 </w:t>
@@ -3480,14 +3437,14 @@
         <w:pStyle w:val="BodyText"/>
       </w:pPr>
       <w:r>
-        <w:t>Participants reported about owning any wearable devices to monitor health indices such as heart rate, number of steps, calories burned, sleep quality, and weight. For each selected device, a follow-up question inquired about the frequency of usage and subjective importance of that measure</w:t>
+        <w:t xml:space="preserve">Participants reported about owning any wearable devices to monitor health indices such as heart rate, number of steps, calories burned, sleep quality, and weight. For each selected device, a follow-up question inquired about the frequency of usage and subjective importance of that measure. </w:t>
       </w:r>
       <w:r>
         <w:rPr>
           <w:b/>
           <w:bCs/>
         </w:rPr>
-        <w:t>. Participants were asked to rate how physically active they consider themselves and how many hours of active workout they engage in per week. Participant’s BMI was computed using height and weight.</w:t>
+        <w:t>Participants were asked to rate how physically active they consider themselves and how many hours of active workout they engage in per week. Participant’s BMI was computed using height and weight.</w:t>
       </w:r>
     </w:p>
     <w:p>
@@ -5476,7 +5433,7 @@
           <w:b/>
           <w:bCs/>
         </w:rPr>
-        <w:t xml:space="preserve"> performed equivalently when accounting for uncertainty in the estimates).</w:t>
+        <w:t xml:space="preserve"> performed comparitively).</w:t>
       </w:r>
     </w:p>
     <w:p>
@@ -8472,7 +8429,7 @@
         </w:rPr>
         <w:lastRenderedPageBreak/>
         <w:drawing>
-          <wp:inline distT="0" distB="0" distL="0" distR="0" wp14:anchorId="30F67AF5" wp14:editId="7AD7E217">
+          <wp:inline distT="0" distB="0" distL="0" distR="0" wp14:anchorId="054E0AA6" wp14:editId="1DFB2539">
             <wp:extent cx="5943600" cy="5660571"/>
             <wp:effectExtent l="0" t="0" r="0" b="0"/>
             <wp:docPr id="116" name="Picture"/>
@@ -8571,7 +8528,7 @@
         </w:rPr>
         <w:lastRenderedPageBreak/>
         <w:drawing>
-          <wp:inline distT="0" distB="0" distL="0" distR="0" wp14:anchorId="47098B6F" wp14:editId="5436FD8F">
+          <wp:inline distT="0" distB="0" distL="0" distR="0" wp14:anchorId="46CFC7E9" wp14:editId="2C350512">
             <wp:extent cx="4754880" cy="7132319"/>
             <wp:effectExtent l="0" t="0" r="0" b="0"/>
             <wp:docPr id="120" name="Picture"/>
@@ -8642,7 +8599,7 @@
         </w:rPr>
         <w:lastRenderedPageBreak/>
         <w:drawing>
-          <wp:inline distT="0" distB="0" distL="0" distR="0" wp14:anchorId="5CAA47CA" wp14:editId="0B90FF5B">
+          <wp:inline distT="0" distB="0" distL="0" distR="0" wp14:anchorId="09104BB3" wp14:editId="5134C26E">
             <wp:extent cx="5943600" cy="6832486"/>
             <wp:effectExtent l="0" t="0" r="0" b="0"/>
             <wp:docPr id="124" name="Picture"/>
@@ -8713,7 +8670,7 @@
         </w:rPr>
         <w:lastRenderedPageBreak/>
         <w:drawing>
-          <wp:inline distT="0" distB="0" distL="0" distR="0" wp14:anchorId="54A0F9E8" wp14:editId="3EA02DCC">
+          <wp:inline distT="0" distB="0" distL="0" distR="0" wp14:anchorId="7013DCD6" wp14:editId="450BE6A4">
             <wp:extent cx="5943600" cy="7132320"/>
             <wp:effectExtent l="0" t="0" r="0" b="0"/>
             <wp:docPr id="128" name="Picture"/>
@@ -8784,7 +8741,7 @@
         </w:rPr>
         <w:lastRenderedPageBreak/>
         <w:drawing>
-          <wp:inline distT="0" distB="0" distL="0" distR="0" wp14:anchorId="2209AFE5" wp14:editId="68ADB44A">
+          <wp:inline distT="0" distB="0" distL="0" distR="0" wp14:anchorId="749C06CE" wp14:editId="20BDF5E3">
             <wp:extent cx="4873752" cy="6453560"/>
             <wp:effectExtent l="0" t="0" r="0" b="0"/>
             <wp:docPr id="132" name="Picture"/>
@@ -8849,7 +8806,7 @@
           <w:b/>
           <w:bCs/>
         </w:rPr>
-        <w:t>However, the Mint and MAIA performed equivalently for central sensitization when accounting for uncertainty in the estimates.</w:t>
+        <w:t>However, the Mint and MAIA performed comparatively for central sensitization.</w:t>
       </w:r>
     </w:p>
     <w:p>
@@ -8861,7 +8818,7 @@
           <w:noProof/>
         </w:rPr>
         <w:drawing>
-          <wp:inline distT="0" distB="0" distL="0" distR="0" wp14:anchorId="6AEA5B63" wp14:editId="3BC0E35F">
+          <wp:inline distT="0" distB="0" distL="0" distR="0" wp14:anchorId="328ED26B" wp14:editId="2C2B1B41">
             <wp:extent cx="5943600" cy="3962399"/>
             <wp:effectExtent l="0" t="0" r="0" b="0"/>
             <wp:docPr id="136" name="Picture"/>
@@ -8931,8 +8888,8 @@
           <w:noProof/>
         </w:rPr>
         <w:drawing>
-          <wp:inline distT="0" distB="0" distL="0" distR="0" wp14:anchorId="71DF7778" wp14:editId="24F72D22">
-            <wp:extent cx="4754880" cy="3784884"/>
+          <wp:inline distT="0" distB="0" distL="0" distR="0" wp14:anchorId="0CC151ED" wp14:editId="6F70A53F">
+            <wp:extent cx="5943600" cy="5059489"/>
             <wp:effectExtent l="0" t="0" r="0" b="0"/>
             <wp:docPr id="140" name="Picture"/>
             <wp:cNvGraphicFramePr/>
@@ -8954,7 +8911,7 @@
                   <pic:spPr bwMode="auto">
                     <a:xfrm>
                       <a:off x="0" y="0"/>
-                      <a:ext cx="4754880" cy="3784884"/>
+                      <a:ext cx="5943600" cy="5059489"/>
                     </a:xfrm>
                     <a:prstGeom prst="rect">
                       <a:avLst/>
@@ -9350,7 +9307,7 @@
   <w:abstractNum w:abstractNumId="10" w15:restartNumberingAfterBreak="0">
     <w:nsid w:val="0000A990"/>
     <w:multiLevelType w:val="multilevel"/>
-    <w:tmpl w:val="F17EF9C4"/>
+    <w:tmpl w:val="13A05626"/>
     <w:lvl w:ilvl="0">
       <w:numFmt w:val="bullet"/>
       <w:lvlText w:val=" "/>
@@ -9577,7 +9534,7 @@
   <w:num w:numId="21" w16cid:durableId="2107966237">
     <w:abstractNumId w:val="0"/>
   </w:num>
-  <w:num w:numId="22" w16cid:durableId="1665862699">
+  <w:num w:numId="22" w16cid:durableId="1870683150">
     <w:abstractNumId w:val="10"/>
   </w:num>
 </w:numbering>
@@ -11071,7 +11028,7 @@
     <w:basedOn w:val="DefaultParagraphFont"/>
     <w:semiHidden/>
     <w:unhideWhenUsed/>
-    <w:rsid w:val="003562B6"/>
+    <w:rsid w:val="00AD733E"/>
   </w:style>
 </w:styles>
 </file>

--- a/paper/manuscript.docx
+++ b/paper/manuscript.docx
@@ -45,27 +45,41 @@
     </w:p>
     <w:p>
       <w:pPr>
-        <w:pStyle w:val="BodyText"/>
-      </w:pPr>
-      <w:r>
-        <w:t xml:space="preserve">Interoception, the sensing of the body's internal state, is an important component of homeostatic and allostatic regulation with wide-ranging implications for mental and physical health, yet its measurement is hindered by tools with conceptual and psychometric issues. To address these limitations, we developed the Multimodal Interoception Questionnaire (Mint) and tested its relationship with other measures. In Study 1 (N=559), a comprehensive item pool using a "modality-by-context" framework was generated and then reduced using psychometric network analysis. In Study 2 (N=737), </w:t>
-      </w:r>
-      <w:r>
-        <w:rPr>
-          <w:b/>
-          <w:bCs/>
-        </w:rPr>
-        <w:t>we further assessed the structure of the Mint in an independent sample</w:t>
-      </w:r>
-      <w:r>
-        <w:t>, and compare its predictive power against established interoception questionnaires (MAIA-2, BPQ, IAS), and across a wide range of clinical and cognitive outcomes. This rigorous process yielded a 33-item scale with a stable hierarchical structure comprising three metaclusters (Interoceptive Deficit, Interoceptive Awareness, Visceroception) and 11 distinct facets. The Mint demonstrated superior criterion validity, consistently outperforming existing scales in predicting outcomes tied to altered bodily perception, including alexithymia, ADHD, autism, and somatic symptom clusters. The Mint offers a psychometrically robust and nuanced measure of self-reported interoception that integrates and extends existing scales, providing researchers and clinicians with a practical and readily usable tool to investigate the role of bodily sensations in health and disease.</w:t>
-      </w:r>
-    </w:p>
-    <w:p>
-      <w:pPr>
         <w:pStyle w:val="FirstParagraph"/>
       </w:pPr>
       <w:r>
+        <w:t xml:space="preserve">Interoception, the sensing of the body's internal state, is an important component of homeostatic and allostatic regulation with wide-ranging implications for mental and physical health, yet its measurement is hindered by tools with conceptual and psychometric issues. To address these limitations, we developed the Multimodal Interoception Questionnaire (Mint). In Study 1 (N=559), a comprehensive item pool using a "modality-by-context" framework was generated and then reduced using psychometric network analysis. In Study 2 (N=737), we further assessed the structure of the Mint in an independent </w:t>
+      </w:r>
+      <w:proofErr w:type="gramStart"/>
+      <w:r>
+        <w:t>sample, and</w:t>
+      </w:r>
+      <w:proofErr w:type="gramEnd"/>
+      <w:r>
+        <w:t xml:space="preserve"> compared its predictive power against established interoception questionnaires (MAIA-2, BPQ, IAS), and across a wide range of clinical and cognitive outcomes. This rigorous process yielded a 33-item scale with a stable hierarchical structure comprising three </w:t>
+      </w:r>
+      <w:proofErr w:type="spellStart"/>
+      <w:r>
+        <w:t>metaclusters</w:t>
+      </w:r>
+      <w:proofErr w:type="spellEnd"/>
+      <w:r>
+        <w:t xml:space="preserve"> (Interoceptive Deficit, Interoceptive Awareness, </w:t>
+      </w:r>
+      <w:proofErr w:type="spellStart"/>
+      <w:r>
+        <w:t>Visceroception</w:t>
+      </w:r>
+      <w:proofErr w:type="spellEnd"/>
+      <w:r>
+        <w:t>) and 11 distinct facets. The Mint demonstrated superior criterion validity, consistently outperforming existing scales in predicting outcomes tied to altered bodily perception, including alexithymia, ADHD, autism, and somatic symptom clusters. The Mint offers a psychometrically robust and nuanced measure of self-reported interoception that integrates and extends existing scales, providing researchers and clinicians with a practical and readily usable tool to investigate the role of bodily sensations in health and disease.</w:t>
+      </w:r>
+    </w:p>
+    <w:p>
+      <w:pPr>
+        <w:pStyle w:val="FirstParagraph"/>
+      </w:pPr>
+      <w:r>
         <w:rPr>
           <w:i/>
           <w:iCs/>
@@ -73,10 +87,24 @@
         <w:t>Keywords</w:t>
       </w:r>
       <w:r>
-        <w:t>:Interoception questionnaire, interoceptive accuracy yscale, MAIA, Mint Validation, Body Awareness, Health</w:t>
-      </w:r>
-    </w:p>
-    <w:p>
+        <w:t>:</w:t>
+      </w:r>
+      <w:r>
+        <w:t xml:space="preserve"> </w:t>
+      </w:r>
+      <w:r>
+        <w:t>Interoception questionnaire, interoceptive accuracy scale, MAIA, Mint Validation, Body Awareness, Health</w:t>
+      </w:r>
+    </w:p>
+    <w:p>
+      <w:pPr>
+        <w:pStyle w:val="FirstParagraph"/>
+      </w:pPr>
+    </w:p>
+    <w:p>
+      <w:pPr>
+        <w:pStyle w:val="FirstParagraph"/>
+      </w:pPr>
       <w:r>
         <w:br w:type="page"/>
       </w:r>
@@ -162,7 +190,39 @@
         </w:r>
       </w:hyperlink>
       <w:r>
-        <w:t xml:space="preserve">). Available tools include “objective” physiological tasks (e.g., heartbeat counting or tracking) and “subjective” self-reports, and encompass both “explicit” paradigms that direct participants’ attention to internal sensations and “implicit” paradigms that do not (e.g., heartbeat evoked potentials recorded during rest). These assessments are often targeted at only one of several interoceptive modalities (e.g., cardioception, respiroception, gastroception), and are mapped onto theoretical dimensions (e.g., accuracy, sensitivity, awareness, </w:t>
+        <w:t>). Available tools include “objective” physiological tasks (e.g., heartbeat counting or tracking) and “subjective” self-</w:t>
+      </w:r>
+      <w:proofErr w:type="gramStart"/>
+      <w:r>
+        <w:t>reports, and</w:t>
+      </w:r>
+      <w:proofErr w:type="gramEnd"/>
+      <w:r>
+        <w:t xml:space="preserve"> encompass both “explicit” paradigms that direct participants’ attention to internal sensations and “implicit” paradigms that do not (e.g., heartbeat evoked potentials recorded during rest). These assessments are often targeted at only one of several interoceptive modalities (e.g., </w:t>
+      </w:r>
+      <w:proofErr w:type="spellStart"/>
+      <w:r>
+        <w:t>cardioception</w:t>
+      </w:r>
+      <w:proofErr w:type="spellEnd"/>
+      <w:r>
+        <w:t xml:space="preserve">, </w:t>
+      </w:r>
+      <w:proofErr w:type="spellStart"/>
+      <w:r>
+        <w:t>respiroception</w:t>
+      </w:r>
+      <w:proofErr w:type="spellEnd"/>
+      <w:r>
+        <w:t xml:space="preserve">, </w:t>
+      </w:r>
+      <w:proofErr w:type="spellStart"/>
+      <w:r>
+        <w:t>gastroception</w:t>
+      </w:r>
+      <w:proofErr w:type="spellEnd"/>
+      <w:r>
+        <w:t xml:space="preserve">), and are mapped onto theoretical dimensions (e.g., accuracy, sensitivity, awareness, </w:t>
       </w:r>
       <w:hyperlink w:anchor="ref-garfinkel2015knowing">
         <w:r>
@@ -181,14 +241,30 @@
         <w:pStyle w:val="BodyText"/>
       </w:pPr>
       <w:r>
-        <w:t xml:space="preserve">However, no consensus exists on a gold-standard measure with each approach having distinct limitations. For example, physiological tasks often require specialised equipment and expertise, are time-consuming, and are challenging to administer at scale, whereas questionnaires are constrained by their inherent subjectivity. Crucially, the psychometric quality of many of these measures is questionable (e.g., see criticism about the heartbeat counting task, </w:t>
+        <w:t xml:space="preserve">However, no consensus exists on a gold-standard measure with each approach having distinct limitations. For example, physiological tasks often require </w:t>
+      </w:r>
+      <w:proofErr w:type="spellStart"/>
+      <w:r>
+        <w:t>specialised</w:t>
+      </w:r>
+      <w:proofErr w:type="spellEnd"/>
+      <w:r>
+        <w:t xml:space="preserve"> equipment and expertise, are time-consuming, and are challenging to administer at scale, whereas questionnaires are constrained by their inherent subjectivity. Crucially, the psychometric quality of many of these measures is questionable (e.g., see criticism about the heartbeat counting task, </w:t>
       </w:r>
       <w:hyperlink w:anchor="ref-zamariola2018interoceptive">
+        <w:proofErr w:type="spellStart"/>
         <w:r>
           <w:rPr>
             <w:rStyle w:val="Hyperlink"/>
           </w:rPr>
-          <w:t>Zamariola et al., 2018</w:t>
+          <w:t>Zamariola</w:t>
+        </w:r>
+        <w:proofErr w:type="spellEnd"/>
+        <w:r>
+          <w:rPr>
+            <w:rStyle w:val="Hyperlink"/>
+          </w:rPr>
+          <w:t xml:space="preserve"> et al., 2018</w:t>
         </w:r>
       </w:hyperlink>
       <w:r>
@@ -207,7 +283,15 @@
       </w:r>
       <w:r>
         <w:lastRenderedPageBreak/>
-        <w:t>measurement convergence impedes scientific progress in comparing, replicating, and interpreting interoception-related findings, emphasising the need to develop improved tools that align with modern psychometric standards.</w:t>
+        <w:t xml:space="preserve">measurement convergence impedes scientific progress in comparing, replicating, and interpreting interoception-related findings, </w:t>
+      </w:r>
+      <w:proofErr w:type="spellStart"/>
+      <w:r>
+        <w:t>emphasising</w:t>
+      </w:r>
+      <w:proofErr w:type="spellEnd"/>
+      <w:r>
+        <w:t xml:space="preserve"> the need to develop improved tools that align with modern psychometric standards.</w:t>
       </w:r>
     </w:p>
     <w:p>
@@ -289,7 +373,15 @@
         </w:r>
       </w:hyperlink>
       <w:r>
-        <w:t xml:space="preserve">). In contrast, the BAQ was developed to address limitations of earlier measures by assessing beliefs about one’s sensitivity to normal, non-emotive bodily processes, explicitly targeting the domain of reported awareness of normal bodily processes not typically associated with emotion or somatic complaint. The MAIA incorporated ideas from the then-booming emotion regulation and mindfulness fields, including subscales assessing adaptive coping strategies and metacognitive insights about the body. More recently, the IAS was developed to circumvent these high-level - possibly tangential - constructs, instead capturing subjective reports of concrete bodily events (e.g., coughing, sneezing) as proxies for interoceptive accuracy. </w:t>
+        <w:t xml:space="preserve">). In contrast, the BAQ was developed to address limitations of earlier measures by assessing beliefs about one’s sensitivity to normal, non-emotive bodily processes, explicitly targeting the domain of reported awareness of normal bodily processes not typically associated with emotion or somatic complaint. The MAIA incorporated ideas from the then-booming emotion regulation and mindfulness fields, including subscales assessing adaptive coping strategies and metacognitive insights about the body. More recently, the IAS was developed to circumvent these high-level - possibly tangential - constructs, </w:t>
+      </w:r>
+      <w:proofErr w:type="gramStart"/>
+      <w:r>
+        <w:t>instead</w:t>
+      </w:r>
+      <w:proofErr w:type="gramEnd"/>
+      <w:r>
+        <w:t xml:space="preserve"> capturing subjective reports of concrete bodily events (e.g., coughing, sneezing) as proxies for interoceptive accuracy. </w:t>
       </w:r>
       <w:r>
         <w:rPr>
@@ -316,29 +408,39 @@
         <w:t xml:space="preserve">), the Self-Awareness Questionnaire (SAQ, </w:t>
       </w:r>
       <w:hyperlink w:anchor="ref-longarzo2015relationships">
+        <w:proofErr w:type="spellStart"/>
         <w:r>
           <w:rPr>
             <w:rStyle w:val="Hyperlink"/>
             <w:b/>
             <w:bCs/>
           </w:rPr>
-          <w:t>Longarzo et al., 2015</w:t>
+          <w:t>Longarzo</w:t>
         </w:r>
-      </w:hyperlink>
-      <w:r>
-        <w:rPr>
-          <w:b/>
-          <w:bCs/>
-        </w:rPr>
-        <w:t xml:space="preserve">), the Interoceptive Sensitivity and Attention Questionnaire (ISAQ, </w:t>
-      </w:r>
-      <w:hyperlink w:anchor="ref-bogaerts2022interoceptive">
+        <w:proofErr w:type="spellEnd"/>
         <w:r>
           <w:rPr>
             <w:rStyle w:val="Hyperlink"/>
             <w:b/>
             <w:bCs/>
           </w:rPr>
+          <w:t xml:space="preserve"> et al., 2015</w:t>
+        </w:r>
+      </w:hyperlink>
+      <w:r>
+        <w:rPr>
+          <w:b/>
+          <w:bCs/>
+        </w:rPr>
+        <w:t xml:space="preserve">), the Interoceptive Sensitivity and Attention Questionnaire (ISAQ, </w:t>
+      </w:r>
+      <w:hyperlink w:anchor="ref-bogaerts2022interoceptive">
+        <w:r>
+          <w:rPr>
+            <w:rStyle w:val="Hyperlink"/>
+            <w:b/>
+            <w:bCs/>
+          </w:rPr>
           <w:t>Bogaerts et al., 2022</w:t>
         </w:r>
       </w:hyperlink>
@@ -425,14 +527,32 @@
       <w:r>
         <w:t>These differing philosophies have practical consequences, leading to poor convergence between scales that are assumed to measure the same construct (</w:t>
       </w:r>
-      <w:hyperlink w:anchor="ref-vig2022questionnaires">
-        <w:r>
-          <w:rPr>
-            <w:rStyle w:val="Hyperlink"/>
-          </w:rPr>
-          <w:t>Vig et al., 2022</w:t>
-        </w:r>
-      </w:hyperlink>
+      <w:proofErr w:type="spellStart"/>
+      <w:r>
+        <w:fldChar w:fldCharType="begin"/>
+      </w:r>
+      <w:r>
+        <w:instrText>HYPERLINK \l "ref-vig2022questionnaires" \h</w:instrText>
+      </w:r>
+      <w:r>
+        <w:fldChar w:fldCharType="separate"/>
+      </w:r>
+      <w:r>
+        <w:rPr>
+          <w:rStyle w:val="Hyperlink"/>
+        </w:rPr>
+        <w:t>Vig</w:t>
+      </w:r>
+      <w:proofErr w:type="spellEnd"/>
+      <w:r>
+        <w:rPr>
+          <w:rStyle w:val="Hyperlink"/>
+        </w:rPr>
+        <w:t xml:space="preserve"> et al., 2022</w:t>
+      </w:r>
+      <w:r>
+        <w:fldChar w:fldCharType="end"/>
+      </w:r>
       <w:r>
         <w:t>) - a classic example of the “jingle fallacy” where the shared label of “interoception” can mask underlying measurand differences, hindering replication and theoretical integration. In acknowledgement of this issue, efforts have been made to align subjective measures with theoretical models that outline different facets of interoception (e.g., accuracy, attention, deficits). However, focusing on developing measures that are theory-driven may be premature when theoretical models are in flux, and when a topographic mapping to self-report dimensions is not guaranteed. For example, interoceptive distinctions that are relevant at a neuroanatomical or cognitive level might not necessarily map onto the structure of subjective experiences, because the body constitutes a unitary representation produced by multisensory integration of bottom-up information, with substantial influence from top-down factors (</w:t>
       </w:r>
@@ -457,7 +577,15 @@
       </w:r>
       <w:r>
         <w:lastRenderedPageBreak/>
-        <w:t xml:space="preserve">of attending or detecting internal signals. For example, the BPQ asks participants to reflect on how often during most situations a person is aware of various bodily sensations, such as their heart beating. Without a contextual reference point, there is likely to be substantial variability in how participants interpret and respond to items as well as what those responses might mean about their interoceptive abilities. A general item about “feeling your heart beat” is ambiguous since its salience, frequency, experience and interpretation would differ depending on the context </w:t>
+        <w:t xml:space="preserve">of attending or detecting internal signals. For example, the BPQ asks participants to reflect on how often during most situations a person is aware of various bodily sensations, such as their heart beating. Without a contextual reference point, there is likely to be substantial variability in how participants interpret and respond to items as well as what those responses might mean about their interoceptive abilities. A general item about “feeling your </w:t>
+      </w:r>
+      <w:proofErr w:type="gramStart"/>
+      <w:r>
+        <w:t>heart beat</w:t>
+      </w:r>
+      <w:proofErr w:type="gramEnd"/>
+      <w:r>
+        <w:t xml:space="preserve">” is ambiguous since its salience, frequency, experience and interpretation would differ depending on the context </w:t>
       </w:r>
       <w:r>
         <w:rPr>
@@ -467,7 +595,15 @@
         <w:t>(e.g., during physical exercise, a moment of anxiety, excitement, or quiet rest)</w:t>
       </w:r>
       <w:r>
-        <w:t>, which may or may not be relevant homeostatically.</w:t>
+        <w:t xml:space="preserve">, which may or may not be relevant </w:t>
+      </w:r>
+      <w:proofErr w:type="spellStart"/>
+      <w:r>
+        <w:t>homeostatically</w:t>
+      </w:r>
+      <w:proofErr w:type="spellEnd"/>
+      <w:r>
+        <w:t>.</w:t>
       </w:r>
     </w:p>
     <w:p>
@@ -475,7 +611,15 @@
         <w:pStyle w:val="BodyText"/>
       </w:pPr>
       <w:r>
-        <w:t>This is further complicated by retrospective memory biases such that individuals respond with the most easily accessible or recent instances of awareness; for example, someone who exercises regularly, or is anxious, might more easily recall an instance of occurrence of feeling their heart beating and respond based on that contextual saliency. As an exception, the MAIA does provide some contextual cues for participants (e.g., “When something is wrong in my life I can feel it in my body”) but this is inconsistent across items and focuses almost exclusively on negative (e.g., painful) and emotional (e.g., angry, joyful) contexts as well as general ‘body’ sensations rather than specific interoceptive modalities. Thus, no existing scale captures subjective assessments across multiple interoceptive modalities and across different contexts in which interoceptive experiences occur.</w:t>
+        <w:t xml:space="preserve">This is further complicated by retrospective memory biases such that individuals respond with the most easily accessible or recent instances of awareness; for example, someone who exercises regularly, or is anxious, might more easily recall an instance of occurrence of feeling their heart beating and respond based on that contextual saliency. As an exception, the MAIA does provide some contextual cues for participants (e.g., “When something is wrong in my </w:t>
+      </w:r>
+      <w:proofErr w:type="gramStart"/>
+      <w:r>
+        <w:t>life</w:t>
+      </w:r>
+      <w:proofErr w:type="gramEnd"/>
+      <w:r>
+        <w:t xml:space="preserve"> I can feel it in my body”) but this is inconsistent across items and focuses almost exclusively on negative (e.g., painful) and emotional (e.g., angry, joyful) contexts as well as general ‘body’ sensations rather than specific interoceptive modalities. Thus, no existing scale captures subjective assessments across multiple interoceptive modalities and across different contexts in which interoceptive experiences occur.</w:t>
       </w:r>
     </w:p>
     <w:p>
@@ -499,14 +643,32 @@
         <w:lastRenderedPageBreak/>
         <w:t>psychological variables by representing them as a network structure (</w:t>
       </w:r>
-      <w:hyperlink w:anchor="ref-epskamp2018network">
-        <w:r>
-          <w:rPr>
-            <w:rStyle w:val="Hyperlink"/>
-          </w:rPr>
-          <w:t>Epskamp et al., 2018</w:t>
-        </w:r>
-      </w:hyperlink>
+      <w:proofErr w:type="spellStart"/>
+      <w:r>
+        <w:fldChar w:fldCharType="begin"/>
+      </w:r>
+      <w:r>
+        <w:instrText>HYPERLINK \l "ref-epskamp2018network" \h</w:instrText>
+      </w:r>
+      <w:r>
+        <w:fldChar w:fldCharType="separate"/>
+      </w:r>
+      <w:r>
+        <w:rPr>
+          <w:rStyle w:val="Hyperlink"/>
+        </w:rPr>
+        <w:t>Epskamp</w:t>
+      </w:r>
+      <w:proofErr w:type="spellEnd"/>
+      <w:r>
+        <w:rPr>
+          <w:rStyle w:val="Hyperlink"/>
+        </w:rPr>
+        <w:t xml:space="preserve"> et al., 2018</w:t>
+      </w:r>
+      <w:r>
+        <w:fldChar w:fldCharType="end"/>
+      </w:r>
       <w:r>
         <w:t>). In this approach, psychological variables (e.g., traits or questionnaire items) are modelled as nodes, while the statistical relationships between them are represented as edges connecting the nodes. These edges can be weighted to reflect the strength and direction of associations between variables. Beyond descriptive modelling, network psychometrics has increasingly been applied to scale development and dimensionality assessment (</w:t>
       </w:r>
@@ -526,40 +688,114 @@
           <w:rPr>
             <w:rStyle w:val="Hyperlink"/>
           </w:rPr>
-          <w:t>H. F. Golino &amp; Epskamp, 2017</w:t>
+          <w:t xml:space="preserve">H. F. Golino &amp; </w:t>
+        </w:r>
+        <w:proofErr w:type="spellStart"/>
+        <w:r>
+          <w:rPr>
+            <w:rStyle w:val="Hyperlink"/>
+          </w:rPr>
+          <w:t>Epskamp</w:t>
+        </w:r>
+        <w:proofErr w:type="spellEnd"/>
+        <w:r>
+          <w:rPr>
+            <w:rStyle w:val="Hyperlink"/>
+          </w:rPr>
+          <w:t>, 2017</w:t>
         </w:r>
       </w:hyperlink>
       <w:r>
         <w:t xml:space="preserve">; </w:t>
       </w:r>
       <w:hyperlink w:anchor="ref-magnavita2022development">
+        <w:proofErr w:type="spellStart"/>
         <w:r>
           <w:rPr>
             <w:rStyle w:val="Hyperlink"/>
           </w:rPr>
-          <w:t>Magnavita &amp; Chiorri, 2022</w:t>
+          <w:t>Magnavita</w:t>
+        </w:r>
+        <w:proofErr w:type="spellEnd"/>
+        <w:r>
+          <w:rPr>
+            <w:rStyle w:val="Hyperlink"/>
+          </w:rPr>
+          <w:t xml:space="preserve"> &amp; </w:t>
+        </w:r>
+        <w:proofErr w:type="spellStart"/>
+        <w:r>
+          <w:rPr>
+            <w:rStyle w:val="Hyperlink"/>
+          </w:rPr>
+          <w:t>Chiorri</w:t>
+        </w:r>
+        <w:proofErr w:type="spellEnd"/>
+        <w:r>
+          <w:rPr>
+            <w:rStyle w:val="Hyperlink"/>
+          </w:rPr>
+          <w:t>, 2022</w:t>
         </w:r>
       </w:hyperlink>
       <w:r>
         <w:t xml:space="preserve">; </w:t>
       </w:r>
       <w:hyperlink w:anchor="ref-wongvorachan2025item">
+        <w:proofErr w:type="spellStart"/>
         <w:r>
           <w:rPr>
             <w:rStyle w:val="Hyperlink"/>
           </w:rPr>
-          <w:t>Wongvorachan, 2025</w:t>
+          <w:t>Wongvorachan</w:t>
+        </w:r>
+        <w:proofErr w:type="spellEnd"/>
+        <w:r>
+          <w:rPr>
+            <w:rStyle w:val="Hyperlink"/>
+          </w:rPr>
+          <w:t>, 2025</w:t>
         </w:r>
       </w:hyperlink>
       <w:r>
-        <w:t>). When analysing psychological measurement data, a central question concerns whether observed variables organise into groupings that reflect underlying constructs. Within a latent variable framework, items measuring the same construct are expected to show stronger mutual associations, resulting in cohesive clusters within a network representation. Accordingly, clusters of interconnected nodes in psychometric networks have been proposed to correspond to latent variables (</w:t>
+        <w:t xml:space="preserve">). When </w:t>
+      </w:r>
+      <w:proofErr w:type="spellStart"/>
+      <w:r>
+        <w:t>analysing</w:t>
+      </w:r>
+      <w:proofErr w:type="spellEnd"/>
+      <w:r>
+        <w:t xml:space="preserve"> psychological measurement data, a central question concerns whether observed variables </w:t>
+      </w:r>
+      <w:proofErr w:type="spellStart"/>
+      <w:r>
+        <w:t>organise</w:t>
+      </w:r>
+      <w:proofErr w:type="spellEnd"/>
+      <w:r>
+        <w:t xml:space="preserve"> into groupings that reflect underlying constructs. Within a latent variable framework, items measuring the same construct are expected to show stronger mutual associations, resulting in cohesive clusters within a network representation. Accordingly, clusters of interconnected nodes in psychometric networks have been proposed to correspond to latent variables (</w:t>
       </w:r>
       <w:hyperlink w:anchor="ref-golino2017exploratory">
         <w:r>
           <w:rPr>
             <w:rStyle w:val="Hyperlink"/>
           </w:rPr>
-          <w:t>H. F. Golino &amp; Epskamp, 2017</w:t>
+          <w:t xml:space="preserve">H. F. Golino &amp; </w:t>
+        </w:r>
+        <w:proofErr w:type="spellStart"/>
+        <w:r>
+          <w:rPr>
+            <w:rStyle w:val="Hyperlink"/>
+          </w:rPr>
+          <w:t>Epskamp</w:t>
+        </w:r>
+        <w:proofErr w:type="spellEnd"/>
+        <w:r>
+          <w:rPr>
+            <w:rStyle w:val="Hyperlink"/>
+          </w:rPr>
+          <w:t>, 2017</w:t>
         </w:r>
       </w:hyperlink>
       <w:r>
@@ -570,7 +806,23 @@
           <w:b/>
           <w:bCs/>
         </w:rPr>
-        <w:t>demonstrating that Mint scores have a robust structure and predictive validity for a range of clinically-relevant outcomes</w:t>
+        <w:t xml:space="preserve">demonstrating that Mint scores have a robust structure and predictive validity for a range of </w:t>
+      </w:r>
+      <w:proofErr w:type="gramStart"/>
+      <w:r>
+        <w:rPr>
+          <w:b/>
+          <w:bCs/>
+        </w:rPr>
+        <w:t>clinically-relevant</w:t>
+      </w:r>
+      <w:proofErr w:type="gramEnd"/>
+      <w:r>
+        <w:rPr>
+          <w:b/>
+          <w:bCs/>
+        </w:rPr>
+        <w:t xml:space="preserve"> outcomes</w:t>
       </w:r>
       <w:r>
         <w:t>.</w:t>
@@ -621,11 +873,35 @@
         <w:t>context</w:t>
       </w:r>
       <w:r>
-        <w:t xml:space="preserve"> in which it occurs. Our objective was not to develop a questionnaire measuring a new or theoretically distinct facet, but </w:t>
+        <w:t xml:space="preserve"> in which it occurs. Our objective was not to develop a questionnaire measuring a new or theoretically distinct </w:t>
+      </w:r>
+      <w:proofErr w:type="gramStart"/>
+      <w:r>
+        <w:t>facet, but</w:t>
+      </w:r>
+      <w:proofErr w:type="gramEnd"/>
+      <w:r>
+        <w:t xml:space="preserve"> </w:t>
       </w:r>
       <w:r>
         <w:lastRenderedPageBreak/>
-        <w:t>instead build on existing research and synthesise existing ideas and frameworks into a comprehensive and modern tool that captures both the richness of interoceptive experiences and the most prominent facets of interoception.</w:t>
+        <w:t xml:space="preserve">instead </w:t>
+      </w:r>
+      <w:proofErr w:type="gramStart"/>
+      <w:r>
+        <w:t>build on</w:t>
+      </w:r>
+      <w:proofErr w:type="gramEnd"/>
+      <w:r>
+        <w:t xml:space="preserve"> existing research and </w:t>
+      </w:r>
+      <w:proofErr w:type="spellStart"/>
+      <w:r>
+        <w:t>synthesise</w:t>
+      </w:r>
+      <w:proofErr w:type="spellEnd"/>
+      <w:r>
+        <w:t xml:space="preserve"> existing ideas and frameworks into a comprehensive and modern tool that captures both the richness of interoceptive experiences and the most prominent facets of interoception.</w:t>
       </w:r>
     </w:p>
     <w:p>
@@ -633,7 +909,23 @@
         <w:pStyle w:val="BodyText"/>
       </w:pPr>
       <w:r>
-        <w:t>Item development proceeded through a structured process aimed at maximising consistency and breadth across interoceptive modalities and experiential contexts. Existing interoception questionnaires were first systematically reviewed to characterise the current measurement landscape, including content scope, item phrasing, and response formats. Insights from this stage, together with relevant theoretical literature and expert domain knowledge, informed the construction of a modality-by-context grid (see item generation section below), which was designed to capture and structure core principles of interoceptive experience while identifying gaps in existing measures. Items were then generated to populate each cell of this grid, using simple, first-person statements with a consistent grammatical structure. Where relevant, item wording drew inspiration from existing instruments; however, all items were newly formulated to explicitly specify both the bodily modality and the experiential context. Items were iteratively refined through internal discussion to ensure clarity, uniformity of phrasing within facets, and balanced representation across modalities and contexts. Throughout this process, redundant or ambiguous items were revised or removed, and additional items were generated where coverage was deemed insufficient. Importantly, item generation was not guided by anticipated latent dimensions or clustering, but rather by the goal of comprehensive and conceptually coherent coverage of objectively defined modalities and contexts.</w:t>
+        <w:t xml:space="preserve">Item development proceeded through a structured process aimed at </w:t>
+      </w:r>
+      <w:proofErr w:type="spellStart"/>
+      <w:r>
+        <w:t>maximising</w:t>
+      </w:r>
+      <w:proofErr w:type="spellEnd"/>
+      <w:r>
+        <w:t xml:space="preserve"> consistency and breadth across interoceptive modalities and experiential contexts. Existing interoception questionnaires were first systematically reviewed to </w:t>
+      </w:r>
+      <w:proofErr w:type="spellStart"/>
+      <w:r>
+        <w:t>characterise</w:t>
+      </w:r>
+      <w:proofErr w:type="spellEnd"/>
+      <w:r>
+        <w:t xml:space="preserve"> the current measurement landscape, including content scope, item phrasing, and response formats. Insights from this stage, together with relevant theoretical literature and expert domain knowledge, informed the construction of a modality-by-context grid (see item generation section below), which was designed to capture and structure core principles of interoceptive experience while identifying gaps in existing measures. Items were then generated to populate each cell of this grid, using simple, first-person statements with a consistent grammatical structure. Where relevant, item wording drew inspiration from existing instruments; however, all items were newly formulated to explicitly specify both the bodily modality and the experiential context. Items were iteratively refined through internal discussion to ensure clarity, uniformity of phrasing within facets, and balanced representation across modalities and contexts. Throughout this process, redundant or ambiguous items were revised or removed, and additional items were generated where coverage was deemed insufficient. Importantly, item generation was not guided by anticipated latent dimensions or clustering, but rather by the goal of comprehensive and conceptually coherent coverage of objectively defined modalities and contexts.</w:t>
       </w:r>
     </w:p>
     <w:p>
@@ -654,11 +946,19 @@
         <w:t xml:space="preserve">, we expanded beyond the typical cardio-respiratory focus to encompass a wide range of bodily systems: cardiac, respiratory, gastric, genital, bladder &amp; colon, and skin &amp; temperature (the latter of which being increasingly recognized as a key interoceptive channel, </w:t>
       </w:r>
       <w:hyperlink w:anchor="ref-crucianelli2023role">
+        <w:proofErr w:type="spellStart"/>
         <w:r>
           <w:rPr>
             <w:rStyle w:val="Hyperlink"/>
           </w:rPr>
-          <w:t>Crucianelli &amp; Ehrsson, 2023</w:t>
+          <w:t>Crucianelli</w:t>
+        </w:r>
+        <w:proofErr w:type="spellEnd"/>
+        <w:r>
+          <w:rPr>
+            <w:rStyle w:val="Hyperlink"/>
+          </w:rPr>
+          <w:t xml:space="preserve"> &amp; Ehrsson, 2023</w:t>
         </w:r>
       </w:hyperlink>
       <w:r>
@@ -694,7 +994,15 @@
         <w:t>contexts</w:t>
       </w:r>
       <w:r>
-        <w:t>, we designed facets to capture specific situational contexts like negative (anxious) and positive (sexual) arousal, which reflect distinct bodily states with differing interoceptive signatures. Facets were also designed to capture other experiential qualities tapping into elaboration and threshold of perception, such as sensitivity, accuracy, and confusion. This systematic framework yielded a diverse pool of 120 initial items, ensuring comprehensive coverage while minimising the ambiguity inherent in context-free questions.</w:t>
+        <w:t xml:space="preserve">, we designed facets to capture specific situational contexts like negative (anxious) and positive (sexual) arousal, which reflect distinct bodily states with differing interoceptive signatures. Facets were also designed to capture other experiential qualities tapping into elaboration and threshold of perception, such as sensitivity, accuracy, and confusion. This systematic framework yielded a diverse pool of 120 initial items, ensuring comprehensive coverage while </w:t>
+      </w:r>
+      <w:proofErr w:type="spellStart"/>
+      <w:r>
+        <w:t>minimising</w:t>
+      </w:r>
+      <w:proofErr w:type="spellEnd"/>
+      <w:r>
+        <w:t xml:space="preserve"> the ambiguity inherent in context-free questions.</w:t>
       </w:r>
     </w:p>
     <w:p>
@@ -712,7 +1020,15 @@
         <w:t>using psychometric network-based techniques</w:t>
       </w:r>
       <w:r>
-        <w:t>, identifying and removing redundant items and revealing the most stable and coherent dimensional structure. We also designed the study to enable an examination of structural invariance depending on presentation format (e.g., how items are grouped together, whether by modality, facet or randomly) which is an often overlooked psychometric quality. This rigorous, multi-stage process was designed to produce a subset of items with a clear, stable, and theoretically rich hierarchical structure, ready for formal validation in Study 2.</w:t>
+        <w:t xml:space="preserve">, identifying and removing redundant items and revealing the most stable and coherent dimensional structure. We also designed the study to enable an examination of structural invariance depending on presentation format (e.g., how items are grouped together, whether by modality, facet or randomly) which is an </w:t>
+      </w:r>
+      <w:proofErr w:type="gramStart"/>
+      <w:r>
+        <w:t>often overlooked</w:t>
+      </w:r>
+      <w:proofErr w:type="gramEnd"/>
+      <w:r>
+        <w:t xml:space="preserve"> psychometric quality. This rigorous, multi-stage process was designed to produce a subset of items with a clear, stable, and theoretically rich hierarchical structure, ready for formal validation in Study 2.</w:t>
       </w:r>
     </w:p>
     <w:p>
@@ -792,7 +1108,15 @@
         <w:pStyle w:val="FirstParagraph"/>
       </w:pPr>
       <w:r>
-        <w:t>Based on the two goals outlined for this scale, namely to include different interoceptive modalities, and to explicitly state the context of the interoceptive experience (e.g., whether negative or positive), we generated items in a systematic way following a combinatory approach, where each item’s category corresponds to the union of a specific modality and context (</w:t>
+        <w:t xml:space="preserve">Based on the two goals outlined for this scale, </w:t>
+      </w:r>
+      <w:proofErr w:type="gramStart"/>
+      <w:r>
+        <w:t>namely</w:t>
+      </w:r>
+      <w:proofErr w:type="gramEnd"/>
+      <w:r>
+        <w:t xml:space="preserve"> to include different interoceptive modalities, and to explicitly state the context of the interoceptive experience (e.g., whether negative or positive), we generated items in a systematic way following a combinatory approach, where each item’s category corresponds to the union of a specific modality and context (</w:t>
       </w:r>
       <w:hyperlink w:anchor="fig-one">
         <w:r>
@@ -852,7 +1176,31 @@
         <w:pStyle w:val="BodyText"/>
       </w:pPr>
       <w:r>
-        <w:t>We additionally crafted 8 “attention check” items blending in (and distributed across) each category. These items were designed to match the grammatical structure and response format of the surrounding items, in order to minimise their salience and reduce the risk of demand characteristics. Each attention check explicitly instructed participants to select a specific response option (e.g., the lowest, leftmost, or rightmost point on the scale), thereby allowing us to assess whether participants were attentively reading and following item instructions (see items in green in initial item list for more information).</w:t>
+        <w:t xml:space="preserve">We additionally crafted 8 “attention check” items blending in (and distributed across) each category. These items were designed to match the grammatical structure and response format of the surrounding items, </w:t>
+      </w:r>
+      <w:proofErr w:type="gramStart"/>
+      <w:r>
+        <w:t>in order to</w:t>
+      </w:r>
+      <w:proofErr w:type="gramEnd"/>
+      <w:r>
+        <w:t xml:space="preserve"> </w:t>
+      </w:r>
+      <w:proofErr w:type="spellStart"/>
+      <w:r>
+        <w:t>minimise</w:t>
+      </w:r>
+      <w:proofErr w:type="spellEnd"/>
+      <w:r>
+        <w:t xml:space="preserve"> their salience and reduce the risk of demand characteristics. Each attention </w:t>
+      </w:r>
+      <w:proofErr w:type="gramStart"/>
+      <w:r>
+        <w:t>check</w:t>
+      </w:r>
+      <w:proofErr w:type="gramEnd"/>
+      <w:r>
+        <w:t xml:space="preserve"> explicitly instructed participants to select a specific response option (e.g., the lowest, leftmost, or rightmost point on the scale), thereby allowing us to assess whether participants were attentively reading and following item instructions (see items in green in initial item list for more information).</w:t>
       </w:r>
     </w:p>
     <w:p>
@@ -871,7 +1219,15 @@
         <w:pStyle w:val="FirstParagraph"/>
       </w:pPr>
       <w:r>
-        <w:t>To avoid presenting all the 120 items on a single long and discouraging page, we split them into different pages. Participants were randomly assigned to one of three conditions, driving how items were grouped on the same page: 1) items grouped by modality (i.e., all cardiac items on the first page, all colon &amp; bladder items on the second, etc.), 2) items grouped by facet, or 3) items presented fully randomly (but with their number balanced across 6 pages). The order of the item on any given page and the order of the modalities/facets was randomized. Each participant completed the full set of 120 items, with 8 attention check items interspersed throughout. The online experiment was implemented using JsPsych (</w:t>
+        <w:t xml:space="preserve">To avoid presenting all the 120 items on a single long and discouraging page, we split them into different pages. Participants were randomly assigned to one of three conditions, driving how items were grouped on the same page: 1) items grouped by modality (i.e., all cardiac items on the first page, all colon &amp; bladder items on the second, etc.), 2) items grouped by facet, or 3) items presented fully randomly (but with their number balanced across 6 pages). The order of the item on any given page and the order of the modalities/facets was randomized. Each participant completed the full set of 120 items, with 8 attention check items interspersed throughout. The online experiment was implemented using </w:t>
+      </w:r>
+      <w:proofErr w:type="spellStart"/>
+      <w:r>
+        <w:t>JsPsych</w:t>
+      </w:r>
+      <w:proofErr w:type="spellEnd"/>
+      <w:r>
+        <w:t xml:space="preserve"> (</w:t>
       </w:r>
       <w:hyperlink w:anchor="ref-de2015jspsych">
         <w:r>
@@ -911,7 +1267,15 @@
         </w:r>
       </w:hyperlink>
       <w:r>
-        <w:t xml:space="preserve">), the Adjusted RV (Rvadj, </w:t>
+        <w:t>), the Adjusted RV (</w:t>
+      </w:r>
+      <w:proofErr w:type="spellStart"/>
+      <w:r>
+        <w:t>Rvadj</w:t>
+      </w:r>
+      <w:proofErr w:type="spellEnd"/>
+      <w:r>
+        <w:t xml:space="preserve">, </w:t>
       </w:r>
       <w:hyperlink w:anchor="ref-mayer2011exploratory">
         <w:r>
@@ -933,7 +1297,15 @@
         </w:r>
       </w:hyperlink>
       <w:r>
-        <w:t xml:space="preserve">). For each index, we bootstrapped the difference between the similarity with the facet and modality conditions to test whether the correlation matrix in the random-grouping condition is significantly more similar to any of the two other conditions. Items deemed “redundant” (which can distort the item structure estimation by introducing multicollinearity or local dependencies) were identified (using the recommended threshold of 0.25) using Unique Variable Analysis (UVA, </w:t>
+        <w:t xml:space="preserve">). For each index, we bootstrapped the difference between the similarity with the facet and modality conditions to test whether the correlation matrix in the random-grouping condition is significantly more </w:t>
+      </w:r>
+      <w:proofErr w:type="gramStart"/>
+      <w:r>
+        <w:t>similar to</w:t>
+      </w:r>
+      <w:proofErr w:type="gramEnd"/>
+      <w:r>
+        <w:t xml:space="preserve"> any of the two other conditions. Items deemed “redundant” (which can distort the item structure estimation by introducing multicollinearity or local dependencies) were identified (using the recommended threshold of 0.25) using Unique Variable Analysis (UVA, </w:t>
       </w:r>
       <w:hyperlink w:anchor="ref-christensen2023unique">
         <w:r>
@@ -960,14 +1332,36 @@
       </w:pPr>
       <w:r>
         <w:lastRenderedPageBreak/>
-        <w:t xml:space="preserve">The structure of the items was analyzed using the recently-developed Exploratory Graph Analysis (EGA, </w:t>
+        <w:t xml:space="preserve">The structure of the items was analyzed using the </w:t>
+      </w:r>
+      <w:proofErr w:type="gramStart"/>
+      <w:r>
+        <w:t>recently-developed</w:t>
+      </w:r>
+      <w:proofErr w:type="gramEnd"/>
+      <w:r>
+        <w:t xml:space="preserve"> Exploratory Graph Analysis (EGA, </w:t>
       </w:r>
       <w:hyperlink w:anchor="ref-golino2017exploratory">
         <w:r>
           <w:rPr>
             <w:rStyle w:val="Hyperlink"/>
           </w:rPr>
-          <w:t>H. F. Golino &amp; Epskamp, 2017</w:t>
+          <w:t xml:space="preserve">H. F. Golino &amp; </w:t>
+        </w:r>
+        <w:proofErr w:type="spellStart"/>
+        <w:r>
+          <w:rPr>
+            <w:rStyle w:val="Hyperlink"/>
+          </w:rPr>
+          <w:t>Epskamp</w:t>
+        </w:r>
+        <w:proofErr w:type="spellEnd"/>
+        <w:r>
+          <w:rPr>
+            <w:rStyle w:val="Hyperlink"/>
+          </w:rPr>
+          <w:t>, 2017</w:t>
         </w:r>
       </w:hyperlink>
       <w:r>
@@ -990,7 +1384,15 @@
         <w:pStyle w:val="BodyText"/>
       </w:pPr>
       <w:r>
-        <w:t>We selected this approach for both conceptual and methodological reasons. The item pool was intentionally heterogeneous, spanning multiple physiological domains and psychological contexts. We therefore anticipated cross-domain associations and potential correlated or partially overlapping dimensions. Traditional factor analytic models explained this covariance among items by assuming latent variables that generate shared variance. However, in complex structures characterised by high inter-factor correlations or low cross-loadings, global variance patterns can dominate, potentially biasing the estimating of the number of dimensions (</w:t>
+        <w:t xml:space="preserve">We selected this approach for both conceptual and methodological reasons. The item pool was intentionally heterogeneous, spanning multiple physiological domains and psychological contexts. We therefore anticipated cross-domain associations and potential correlated or partially overlapping dimensions. Traditional factor analytic models explained this covariance among items by assuming latent variables that generate shared variance. However, in complex structures </w:t>
+      </w:r>
+      <w:proofErr w:type="spellStart"/>
+      <w:r>
+        <w:t>characterised</w:t>
+      </w:r>
+      <w:proofErr w:type="spellEnd"/>
+      <w:r>
+        <w:t xml:space="preserve"> by high inter-factor correlations or low cross-loadings, global variance patterns can dominate, potentially biasing the estimating of the number of dimensions (</w:t>
       </w:r>
       <w:hyperlink w:anchor="ref-christensen2021equivalency">
         <w:r>
@@ -1008,7 +1410,21 @@
           <w:rPr>
             <w:rStyle w:val="Hyperlink"/>
           </w:rPr>
-          <w:t>H. F. Golino &amp; Epskamp, 2017</w:t>
+          <w:t xml:space="preserve">H. F. Golino &amp; </w:t>
+        </w:r>
+        <w:proofErr w:type="spellStart"/>
+        <w:r>
+          <w:rPr>
+            <w:rStyle w:val="Hyperlink"/>
+          </w:rPr>
+          <w:t>Epskamp</w:t>
+        </w:r>
+        <w:proofErr w:type="spellEnd"/>
+        <w:r>
+          <w:rPr>
+            <w:rStyle w:val="Hyperlink"/>
+          </w:rPr>
+          <w:t>, 2017</w:t>
         </w:r>
       </w:hyperlink>
       <w:r>
@@ -1042,7 +1458,23 @@
         <w:pStyle w:val="BodyText"/>
       </w:pPr>
       <w:r>
-        <w:t>After removing redundant items using UVA, we iteratively fitted hierarchical EGA models (which additionally estimate higher-order “meta” clusters) using “glasso” (</w:t>
+        <w:t xml:space="preserve">After removing redundant items using UVA, we iteratively fitted hierarchical EGA models (which additionally estimate </w:t>
+      </w:r>
+      <w:proofErr w:type="gramStart"/>
+      <w:r>
+        <w:t>higher-order</w:t>
+      </w:r>
+      <w:proofErr w:type="gramEnd"/>
+      <w:r>
+        <w:t xml:space="preserve"> “meta” clusters) using “</w:t>
+      </w:r>
+      <w:proofErr w:type="spellStart"/>
+      <w:r>
+        <w:t>glasso</w:t>
+      </w:r>
+      <w:proofErr w:type="spellEnd"/>
+      <w:r>
+        <w:t>” (</w:t>
       </w:r>
       <w:hyperlink w:anchor="ref-friedman2008sparse">
         <w:r>
@@ -1062,14 +1494,32 @@
       <w:r>
         <w:t>) and the “Leiden” algorithm (</w:t>
       </w:r>
-      <w:hyperlink w:anchor="ref-traag2019louvain">
-        <w:r>
-          <w:rPr>
-            <w:rStyle w:val="Hyperlink"/>
-          </w:rPr>
-          <w:t>Traag et al., 2019</w:t>
-        </w:r>
-      </w:hyperlink>
+      <w:proofErr w:type="spellStart"/>
+      <w:r>
+        <w:fldChar w:fldCharType="begin"/>
+      </w:r>
+      <w:r>
+        <w:instrText>HYPERLINK \l "ref-traag2019louvain" \h</w:instrText>
+      </w:r>
+      <w:r>
+        <w:fldChar w:fldCharType="separate"/>
+      </w:r>
+      <w:r>
+        <w:rPr>
+          <w:rStyle w:val="Hyperlink"/>
+        </w:rPr>
+        <w:t>Traag</w:t>
+      </w:r>
+      <w:proofErr w:type="spellEnd"/>
+      <w:r>
+        <w:rPr>
+          <w:rStyle w:val="Hyperlink"/>
+        </w:rPr>
+        <w:t xml:space="preserve"> et al., 2019</w:t>
+      </w:r>
+      <w:r>
+        <w:fldChar w:fldCharType="end"/>
+      </w:r>
       <w:r>
         <w:t>) for community detection, refining the item pool at each step. We then evaluated item stability (e.g., extent to which items shift between clusters across bootstrapped samples). Stability ranges from 0 (no stability) to 1 (perfect stability), with values below 0.75 indicating insufficient stability (</w:t>
       </w:r>
@@ -1096,7 +1546,15 @@
         </m:r>
       </m:oMath>
       <w:r>
-        <w:t xml:space="preserve"> 0.70 we applied a more conservative criterion and removed items with stability below 0.80 to preserve stronger indicators from a large initial item pool. We also removed items that did not belong to any cluster and item pairs, retaining only items from clusters with more than two items. Finally, within each lower-level cluster, we selected the three items with the highest node centrality (i.e., the strongest loadings within the cluster). To assess dimension stability, we evaluated the robustness of the identified clusters using bootstrapping, which provides indices of structural consistency (i.e., the proportion of bootstrap samples in which the original dimension is exactly replicated). High stability (e.g., &gt;70%, </w:t>
+        <w:t xml:space="preserve"> </w:t>
+      </w:r>
+      <w:proofErr w:type="gramStart"/>
+      <w:r>
+        <w:t>0.70</w:t>
+      </w:r>
+      <w:proofErr w:type="gramEnd"/>
+      <w:r>
+        <w:t xml:space="preserve"> we applied a more conservative criterion and removed items with stability below 0.80 to preserve stronger indicators from a large initial item pool. We also removed items that did not belong to any cluster and item pairs, retaining only items from clusters with more than two items. Finally, within each lower-level cluster, we selected the three items with the highest node centrality (i.e., the strongest loadings within the cluster). To assess dimension stability, we evaluated the robustness of the identified clusters using bootstrapping, which provides indices of structural consistency (i.e., the proportion of bootstrap samples in which the original dimension is exactly replicated). High stability (e.g., &gt;70%, </w:t>
       </w:r>
       <w:hyperlink w:anchor="ref-christensen2021estimating">
         <w:r>
@@ -1139,6 +1597,7 @@
       <w:r>
         <w:t xml:space="preserve">), leveraging the </w:t>
       </w:r>
+      <w:proofErr w:type="spellStart"/>
       <w:r>
         <w:rPr>
           <w:i/>
@@ -1146,17 +1605,36 @@
         </w:rPr>
         <w:t>easystats</w:t>
       </w:r>
+      <w:proofErr w:type="spellEnd"/>
       <w:r>
         <w:t xml:space="preserve"> ecosystem (</w:t>
       </w:r>
-      <w:hyperlink w:anchor="ref-ludecke2019insight">
-        <w:r>
-          <w:rPr>
-            <w:rStyle w:val="Hyperlink"/>
-          </w:rPr>
-          <w:t>Lüdecke et al., 2019</w:t>
-        </w:r>
-      </w:hyperlink>
+      <w:proofErr w:type="spellStart"/>
+      <w:r>
+        <w:fldChar w:fldCharType="begin"/>
+      </w:r>
+      <w:r>
+        <w:instrText>HYPERLINK \l "ref-ludecke2019insight" \h</w:instrText>
+      </w:r>
+      <w:r>
+        <w:fldChar w:fldCharType="separate"/>
+      </w:r>
+      <w:r>
+        <w:rPr>
+          <w:rStyle w:val="Hyperlink"/>
+        </w:rPr>
+        <w:t>Lüdecke</w:t>
+      </w:r>
+      <w:proofErr w:type="spellEnd"/>
+      <w:r>
+        <w:rPr>
+          <w:rStyle w:val="Hyperlink"/>
+        </w:rPr>
+        <w:t xml:space="preserve"> et al., 2019</w:t>
+      </w:r>
+      <w:r>
+        <w:fldChar w:fldCharType="end"/>
+      </w:r>
       <w:r>
         <w:t xml:space="preserve">, </w:t>
       </w:r>
@@ -1171,6 +1649,7 @@
       <w:r>
         <w:t xml:space="preserve">) and the </w:t>
       </w:r>
+      <w:proofErr w:type="spellStart"/>
       <w:r>
         <w:rPr>
           <w:i/>
@@ -1178,6 +1657,7 @@
         </w:rPr>
         <w:t>EGAnet</w:t>
       </w:r>
+      <w:proofErr w:type="spellEnd"/>
       <w:r>
         <w:t xml:space="preserve"> package (</w:t>
       </w:r>
@@ -1611,18 +2091,56 @@
       <w:pPr>
         <w:pStyle w:val="BodyText"/>
       </w:pPr>
-      <w:r>
-        <w:t xml:space="preserve">From the 120 initial items, 4 redundant items were flagged by UVA. We then removed 40 items that showed low cluster stability, and 9 items that were part of clusters with less than 3 items. Finally, We kept the 3 items with the highest loading in their lower-level structure (removing 13 items in the process), resulting in 54 items in the final item pool. The final hierarchical EGA model (TEFI = -119.18) - in which all 54 items yielded a high cluster stability (&gt; 90%) suggested 3 metaclusters and 15 lower-level clusters (each containing 3 items): “Interoceptive Deficits” (containing 5 clusters: </w:t>
-      </w:r>
-      <w:r>
-        <w:rPr>
-          <w:i/>
-          <w:iCs/>
-        </w:rPr>
-        <w:t>Urointestinal Inaccuracy</w:t>
-      </w:r>
-      <w:r>
-        <w:t xml:space="preserve"> - UrIn; </w:t>
+      <w:proofErr w:type="gramStart"/>
+      <w:r>
+        <w:t>From</w:t>
+      </w:r>
+      <w:proofErr w:type="gramEnd"/>
+      <w:r>
+        <w:t xml:space="preserve"> the 120 initial items, 4 redundant items were flagged by UVA. We then removed 40 items that showed low cluster stability, and 9 items that were part of clusters with less than 3 items. Finally, </w:t>
+      </w:r>
+      <w:proofErr w:type="gramStart"/>
+      <w:r>
+        <w:t>We</w:t>
+      </w:r>
+      <w:proofErr w:type="gramEnd"/>
+      <w:r>
+        <w:t xml:space="preserve"> kept the 3 items with the highest loading in their lower-level structure (removing 13 items in the process), resulting in 54 items in the final item pool. The final hierarchical EGA model (TEFI = -119.18) - in which all 54 items yielded a high cluster stability (&gt; 90%) suggested 3 </w:t>
+      </w:r>
+      <w:proofErr w:type="spellStart"/>
+      <w:r>
+        <w:t>metaclusters</w:t>
+      </w:r>
+      <w:proofErr w:type="spellEnd"/>
+      <w:r>
+        <w:t xml:space="preserve"> and 15 lower-level clusters (each containing 3 items): “Interoceptive Deficits” (containing 5 clusters: </w:t>
+      </w:r>
+      <w:proofErr w:type="spellStart"/>
+      <w:r>
+        <w:rPr>
+          <w:i/>
+          <w:iCs/>
+        </w:rPr>
+        <w:t>Urointestinal</w:t>
+      </w:r>
+      <w:proofErr w:type="spellEnd"/>
+      <w:r>
+        <w:rPr>
+          <w:i/>
+          <w:iCs/>
+        </w:rPr>
+        <w:t xml:space="preserve"> Inaccuracy</w:t>
+      </w:r>
+      <w:r>
+        <w:t xml:space="preserve"> - </w:t>
+      </w:r>
+      <w:proofErr w:type="spellStart"/>
+      <w:r>
+        <w:t>UrIn</w:t>
+      </w:r>
+      <w:proofErr w:type="spellEnd"/>
+      <w:r>
+        <w:t xml:space="preserve">; </w:t>
       </w:r>
       <w:r>
         <w:rPr>
@@ -1632,7 +2150,15 @@
         <w:t>Cardiorespiratory Confusion</w:t>
       </w:r>
       <w:r>
-        <w:t xml:space="preserve"> - CaCo; </w:t>
+        <w:t xml:space="preserve"> - </w:t>
+      </w:r>
+      <w:proofErr w:type="spellStart"/>
+      <w:r>
+        <w:t>CaCo</w:t>
+      </w:r>
+      <w:proofErr w:type="spellEnd"/>
+      <w:r>
+        <w:t xml:space="preserve">; </w:t>
       </w:r>
       <w:r>
         <w:rPr>
@@ -1642,7 +2168,15 @@
         <w:t>Cardiorespiratory Noticing</w:t>
       </w:r>
       <w:r>
-        <w:t xml:space="preserve"> - CaNo; </w:t>
+        <w:t xml:space="preserve"> - </w:t>
+      </w:r>
+      <w:proofErr w:type="spellStart"/>
+      <w:r>
+        <w:t>CaNo</w:t>
+      </w:r>
+      <w:proofErr w:type="spellEnd"/>
+      <w:r>
+        <w:t xml:space="preserve">; </w:t>
       </w:r>
       <w:r>
         <w:rPr>
@@ -1652,7 +2186,15 @@
         <w:t>Olfactory Contribution</w:t>
       </w:r>
       <w:r>
-        <w:t xml:space="preserve"> - Olfa; </w:t>
+        <w:t xml:space="preserve"> - </w:t>
+      </w:r>
+      <w:proofErr w:type="spellStart"/>
+      <w:r>
+        <w:t>Olfa</w:t>
+      </w:r>
+      <w:proofErr w:type="spellEnd"/>
+      <w:r>
+        <w:t xml:space="preserve">; </w:t>
       </w:r>
       <w:r>
         <w:rPr>
@@ -1672,7 +2214,15 @@
         <w:t>Sexual Arousal Awareness</w:t>
       </w:r>
       <w:r>
-        <w:t xml:space="preserve"> - SexA; </w:t>
+        <w:t xml:space="preserve"> - </w:t>
+      </w:r>
+      <w:proofErr w:type="spellStart"/>
+      <w:r>
+        <w:t>SexA</w:t>
+      </w:r>
+      <w:proofErr w:type="spellEnd"/>
+      <w:r>
+        <w:t xml:space="preserve">; </w:t>
       </w:r>
       <w:r>
         <w:rPr>
@@ -1682,7 +2232,15 @@
         <w:t>Sexual Arousal Sensitivity</w:t>
       </w:r>
       <w:r>
-        <w:t xml:space="preserve"> - SexS; </w:t>
+        <w:t xml:space="preserve"> - </w:t>
+      </w:r>
+      <w:proofErr w:type="spellStart"/>
+      <w:r>
+        <w:t>SexS</w:t>
+      </w:r>
+      <w:proofErr w:type="spellEnd"/>
+      <w:r>
+        <w:t xml:space="preserve">; </w:t>
       </w:r>
       <w:r>
         <w:rPr>
@@ -1692,14 +2250,31 @@
         <w:t>Sexual Organs Sensitivity</w:t>
       </w:r>
       <w:r>
-        <w:t xml:space="preserve"> - SexO; </w:t>
-      </w:r>
-      <w:r>
-        <w:rPr>
-          <w:i/>
-          <w:iCs/>
-        </w:rPr>
-        <w:t>Urointestinal Sensitivity</w:t>
+        <w:t xml:space="preserve"> - </w:t>
+      </w:r>
+      <w:proofErr w:type="spellStart"/>
+      <w:r>
+        <w:t>SexO</w:t>
+      </w:r>
+      <w:proofErr w:type="spellEnd"/>
+      <w:r>
+        <w:t xml:space="preserve">; </w:t>
+      </w:r>
+      <w:proofErr w:type="spellStart"/>
+      <w:r>
+        <w:rPr>
+          <w:i/>
+          <w:iCs/>
+        </w:rPr>
+        <w:t>Urointestinal</w:t>
+      </w:r>
+      <w:proofErr w:type="spellEnd"/>
+      <w:r>
+        <w:rPr>
+          <w:i/>
+          <w:iCs/>
+        </w:rPr>
+        <w:t xml:space="preserve"> Sensitivity</w:t>
       </w:r>
       <w:r>
         <w:t xml:space="preserve"> - UrSe; </w:t>
@@ -1712,7 +2287,15 @@
         <w:t>Relaxation Awareness</w:t>
       </w:r>
       <w:r>
-        <w:t xml:space="preserve"> - RelA; </w:t>
+        <w:t xml:space="preserve"> - </w:t>
+      </w:r>
+      <w:proofErr w:type="spellStart"/>
+      <w:r>
+        <w:t>RelA</w:t>
+      </w:r>
+      <w:proofErr w:type="spellEnd"/>
+      <w:r>
+        <w:t xml:space="preserve">; </w:t>
       </w:r>
       <w:r>
         <w:rPr>
@@ -1722,7 +2305,15 @@
         <w:t>State Specificity</w:t>
       </w:r>
       <w:r>
-        <w:t xml:space="preserve"> - StaS; </w:t>
+        <w:t xml:space="preserve"> - </w:t>
+      </w:r>
+      <w:proofErr w:type="spellStart"/>
+      <w:r>
+        <w:t>StaS</w:t>
+      </w:r>
+      <w:proofErr w:type="spellEnd"/>
+      <w:r>
+        <w:t xml:space="preserve">; </w:t>
       </w:r>
       <w:r>
         <w:rPr>
@@ -1732,8 +2323,17 @@
         <w:t>Expulsion Accuracy</w:t>
       </w:r>
       <w:r>
-        <w:t xml:space="preserve"> - ExAc), and “Interoceptive Sensitivity” (containing 6 clusters: </w:t>
-      </w:r>
+        <w:t xml:space="preserve"> - </w:t>
+      </w:r>
+      <w:proofErr w:type="spellStart"/>
+      <w:r>
+        <w:t>ExAc</w:t>
+      </w:r>
+      <w:proofErr w:type="spellEnd"/>
+      <w:r>
+        <w:t xml:space="preserve">), and “Interoceptive Sensitivity” (containing 6 clusters: </w:t>
+      </w:r>
+      <w:proofErr w:type="spellStart"/>
       <w:r>
         <w:rPr>
           <w:i/>
@@ -1741,9 +2341,11 @@
         </w:rPr>
         <w:t>Cardioception</w:t>
       </w:r>
+      <w:proofErr w:type="spellEnd"/>
       <w:r>
         <w:t xml:space="preserve"> - Card; </w:t>
       </w:r>
+      <w:proofErr w:type="spellStart"/>
       <w:r>
         <w:rPr>
           <w:i/>
@@ -1751,9 +2353,11 @@
         </w:rPr>
         <w:t>Respiroception</w:t>
       </w:r>
+      <w:proofErr w:type="spellEnd"/>
       <w:r>
         <w:t xml:space="preserve"> - Resp; </w:t>
       </w:r>
+      <w:proofErr w:type="spellStart"/>
       <w:r>
         <w:rPr>
           <w:i/>
@@ -1761,9 +2365,11 @@
         </w:rPr>
         <w:t>Signalling</w:t>
       </w:r>
+      <w:proofErr w:type="spellEnd"/>
       <w:r>
         <w:t xml:space="preserve"> - Sign; </w:t>
       </w:r>
+      <w:proofErr w:type="spellStart"/>
       <w:r>
         <w:rPr>
           <w:i/>
@@ -1771,6 +2377,7 @@
         </w:rPr>
         <w:t>Gastroception</w:t>
       </w:r>
+      <w:proofErr w:type="spellEnd"/>
       <w:r>
         <w:t xml:space="preserve"> - Gast; </w:t>
       </w:r>
@@ -1792,7 +2399,23 @@
         <w:t>Sexual Arousal Changes</w:t>
       </w:r>
       <w:r>
-        <w:t xml:space="preserve"> - SexC). Of note, the dimension stability of the higher clusters showed low structure consistency for all high-order clusters (23%-47%). Within the factor-analytic framework, factor retention using oblimin rotation indicated both a 1-factor </w:t>
+        <w:t xml:space="preserve"> - </w:t>
+      </w:r>
+      <w:proofErr w:type="spellStart"/>
+      <w:r>
+        <w:t>SexC</w:t>
+      </w:r>
+      <w:proofErr w:type="spellEnd"/>
+      <w:r>
+        <w:t xml:space="preserve">). Of note, the dimension stability of the higher clusters showed low structure consistency for all high-order clusters (23%-47%). Within the factor-analytic framework, factor retention using </w:t>
+      </w:r>
+      <w:proofErr w:type="spellStart"/>
+      <w:r>
+        <w:t>oblimin</w:t>
+      </w:r>
+      <w:proofErr w:type="spellEnd"/>
+      <w:r>
+        <w:t xml:space="preserve"> rotation indicated both a 1-factor </w:t>
       </w:r>
       <w:r>
         <w:lastRenderedPageBreak/>
@@ -2233,6 +2856,7 @@
       <w:r>
         <w:t xml:space="preserve"> (too general and overlapping with the other more specific sex-related items), </w:t>
       </w:r>
+      <w:proofErr w:type="spellStart"/>
       <w:r>
         <w:rPr>
           <w:i/>
@@ -2240,6 +2864,7 @@
         </w:rPr>
         <w:t>Signalling</w:t>
       </w:r>
+      <w:proofErr w:type="spellEnd"/>
       <w:r>
         <w:t xml:space="preserve"> (which items started with “when something important is happening in my life”, which meaning we deemed too open to interpretation), and </w:t>
       </w:r>
@@ -2270,7 +2895,15 @@
         <w:pStyle w:val="FirstParagraph"/>
       </w:pPr>
       <w:r>
-        <w:t>The aim of Study 1 was to develop and refine a large, systematically generated pool of interoceptive items into a psychometrically sound and structurally coherent questionnaire. Starting with 120 items derived from a modality-by-context grid, we employed a multi-step, data-driven reduction process using structure analysis methods. This procedure yielded a final, balanced set of 45 items, organised within a stable hierarchical structure comprising three higher-order dimensions (Interoceptive Deficits, Interoceptive Awareness, Interoceptive Sensitivity) and 12 distinct lower-level facets.</w:t>
+        <w:t xml:space="preserve">The aim of Study 1 was to develop and refine a large, systematically generated pool of interoceptive items into a psychometrically sound and structurally coherent questionnaire. Starting with 120 items derived from a modality-by-context grid, we employed a multi-step, data-driven reduction process using structure analysis methods. This procedure yielded a final, balanced set of 45 items, </w:t>
+      </w:r>
+      <w:proofErr w:type="spellStart"/>
+      <w:r>
+        <w:t>organised</w:t>
+      </w:r>
+      <w:proofErr w:type="spellEnd"/>
+      <w:r>
+        <w:t xml:space="preserve"> within a stable hierarchical structure comprising three higher-order dimensions (Interoceptive Deficits, Interoceptive Awareness, Interoceptive Sensitivity) and 12 distinct lower-level facets.</w:t>
       </w:r>
     </w:p>
     <w:p>
@@ -2288,7 +2921,63 @@
         <w:t>interpretable insights</w:t>
       </w:r>
       <w:r>
-        <w:t xml:space="preserve"> into self-reported interoception, with flexible degrees of granularity. Notably, we categorised several facets (typically related to objective external behaviours, like coughing or sneezing) under the label “Awareness”. Although other questionnaires might refer to this as “Accuracy”, we preferred to preserve the notion that subjective self-reports, by their very nature, cannot be a pure measure of objective accuracy and are, at best, a proxy for subjective certainty or awareness of interoceptive processes. Furthermore, our approach revealed intriguing facets, such as “Olfactory Contribution”. This finding provides evidence for a pseudo-interoceptive pathway, whereby individuals with poorer access to internal signals may compensate by relying on external cues (e.g., odours) to infer their bodily state. The “Sensitivity” metacluster also grouped core visceroceptive facets (e.g., “Cardioception”, “Gastroception”) with “Dermal Hypersensitivity”, pointing to a potential common dimension of heightened perceptual sensitivity to bodily sensations.</w:t>
+        <w:t xml:space="preserve"> into self-reported interoception, with flexible degrees of granularity. Notably, we </w:t>
+      </w:r>
+      <w:proofErr w:type="spellStart"/>
+      <w:r>
+        <w:t>categorised</w:t>
+      </w:r>
+      <w:proofErr w:type="spellEnd"/>
+      <w:r>
+        <w:t xml:space="preserve"> several facets (typically related to objective external </w:t>
+      </w:r>
+      <w:proofErr w:type="spellStart"/>
+      <w:r>
+        <w:t>behaviours</w:t>
+      </w:r>
+      <w:proofErr w:type="spellEnd"/>
+      <w:r>
+        <w:t xml:space="preserve">, like coughing or sneezing) under the label “Awareness”. Although other questionnaires might refer to this as “Accuracy”, we preferred to preserve the notion that subjective self-reports, by their very nature, cannot be a pure measure of objective accuracy and are, at best, a proxy for subjective certainty or awareness of interoceptive processes. Furthermore, our approach revealed intriguing facets, such as “Olfactory Contribution”. This finding provides evidence for a pseudo-interoceptive pathway, whereby individuals with poorer access to internal signals may compensate by relying on external cues (e.g., </w:t>
+      </w:r>
+      <w:proofErr w:type="spellStart"/>
+      <w:r>
+        <w:t>odours</w:t>
+      </w:r>
+      <w:proofErr w:type="spellEnd"/>
+      <w:r>
+        <w:t xml:space="preserve">) to infer their bodily state. The “Sensitivity” </w:t>
+      </w:r>
+      <w:proofErr w:type="spellStart"/>
+      <w:r>
+        <w:t>metacluster</w:t>
+      </w:r>
+      <w:proofErr w:type="spellEnd"/>
+      <w:r>
+        <w:t xml:space="preserve"> also grouped core </w:t>
+      </w:r>
+      <w:proofErr w:type="spellStart"/>
+      <w:r>
+        <w:t>visceroceptive</w:t>
+      </w:r>
+      <w:proofErr w:type="spellEnd"/>
+      <w:r>
+        <w:t xml:space="preserve"> facets (e.g., “</w:t>
+      </w:r>
+      <w:proofErr w:type="spellStart"/>
+      <w:r>
+        <w:t>Cardioception</w:t>
+      </w:r>
+      <w:proofErr w:type="spellEnd"/>
+      <w:r>
+        <w:t>”, “</w:t>
+      </w:r>
+      <w:proofErr w:type="spellStart"/>
+      <w:r>
+        <w:t>Gastroception</w:t>
+      </w:r>
+      <w:proofErr w:type="spellEnd"/>
+      <w:r>
+        <w:t>”) with “Dermal Hypersensitivity”, pointing to a potential common dimension of heightened perceptual sensitivity to bodily sensations.</w:t>
       </w:r>
     </w:p>
     <w:p>
@@ -2333,12 +3022,21 @@
           <m:t>200</m:t>
         </m:r>
       </m:oMath>
+      <w:proofErr w:type="gramStart"/>
       <w:r>
         <w:rPr>
           <w:b/>
           <w:bCs/>
         </w:rPr>
-        <w:t>), but represents an under-investigated aspect of questionnaire design worthy of future research.</w:t>
+        <w:t>), but</w:t>
+      </w:r>
+      <w:proofErr w:type="gramEnd"/>
+      <w:r>
+        <w:rPr>
+          <w:b/>
+          <w:bCs/>
+        </w:rPr>
+        <w:t xml:space="preserve"> represents an under-investigated aspect of questionnaire design worthy of future research.</w:t>
       </w:r>
     </w:p>
     <w:p>
@@ -2367,7 +3065,15 @@
         <w:t>examine the psychometric properties of Mint scores</w:t>
       </w:r>
       <w:r>
-        <w:t xml:space="preserve"> and its relationship with existing measures in a large, independent sample. To this end, we sought to 1) re-assess the structure of the shorter Mint version and 2) establish its convergent validity by examining correlations with other established and popular interoception questionnaires (namely the MAIA-2, BPQ, and IAS), as well as other related measures (e.g., alexithymia). Finally, we assessed </w:t>
+        <w:t xml:space="preserve"> and </w:t>
+      </w:r>
+      <w:proofErr w:type="gramStart"/>
+      <w:r>
+        <w:t>its</w:t>
+      </w:r>
+      <w:proofErr w:type="gramEnd"/>
+      <w:r>
+        <w:t xml:space="preserve"> relationship with existing measures in a large, independent sample. To this end, we sought to 1) re-assess the structure of the shorter Mint version and 2) establish its convergent validity by examining correlations with other established and popular interoception questionnaires (namely the MAIA-2, BPQ, and IAS), as well as other related measures (e.g., alexithymia). Finally, we assessed </w:t>
       </w:r>
       <w:r>
         <w:rPr>
@@ -2377,7 +3083,55 @@
         <w:t>the criterion validity of Mint scores</w:t>
       </w:r>
       <w:r>
-        <w:t xml:space="preserve"> by directly comparing the predictive power of all interoception questionnaires across a broad range of outcomes, including emotional, cognitive, and clinical variables. We hypothesised that if the Interoceptive Deficit metacluster reflects difficulties recognising bodily signals, it should correlate positively with constructs reflecting impaired bodily and emotional awareness, such as alexithymia and dissociative experiences, and be elevated in conditions characterised by altered interoceptive processing (e.g., autism or ADHD). In contrast, Visceroception, capturing perceived sensitivity to cardiac, respiratory, and gastric signals, should relate more strongly to measures of bodily noticing and physiological monitoring behaviours, including the Noticing dimension of the MAIA-2. Finally, Interoceptive Awareness, which captures perceived access to specific bodily states such as relaxation or sexual arousal, should relate more strongly to measures assessing conscious awareness.</w:t>
+        <w:t xml:space="preserve"> by directly comparing the predictive power of all interoception questionnaires across a broad range of outcomes, including emotional, cognitive, and clinical variables. We </w:t>
+      </w:r>
+      <w:proofErr w:type="spellStart"/>
+      <w:r>
+        <w:t>hypothesised</w:t>
+      </w:r>
+      <w:proofErr w:type="spellEnd"/>
+      <w:r>
+        <w:t xml:space="preserve"> that if the Interoceptive Deficit </w:t>
+      </w:r>
+      <w:proofErr w:type="spellStart"/>
+      <w:r>
+        <w:t>metacluster</w:t>
+      </w:r>
+      <w:proofErr w:type="spellEnd"/>
+      <w:r>
+        <w:t xml:space="preserve"> reflects difficulties </w:t>
+      </w:r>
+      <w:proofErr w:type="spellStart"/>
+      <w:r>
+        <w:t>recognising</w:t>
+      </w:r>
+      <w:proofErr w:type="spellEnd"/>
+      <w:r>
+        <w:t xml:space="preserve"> bodily signals, it should correlate positively with constructs reflecting impaired bodily and emotional awareness, such as alexithymia and dissociative experiences, and be elevated in conditions </w:t>
+      </w:r>
+      <w:proofErr w:type="spellStart"/>
+      <w:r>
+        <w:t>characterised</w:t>
+      </w:r>
+      <w:proofErr w:type="spellEnd"/>
+      <w:r>
+        <w:t xml:space="preserve"> by altered interoceptive processing (e.g., autism or ADHD). In contrast, </w:t>
+      </w:r>
+      <w:proofErr w:type="spellStart"/>
+      <w:r>
+        <w:t>Visceroception</w:t>
+      </w:r>
+      <w:proofErr w:type="spellEnd"/>
+      <w:r>
+        <w:t xml:space="preserve">, capturing perceived sensitivity to cardiac, respiratory, and gastric signals, should relate more strongly to measures of bodily noticing and physiological monitoring </w:t>
+      </w:r>
+      <w:proofErr w:type="spellStart"/>
+      <w:r>
+        <w:t>behaviours</w:t>
+      </w:r>
+      <w:proofErr w:type="spellEnd"/>
+      <w:r>
+        <w:t>, including the Noticing dimension of the MAIA-2. Finally, Interoceptive Awareness, which captures perceived access to specific bodily states such as relaxation or sexual arousal, should relate more strongly to measures assessing conscious awareness.</w:t>
       </w:r>
     </w:p>
     <w:p>
@@ -2553,14 +3307,32 @@
         <w:lastRenderedPageBreak/>
         <w:t>well as dimensions related to attention, such as Attention Regulation and Not-distracting. The relationship of some of these dimensions to interoception remains debated, particularly Not-Distracting and Not-Worrying, which tend to show weak or non-existent correlations with the other MAIA subscales (</w:t>
       </w:r>
-      <w:hyperlink w:anchor="ref-ferentzi2021examining">
-        <w:r>
-          <w:rPr>
-            <w:rStyle w:val="Hyperlink"/>
-          </w:rPr>
-          <w:t>Ferentzi et al., 2021</w:t>
-        </w:r>
-      </w:hyperlink>
+      <w:proofErr w:type="spellStart"/>
+      <w:r>
+        <w:fldChar w:fldCharType="begin"/>
+      </w:r>
+      <w:r>
+        <w:instrText>HYPERLINK \l "ref-ferentzi2021examining" \h</w:instrText>
+      </w:r>
+      <w:r>
+        <w:fldChar w:fldCharType="separate"/>
+      </w:r>
+      <w:r>
+        <w:rPr>
+          <w:rStyle w:val="Hyperlink"/>
+        </w:rPr>
+        <w:t>Ferentzi</w:t>
+      </w:r>
+      <w:proofErr w:type="spellEnd"/>
+      <w:r>
+        <w:rPr>
+          <w:rStyle w:val="Hyperlink"/>
+        </w:rPr>
+        <w:t xml:space="preserve"> et al., 2021</w:t>
+      </w:r>
+      <w:r>
+        <w:fldChar w:fldCharType="end"/>
+      </w:r>
       <w:r>
         <w:t xml:space="preserve">). The subscales of the MAIA-2 showed an acceptable to good internal consistency: </w:t>
       </w:r>
@@ -2955,11 +3727,33 @@
         <w:t xml:space="preserve">The Cognitive Emotion Regulation Questionnaire (CERQ-short, </w:t>
       </w:r>
       <w:hyperlink w:anchor="ref-garnefski2006cognitive">
+        <w:proofErr w:type="spellStart"/>
         <w:r>
           <w:rPr>
             <w:rStyle w:val="Hyperlink"/>
           </w:rPr>
-          <w:t>Garnefski &amp; Kraaij, 2006</w:t>
+          <w:t>Garnefski</w:t>
+        </w:r>
+        <w:proofErr w:type="spellEnd"/>
+        <w:r>
+          <w:rPr>
+            <w:rStyle w:val="Hyperlink"/>
+          </w:rPr>
+          <w:t xml:space="preserve"> &amp; </w:t>
+        </w:r>
+        <w:proofErr w:type="spellStart"/>
+        <w:r>
+          <w:rPr>
+            <w:rStyle w:val="Hyperlink"/>
+          </w:rPr>
+          <w:t>Kraaij</w:t>
+        </w:r>
+        <w:proofErr w:type="spellEnd"/>
+        <w:r>
+          <w:rPr>
+            <w:rStyle w:val="Hyperlink"/>
+          </w:rPr>
+          <w:t>, 2006</w:t>
         </w:r>
       </w:hyperlink>
       <w:r>
@@ -2994,7 +3788,15 @@
         </m:r>
       </m:oMath>
       <w:r>
-        <w:t xml:space="preserve"> = 0.78), Other-blame (</w:t>
+        <w:t xml:space="preserve"> = 0.78), </w:t>
+      </w:r>
+      <w:proofErr w:type="gramStart"/>
+      <w:r>
+        <w:t>Other-blame</w:t>
+      </w:r>
+      <w:proofErr w:type="gramEnd"/>
+      <w:r>
+        <w:t xml:space="preserve"> (</w:t>
       </w:r>
       <m:oMath>
         <m:r>
@@ -3090,14 +3892,30 @@
         <w:pStyle w:val="BodyText"/>
       </w:pPr>
       <w:r>
-        <w:t xml:space="preserve">The Černis Felt Sense of Anomaly scale - short form (CEFSA-14, </w:t>
+        <w:t xml:space="preserve">The </w:t>
+      </w:r>
+      <w:proofErr w:type="spellStart"/>
+      <w:r>
+        <w:t>Černis</w:t>
+      </w:r>
+      <w:proofErr w:type="spellEnd"/>
+      <w:r>
+        <w:t xml:space="preserve"> Felt Sense of Anomaly scale - short form (CEFSA-14, </w:t>
       </w:r>
       <w:hyperlink w:anchor="ref-vcernis2024measuring">
+        <w:proofErr w:type="spellStart"/>
         <w:r>
           <w:rPr>
             <w:rStyle w:val="Hyperlink"/>
           </w:rPr>
-          <w:t>Černis et al., 2024</w:t>
+          <w:t>Černis</w:t>
+        </w:r>
+        <w:proofErr w:type="spellEnd"/>
+        <w:r>
+          <w:rPr>
+            <w:rStyle w:val="Hyperlink"/>
+          </w:rPr>
+          <w:t xml:space="preserve"> et al., 2024</w:t>
         </w:r>
       </w:hyperlink>
       <w:r>
@@ -3198,7 +4016,23 @@
         </m:r>
       </m:oMath>
       <w:r>
-        <w:t xml:space="preserve"> = 0.58). The internal consistency of the subscales were mostly good with the exception of Sense of Reality.</w:t>
+        <w:t xml:space="preserve"> = 0.58). The internal consistency of the subscales </w:t>
+      </w:r>
+      <w:proofErr w:type="gramStart"/>
+      <w:r>
+        <w:t>were</w:t>
+      </w:r>
+      <w:proofErr w:type="gramEnd"/>
+      <w:r>
+        <w:t xml:space="preserve"> mostly good </w:t>
+      </w:r>
+      <w:proofErr w:type="gramStart"/>
+      <w:r>
+        <w:t>with the exception of</w:t>
+      </w:r>
+      <w:proofErr w:type="gramEnd"/>
+      <w:r>
+        <w:t xml:space="preserve"> Sense of Reality.</w:t>
       </w:r>
     </w:p>
     <w:p>
@@ -3237,7 +4071,15 @@
         <w:t>Strongly Agree</w:t>
       </w:r>
       <w:r>
-        <w:t xml:space="preserve">). In this study, the internal consistency of the subscales were all good: </w:t>
+        <w:t xml:space="preserve">). In this study, the internal consistency of the subscales </w:t>
+      </w:r>
+      <w:proofErr w:type="gramStart"/>
+      <w:r>
+        <w:t>were</w:t>
+      </w:r>
+      <w:proofErr w:type="gramEnd"/>
+      <w:r>
+        <w:t xml:space="preserve"> all good: </w:t>
       </w:r>
       <m:oMath>
         <m:r>
@@ -3335,7 +4177,15 @@
         </w:r>
       </w:hyperlink>
       <w:r>
-        <w:t>), which adds an additional response option (“Once or twice”), increasing sensitivity to subclinical fluctuations. PhQ-Anxiety showed excellent reliability (</w:t>
+        <w:t xml:space="preserve">), which adds an additional response option (“Once or twice”), increasing sensitivity to subclinical fluctuations. </w:t>
+      </w:r>
+      <w:proofErr w:type="spellStart"/>
+      <w:r>
+        <w:t>PhQ</w:t>
+      </w:r>
+      <w:proofErr w:type="spellEnd"/>
+      <w:r>
+        <w:t>-Anxiety showed excellent reliability (</w:t>
       </w:r>
       <m:oMath>
         <m:r>
@@ -3365,7 +4215,23 @@
         <w:pStyle w:val="BodyText"/>
       </w:pPr>
       <w:r>
-        <w:t>Participants were asked to self-report any current, medically diagnosed psychiatric disorders using a checklist based on DSM-5 categories. If one or more conditions were endorsed, participants were asked to indicate any current treatments, including pharmacological (e.g., antidepressants, anxiolytics, antipsychotics, mood stabilizers), psychological (e.g., psychotherapy, mindfulness), or lifestyle interventions. Binary variables (0 = absent, 1 = present) were created to identify participants reporting mood disorders (Major Depressive Disorder, Bipolar Disorder; with a stricter subgroup of participants undergoing a pharma- or psychological treatment), anxiety-centred disorders (Generalised Anxiety Disorder, Panic Disorder, Social Anxiety Disorder, Specific Phobias), eating disorders, addiction-related disorders, borderline personality disorder, autism spectrum disorder (ASD), and ADHD.</w:t>
+        <w:t>Participants were asked to self-report any current, medically diagnosed psychiatric disorders using a checklist based on DSM-5 categories. If one or more conditions were endorsed, participants were asked to indicate any current treatments, including pharmacological (e.g., antidepressants, anxiolytics, antipsychotics, mood stabilizers), psychological (e.g., psychotherapy, mindfulness), or lifestyle interventions. Binary variables (0 = absent, 1 = present) were created to identify participants reporting mood disorders (Major Depressive Disorder, Bipolar Disorder; with a stricter subgroup of participants undergoing a pharma- or psychological treatment), anxiety-</w:t>
+      </w:r>
+      <w:proofErr w:type="spellStart"/>
+      <w:r>
+        <w:t>centred</w:t>
+      </w:r>
+      <w:proofErr w:type="spellEnd"/>
+      <w:r>
+        <w:t xml:space="preserve"> disorders (</w:t>
+      </w:r>
+      <w:proofErr w:type="spellStart"/>
+      <w:r>
+        <w:t>Generalised</w:t>
+      </w:r>
+      <w:proofErr w:type="spellEnd"/>
+      <w:r>
+        <w:t xml:space="preserve"> Anxiety Disorder, Panic Disorder, Social Anxiety Disorder, Specific Phobias), eating disorders, addiction-related disorders, borderline personality disorder, autism spectrum disorder (ASD), and ADHD.</w:t>
       </w:r>
     </w:p>
     <w:p>
@@ -3508,7 +4374,15 @@
         </w:r>
       </w:hyperlink>
       <w:r>
-        <w:t xml:space="preserve">) using the same EGA model as in Study 1. We then computed the lower-level dimensions and the higher-level metaclusters’ scores by averaging their corresponding items. Descriptive statistics were calculated for each cluster, and potential demographic differences were examined using independent-samples t-tests. The </w:t>
+        <w:t xml:space="preserve">) using the same EGA model as in Study 1. We then computed the lower-level dimensions and the higher-level </w:t>
+      </w:r>
+      <w:proofErr w:type="spellStart"/>
+      <w:r>
+        <w:t>metaclusters</w:t>
+      </w:r>
+      <w:proofErr w:type="spellEnd"/>
+      <w:r>
+        <w:t xml:space="preserve">’ scores by averaging their corresponding items. Descriptive statistics were calculated for each cluster, and potential demographic differences were examined using independent-samples t-tests. The </w:t>
       </w:r>
       <w:r>
         <w:rPr>
@@ -3540,15 +4414,31 @@
         <w:t xml:space="preserve"> absence of mood disorders) to predict different outcomes, and compare the best between the 4 interoception scales based on the total explained variance (R2 or pseudo-R2 for logistic models, </w:t>
       </w:r>
       <w:hyperlink w:anchor="ref-ludecke2021performance">
+        <w:proofErr w:type="spellStart"/>
         <w:r>
           <w:rPr>
             <w:rStyle w:val="Hyperlink"/>
           </w:rPr>
-          <w:t>Lüdecke et al., 2021</w:t>
+          <w:t>Lüdecke</w:t>
+        </w:r>
+        <w:proofErr w:type="spellEnd"/>
+        <w:r>
+          <w:rPr>
+            <w:rStyle w:val="Hyperlink"/>
+          </w:rPr>
+          <w:t xml:space="preserve"> et al., 2021</w:t>
         </w:r>
       </w:hyperlink>
       <w:r>
-        <w:t>). We then evaluated the predictive performance of each scale as a whole by comparing regression models with all the dimensions entered as predictors (note that the IAS and BPQ only have one total score variable).</w:t>
+        <w:t xml:space="preserve">). We then evaluated the predictive performance of each scale </w:t>
+      </w:r>
+      <w:proofErr w:type="gramStart"/>
+      <w:r>
+        <w:t>as a whole by</w:t>
+      </w:r>
+      <w:proofErr w:type="gramEnd"/>
+      <w:r>
+        <w:t xml:space="preserve"> comparing regression models with all the dimensions entered as predictors (note that the IAS and BPQ only have one total score variable).</w:t>
       </w:r>
     </w:p>
     <w:p>
@@ -3556,7 +4446,23 @@
         <w:pStyle w:val="BodyText"/>
       </w:pPr>
       <w:r>
-        <w:t>We assessed the models based on their R2, as well as on the Bayesian Information Criterion (BIC), which penalizes for predictor number, thus offering a balance between model parsimony and predictive power. For the logistic models, we quantified the discriminative power by computing the Area Under the Curve (AUC) of the Receiver Operating Characteristic (ROC) curve, which assesses the model’s discriminative power (the combination of sensitivity and specificity).</w:t>
+        <w:t xml:space="preserve">We assessed the models based on their R2, as well as on the Bayesian Information Criterion (BIC), which </w:t>
+      </w:r>
+      <w:proofErr w:type="gramStart"/>
+      <w:r>
+        <w:t>penalizes for</w:t>
+      </w:r>
+      <w:proofErr w:type="gramEnd"/>
+      <w:r>
+        <w:t xml:space="preserve"> predictor </w:t>
+      </w:r>
+      <w:proofErr w:type="gramStart"/>
+      <w:r>
+        <w:t>number</w:t>
+      </w:r>
+      <w:proofErr w:type="gramEnd"/>
+      <w:r>
+        <w:t>, thus offering a balance between model parsimony and predictive power. For the logistic models, we quantified the discriminative power by computing the Area Under the Curve (AUC) of the Receiver Operating Characteristic (ROC) curve, which assesses the model’s discriminative power (the combination of sensitivity and specificity).</w:t>
       </w:r>
     </w:p>
     <w:p>
@@ -3575,7 +4481,23 @@
         <w:pStyle w:val="FirstParagraph"/>
       </w:pPr>
       <w:r>
-        <w:t xml:space="preserve">The application of EGA to the initial set of 45 items reproduced the expected 14 lower-level clusters of triplets and 3 higher-order metaclusters, with the exception of the </w:t>
+        <w:t xml:space="preserve">The application of EGA to the initial set of 45 items reproduced the expected 14 lower-level clusters of triplets and 3 higher-order </w:t>
+      </w:r>
+      <w:proofErr w:type="spellStart"/>
+      <w:r>
+        <w:t>metaclusters</w:t>
+      </w:r>
+      <w:proofErr w:type="spellEnd"/>
+      <w:r>
+        <w:t xml:space="preserve">, </w:t>
+      </w:r>
+      <w:proofErr w:type="gramStart"/>
+      <w:r>
+        <w:t>with the exception of</w:t>
+      </w:r>
+      <w:proofErr w:type="gramEnd"/>
+      <w:r>
+        <w:t xml:space="preserve"> the </w:t>
       </w:r>
       <w:r>
         <w:rPr>
@@ -3585,8 +4507,17 @@
         <w:t>UrSe</w:t>
       </w:r>
       <w:r>
-        <w:t xml:space="preserve"> (Urointestinal Sensitivity), for which one item moved to the </w:t>
-      </w:r>
+        <w:t xml:space="preserve"> (</w:t>
+      </w:r>
+      <w:proofErr w:type="spellStart"/>
+      <w:r>
+        <w:t>Urointestinal</w:t>
+      </w:r>
+      <w:proofErr w:type="spellEnd"/>
+      <w:r>
+        <w:t xml:space="preserve"> Sensitivity), for which one item moved to the </w:t>
+      </w:r>
+      <w:proofErr w:type="spellStart"/>
       <w:r>
         <w:rPr>
           <w:i/>
@@ -3594,6 +4525,7 @@
         </w:rPr>
         <w:t>Olfa</w:t>
       </w:r>
+      <w:proofErr w:type="spellEnd"/>
       <w:r>
         <w:t xml:space="preserve"> (Olfactory Contribution) cluster. To further balance and reduce the items, we removed the </w:t>
       </w:r>
@@ -3607,6 +4539,7 @@
       <w:r>
         <w:t xml:space="preserve"> cluster, as well as </w:t>
       </w:r>
+      <w:proofErr w:type="spellStart"/>
       <w:r>
         <w:rPr>
           <w:i/>
@@ -3614,9 +4547,19 @@
         </w:rPr>
         <w:t>StaS</w:t>
       </w:r>
-      <w:r>
-        <w:t xml:space="preserve"> (State Specificity), which in comparison to the other items stood out as containing vague and overlapping items  ; </w:t>
-      </w:r>
+      <w:proofErr w:type="spellEnd"/>
+      <w:r>
+        <w:t xml:space="preserve"> (State Specificity), which in comparison to the other items stood out as containing vague and overlapping </w:t>
+      </w:r>
+      <w:proofErr w:type="gramStart"/>
+      <w:r>
+        <w:t>items  ;</w:t>
+      </w:r>
+      <w:proofErr w:type="gramEnd"/>
+      <w:r>
+        <w:t xml:space="preserve"> </w:t>
+      </w:r>
+      <w:proofErr w:type="spellStart"/>
       <w:r>
         <w:rPr>
           <w:i/>
@@ -3624,9 +4567,11 @@
         </w:rPr>
         <w:t>SexO</w:t>
       </w:r>
+      <w:proofErr w:type="spellEnd"/>
       <w:r>
         <w:t xml:space="preserve"> (Sexual Organs Sensitivity), which overlapped with the </w:t>
       </w:r>
+      <w:proofErr w:type="spellStart"/>
       <w:r>
         <w:rPr>
           <w:i/>
@@ -3634,9 +4579,11 @@
         </w:rPr>
         <w:t>SexS</w:t>
       </w:r>
+      <w:proofErr w:type="spellEnd"/>
       <w:r>
         <w:t xml:space="preserve"> (Sexual Arousal Sensitivity) cluster; and </w:t>
       </w:r>
+      <w:proofErr w:type="spellStart"/>
       <w:r>
         <w:rPr>
           <w:i/>
@@ -3644,9 +4591,11 @@
         </w:rPr>
         <w:t>CaNo</w:t>
       </w:r>
+      <w:proofErr w:type="spellEnd"/>
       <w:r>
         <w:t xml:space="preserve"> (Cardiorespiratory Noticing), which overlapped with the </w:t>
       </w:r>
+      <w:proofErr w:type="spellStart"/>
       <w:r>
         <w:rPr>
           <w:i/>
@@ -3655,6 +4604,7 @@
         <w:lastRenderedPageBreak/>
         <w:t>CaCo</w:t>
       </w:r>
+      <w:proofErr w:type="spellEnd"/>
       <w:r>
         <w:t xml:space="preserve"> (Cardiorespiratory Confusion) cluster. </w:t>
       </w:r>
@@ -3671,8 +4621,17 @@
         <w:pStyle w:val="BodyText"/>
       </w:pPr>
       <w:r>
-        <w:t xml:space="preserve">The final set of 33 items yielded a good fit (TEFI = -77.23), with all items showing high cluster stability (&gt; 90%), with the exception of </w:t>
-      </w:r>
+        <w:t xml:space="preserve">The final set of 33 items yielded a good fit (TEFI = -77.23), with all items showing high cluster stability (&gt; 90%), </w:t>
+      </w:r>
+      <w:proofErr w:type="gramStart"/>
+      <w:r>
+        <w:t>with the exception of</w:t>
+      </w:r>
+      <w:proofErr w:type="gramEnd"/>
+      <w:r>
+        <w:t xml:space="preserve"> </w:t>
+      </w:r>
+      <w:proofErr w:type="spellStart"/>
       <w:r>
         <w:rPr>
           <w:i/>
@@ -3680,8 +4639,81 @@
         </w:rPr>
         <w:t>Olfa</w:t>
       </w:r>
-      <w:r>
-        <w:t xml:space="preserve">. The final structure included 11 lower-level clusters, grouped into 3 higher-order metaclusters: “Interoceptive Deficit”, “Interoceptive Awareness”, and “Visceroception”. Dimension stability for the lower clusters was generally very high, ranging from 100% (SexS, Card, Gast, Resp, RelA, ExAc) to 99.2% (Urin). Other dimensions also exhibited strong stability, with Derm and Sati at 99.6%, RelA at 99.8%, and CaCo at 99.4%. Additionally, two out of the three high-order clusters showed good dimension stability (Interoceptive Awareness = 96.6% , Visceroception = 99.4%), while Interoceptive Deficit showed poor dimension stability (42%). </w:t>
+      <w:proofErr w:type="spellEnd"/>
+      <w:r>
+        <w:t xml:space="preserve">. The final structure included 11 lower-level clusters, grouped into 3 higher-order </w:t>
+      </w:r>
+      <w:proofErr w:type="spellStart"/>
+      <w:r>
+        <w:t>metaclusters</w:t>
+      </w:r>
+      <w:proofErr w:type="spellEnd"/>
+      <w:r>
+        <w:t>: “Interoceptive Deficit”, “Interoceptive Awareness”, and “</w:t>
+      </w:r>
+      <w:proofErr w:type="spellStart"/>
+      <w:r>
+        <w:t>Visceroception</w:t>
+      </w:r>
+      <w:proofErr w:type="spellEnd"/>
+      <w:r>
+        <w:t>”. Dimension stability for the lower clusters was generally very high, ranging from 100% (</w:t>
+      </w:r>
+      <w:proofErr w:type="spellStart"/>
+      <w:r>
+        <w:t>SexS</w:t>
+      </w:r>
+      <w:proofErr w:type="spellEnd"/>
+      <w:r>
+        <w:t xml:space="preserve">, Card, Gast, Resp, </w:t>
+      </w:r>
+      <w:proofErr w:type="spellStart"/>
+      <w:r>
+        <w:t>RelA</w:t>
+      </w:r>
+      <w:proofErr w:type="spellEnd"/>
+      <w:r>
+        <w:t xml:space="preserve">, </w:t>
+      </w:r>
+      <w:proofErr w:type="spellStart"/>
+      <w:r>
+        <w:t>ExAc</w:t>
+      </w:r>
+      <w:proofErr w:type="spellEnd"/>
+      <w:r>
+        <w:t xml:space="preserve">) to 99.2% (Urin). Other dimensions also exhibited strong stability, with Derm and Sati at 99.6%, </w:t>
+      </w:r>
+      <w:proofErr w:type="spellStart"/>
+      <w:r>
+        <w:t>RelA</w:t>
+      </w:r>
+      <w:proofErr w:type="spellEnd"/>
+      <w:r>
+        <w:t xml:space="preserve"> at 99.8%, and </w:t>
+      </w:r>
+      <w:proofErr w:type="spellStart"/>
+      <w:r>
+        <w:t>CaCo</w:t>
+      </w:r>
+      <w:proofErr w:type="spellEnd"/>
+      <w:r>
+        <w:t xml:space="preserve"> at 99.4%. Additionally, two out of the three high-order clusters showed good dimension stability (Interoceptive Awareness = 96.6</w:t>
+      </w:r>
+      <w:proofErr w:type="gramStart"/>
+      <w:r>
+        <w:t>% ,</w:t>
+      </w:r>
+      <w:proofErr w:type="gramEnd"/>
+      <w:r>
+        <w:t xml:space="preserve"> </w:t>
+      </w:r>
+      <w:proofErr w:type="spellStart"/>
+      <w:r>
+        <w:t>Visceroception</w:t>
+      </w:r>
+      <w:proofErr w:type="spellEnd"/>
+      <w:r>
+        <w:t xml:space="preserve"> = 99.4%), while Interoceptive Deficit showed poor dimension stability (42%). </w:t>
       </w:r>
       <w:hyperlink w:anchor="fig-seven">
         <w:r>
@@ -3692,7 +4724,15 @@
         </w:r>
       </w:hyperlink>
       <w:r>
-        <w:t xml:space="preserve"> presents gender differences across these clusters. The largest metacluster-level difference was observed for Interoceptive Awareness, whereas the largest lower-level difference was found for Cardiorespiratory Confusion. Item centrality (interpretable as loadings in traditional factor analysis frameworks) are shown in </w:t>
+        <w:t xml:space="preserve"> presents gender differences across these clusters. The largest </w:t>
+      </w:r>
+      <w:proofErr w:type="spellStart"/>
+      <w:r>
+        <w:t>metacluster</w:t>
+      </w:r>
+      <w:proofErr w:type="spellEnd"/>
+      <w:r>
+        <w:t xml:space="preserve">-level difference was observed for Interoceptive Awareness, whereas the largest lower-level difference was found for Cardiorespiratory Confusion. Item centrality (interpretable as loadings in traditional factor analysis frameworks) are shown in </w:t>
       </w:r>
       <w:hyperlink w:anchor="fig-three">
         <w:r>
@@ -3726,7 +4766,23 @@
           <w:b/>
           <w:bCs/>
         </w:rPr>
-        <w:t>The Interoceptive Awareness metacluster captures self-perceived awareness of specific bodily states. We use “awareness” broadly, meaning general bodily states accessible to self-report, not the accuracy–metacognition correspondence of Garfinkel et al. (</w:t>
+        <w:t xml:space="preserve">The Interoceptive Awareness </w:t>
+      </w:r>
+      <w:proofErr w:type="spellStart"/>
+      <w:r>
+        <w:rPr>
+          <w:b/>
+          <w:bCs/>
+        </w:rPr>
+        <w:t>metacluster</w:t>
+      </w:r>
+      <w:proofErr w:type="spellEnd"/>
+      <w:r>
+        <w:rPr>
+          <w:b/>
+          <w:bCs/>
+        </w:rPr>
+        <w:t xml:space="preserve"> captures self-perceived awareness of specific bodily states. We use “awareness” broadly, meaning general bodily states accessible to self-report, not the accuracy–metacognition correspondence of Garfinkel et al. (</w:t>
       </w:r>
       <w:hyperlink w:anchor="ref-garfinkel2015knowing">
         <w:r>
@@ -3743,15 +4799,175 @@
           <w:b/>
           <w:bCs/>
         </w:rPr>
-        <w:t xml:space="preserve">), and its items assess perceived awareness of relaxation (RelA), sexual arousal (SexS), and impending expulsive events (ExAc; e.g., burping, sneezing, or flatulence). The </w:t>
-      </w:r>
+        <w:t>), and its items assess perceived awareness of relaxation (</w:t>
+      </w:r>
+      <w:proofErr w:type="spellStart"/>
       <w:r>
         <w:rPr>
           <w:b/>
           <w:bCs/>
         </w:rPr>
+        <w:t>RelA</w:t>
+      </w:r>
+      <w:proofErr w:type="spellEnd"/>
+      <w:r>
+        <w:rPr>
+          <w:b/>
+          <w:bCs/>
+        </w:rPr>
+        <w:t>), sexual arousal (</w:t>
+      </w:r>
+      <w:proofErr w:type="spellStart"/>
+      <w:r>
+        <w:rPr>
+          <w:b/>
+          <w:bCs/>
+        </w:rPr>
+        <w:t>SexS</w:t>
+      </w:r>
+      <w:proofErr w:type="spellEnd"/>
+      <w:r>
+        <w:rPr>
+          <w:b/>
+          <w:bCs/>
+        </w:rPr>
+        <w:t>), and impending expulsive events (</w:t>
+      </w:r>
+      <w:proofErr w:type="spellStart"/>
+      <w:r>
+        <w:rPr>
+          <w:b/>
+          <w:bCs/>
+        </w:rPr>
+        <w:t>ExAc</w:t>
+      </w:r>
+      <w:proofErr w:type="spellEnd"/>
+      <w:r>
+        <w:rPr>
+          <w:b/>
+          <w:bCs/>
+        </w:rPr>
+        <w:t xml:space="preserve">; e.g., burping, sneezing, or flatulence). The </w:t>
+      </w:r>
+      <w:r>
+        <w:rPr>
+          <w:b/>
+          <w:bCs/>
+        </w:rPr>
         <w:lastRenderedPageBreak/>
-        <w:t>Interoceptive Deficit metacluster reflects difficulties, uncertainty, or inaccuracies in recognising internal bodily signals, capturing confusion about cardiorespiratory sensations (CaCo), uncertainty about urinary or gastrointestinal needs (UrIn), delayed recognition of hunger or thirst (Sati), reliance on external cues such as body odours (Olfa), and heightened dermal sensitivity (Derm). Finally, Visceroception captures the self-reported tendency to notice visceral sensations (cf. interoceptive sensibility, Khalsa et al., 2018), specifically cardiac (Card), respiratory (Resp), and gastric (Gast) signals.</w:t>
+        <w:t xml:space="preserve">Interoceptive Deficit </w:t>
+      </w:r>
+      <w:proofErr w:type="spellStart"/>
+      <w:r>
+        <w:rPr>
+          <w:b/>
+          <w:bCs/>
+        </w:rPr>
+        <w:t>metacluster</w:t>
+      </w:r>
+      <w:proofErr w:type="spellEnd"/>
+      <w:r>
+        <w:rPr>
+          <w:b/>
+          <w:bCs/>
+        </w:rPr>
+        <w:t xml:space="preserve"> reflects difficulties, uncertainty, or inaccuracies in </w:t>
+      </w:r>
+      <w:proofErr w:type="spellStart"/>
+      <w:r>
+        <w:rPr>
+          <w:b/>
+          <w:bCs/>
+        </w:rPr>
+        <w:t>recognising</w:t>
+      </w:r>
+      <w:proofErr w:type="spellEnd"/>
+      <w:r>
+        <w:rPr>
+          <w:b/>
+          <w:bCs/>
+        </w:rPr>
+        <w:t xml:space="preserve"> internal bodily signals, capturing confusion about cardiorespiratory sensations (</w:t>
+      </w:r>
+      <w:proofErr w:type="spellStart"/>
+      <w:r>
+        <w:rPr>
+          <w:b/>
+          <w:bCs/>
+        </w:rPr>
+        <w:t>CaCo</w:t>
+      </w:r>
+      <w:proofErr w:type="spellEnd"/>
+      <w:r>
+        <w:rPr>
+          <w:b/>
+          <w:bCs/>
+        </w:rPr>
+        <w:t>), uncertainty about urinary or gastrointestinal needs (</w:t>
+      </w:r>
+      <w:proofErr w:type="spellStart"/>
+      <w:r>
+        <w:rPr>
+          <w:b/>
+          <w:bCs/>
+        </w:rPr>
+        <w:t>UrIn</w:t>
+      </w:r>
+      <w:proofErr w:type="spellEnd"/>
+      <w:r>
+        <w:rPr>
+          <w:b/>
+          <w:bCs/>
+        </w:rPr>
+        <w:t xml:space="preserve">), delayed recognition of hunger or thirst (Sati), reliance on external cues such as body </w:t>
+      </w:r>
+      <w:proofErr w:type="spellStart"/>
+      <w:r>
+        <w:rPr>
+          <w:b/>
+          <w:bCs/>
+        </w:rPr>
+        <w:t>odours</w:t>
+      </w:r>
+      <w:proofErr w:type="spellEnd"/>
+      <w:r>
+        <w:rPr>
+          <w:b/>
+          <w:bCs/>
+        </w:rPr>
+        <w:t xml:space="preserve"> (</w:t>
+      </w:r>
+      <w:proofErr w:type="spellStart"/>
+      <w:r>
+        <w:rPr>
+          <w:b/>
+          <w:bCs/>
+        </w:rPr>
+        <w:t>Olfa</w:t>
+      </w:r>
+      <w:proofErr w:type="spellEnd"/>
+      <w:r>
+        <w:rPr>
+          <w:b/>
+          <w:bCs/>
+        </w:rPr>
+        <w:t xml:space="preserve">), and heightened dermal sensitivity (Derm). Finally, </w:t>
+      </w:r>
+      <w:proofErr w:type="spellStart"/>
+      <w:r>
+        <w:rPr>
+          <w:b/>
+          <w:bCs/>
+        </w:rPr>
+        <w:t>Visceroception</w:t>
+      </w:r>
+      <w:proofErr w:type="spellEnd"/>
+      <w:r>
+        <w:rPr>
+          <w:b/>
+          <w:bCs/>
+        </w:rPr>
+        <w:t xml:space="preserve"> captures the self-reported tendency to notice visceral sensations (cf. interoceptive sensibility, Khalsa et al., 2018), specifically cardiac (Card), respiratory (Resp), and gastric (Gast) signals.</w:t>
       </w:r>
     </w:p>
     <w:p>
@@ -3759,7 +4975,23 @@
         <w:pStyle w:val="BodyText"/>
       </w:pPr>
       <w:r>
-        <w:t>Lastly, to complement EGA, we conducted factor analysis on the final 33 items using oblimin rotation and polychoric correlations. The optimal 2-factor solution showed poor fit (</w:t>
+        <w:t xml:space="preserve">Lastly, to complement EGA, we conducted factor analysis on the final 33 items using </w:t>
+      </w:r>
+      <w:proofErr w:type="spellStart"/>
+      <w:r>
+        <w:t>oblimin</w:t>
+      </w:r>
+      <w:proofErr w:type="spellEnd"/>
+      <w:r>
+        <w:t xml:space="preserve"> rotation and </w:t>
+      </w:r>
+      <w:proofErr w:type="spellStart"/>
+      <w:r>
+        <w:t>polychoric</w:t>
+      </w:r>
+      <w:proofErr w:type="spellEnd"/>
+      <w:r>
+        <w:t xml:space="preserve"> correlations. The optimal 2-factor solution showed poor fit (</w:t>
       </w:r>
       <m:oMath>
         <m:sSup>
@@ -4081,6 +5313,7 @@
       <w:r>
         <w:t xml:space="preserve"> and </w:t>
       </w:r>
+      <w:proofErr w:type="spellStart"/>
       <w:r>
         <w:rPr>
           <w:i/>
@@ -4088,6 +5321,7 @@
         </w:rPr>
         <w:t>Olfa</w:t>
       </w:r>
+      <w:proofErr w:type="spellEnd"/>
       <w:r>
         <w:t xml:space="preserve">, despite being positively correlated with the other dimensions from the </w:t>
       </w:r>
@@ -4131,6 +5365,7 @@
       <w:r>
         <w:t xml:space="preserve"> dimensions, was not positively correlated to </w:t>
       </w:r>
+      <w:proofErr w:type="spellStart"/>
       <w:r>
         <w:rPr>
           <w:i/>
@@ -4138,8 +5373,25 @@
         </w:rPr>
         <w:t>Visceroception</w:t>
       </w:r>
-      <w:r>
-        <w:t xml:space="preserve">. This complex structure suggests that the dimensions indeed capture distinct aspects of interoception, and that the metaclusters, rather than being simple aggregates of rather-redundant elements, might actually capture unique combinations (greater than the sum of their parts). It also provides evidence against a simplistic adaptive </w:t>
+      <w:proofErr w:type="spellEnd"/>
+      <w:r>
+        <w:t xml:space="preserve">. This complex structure suggests that the dimensions indeed capture distinct aspects of interoception, and that the </w:t>
+      </w:r>
+      <w:proofErr w:type="spellStart"/>
+      <w:r>
+        <w:t>metaclusters</w:t>
+      </w:r>
+      <w:proofErr w:type="spellEnd"/>
+      <w:r>
+        <w:t xml:space="preserve">, rather than being simple aggregates of rather-redundant elements, might </w:t>
+      </w:r>
+      <w:proofErr w:type="gramStart"/>
+      <w:r>
+        <w:t>actually capture</w:t>
+      </w:r>
+      <w:proofErr w:type="gramEnd"/>
+      <w:r>
+        <w:t xml:space="preserve"> unique combinations (greater than the sum of their parts). It also provides evidence against a simplistic adaptive </w:t>
       </w:r>
       <w:r>
         <w:rPr>
@@ -4161,6 +5413,7 @@
       <w:r>
         <w:t xml:space="preserve"> was not negatively but positively correlated with </w:t>
       </w:r>
+      <w:proofErr w:type="spellStart"/>
       <w:r>
         <w:rPr>
           <w:i/>
@@ -4168,6 +5421,7 @@
         </w:rPr>
         <w:t>Visceroception</w:t>
       </w:r>
+      <w:proofErr w:type="spellEnd"/>
       <w:r>
         <w:t xml:space="preserve">. Interestingly, while </w:t>
       </w:r>
@@ -4181,6 +5435,7 @@
       <w:r>
         <w:t xml:space="preserve"> was also positively correlated with </w:t>
       </w:r>
+      <w:proofErr w:type="spellStart"/>
       <w:r>
         <w:rPr>
           <w:i/>
@@ -4188,6 +5443,7 @@
         </w:rPr>
         <w:t>Visceroception</w:t>
       </w:r>
+      <w:proofErr w:type="spellEnd"/>
       <w:r>
         <w:t xml:space="preserve">, it yielded an insignificant negative correlation with </w:t>
       </w:r>
@@ -4211,6 +5467,7 @@
       <w:r>
         <w:t xml:space="preserve"> and </w:t>
       </w:r>
+      <w:proofErr w:type="spellStart"/>
       <w:r>
         <w:rPr>
           <w:i/>
@@ -4218,6 +5475,7 @@
         </w:rPr>
         <w:t>Visceroception</w:t>
       </w:r>
+      <w:proofErr w:type="spellEnd"/>
       <w:r>
         <w:t xml:space="preserve"> than with </w:t>
       </w:r>
@@ -4263,6 +5521,7 @@
       <w:r>
         <w:t xml:space="preserve">). The BPQ was positively correlated with most Mint dimensions (the highest with </w:t>
       </w:r>
+      <w:proofErr w:type="spellStart"/>
       <w:r>
         <w:rPr>
           <w:i/>
@@ -4270,6 +5529,7 @@
         </w:rPr>
         <w:t>Visceroception</w:t>
       </w:r>
+      <w:proofErr w:type="spellEnd"/>
       <w:r>
         <w:t xml:space="preserve">, </w:t>
       </w:r>
@@ -4372,6 +5632,7 @@
       <w:r>
         <w:t xml:space="preserve">). The IAS was positively correlated with </w:t>
       </w:r>
+      <w:proofErr w:type="spellStart"/>
       <w:r>
         <w:rPr>
           <w:i/>
@@ -4379,6 +5640,7 @@
         </w:rPr>
         <w:t>Visceroception</w:t>
       </w:r>
+      <w:proofErr w:type="spellEnd"/>
       <w:r>
         <w:t xml:space="preserve"> and </w:t>
       </w:r>
@@ -4509,8 +5771,17 @@
         <w:t>Deficit</w:t>
       </w:r>
       <w:r>
-        <w:t xml:space="preserve"> dimensions (with the exception of </w:t>
-      </w:r>
+        <w:t xml:space="preserve"> dimensions (</w:t>
+      </w:r>
+      <w:proofErr w:type="gramStart"/>
+      <w:r>
+        <w:t>with the exception of</w:t>
+      </w:r>
+      <w:proofErr w:type="gramEnd"/>
+      <w:r>
+        <w:t xml:space="preserve"> </w:t>
+      </w:r>
+      <w:proofErr w:type="spellStart"/>
       <w:r>
         <w:rPr>
           <w:i/>
@@ -4518,6 +5789,7 @@
         </w:rPr>
         <w:t>Olfa</w:t>
       </w:r>
+      <w:proofErr w:type="spellEnd"/>
       <w:r>
         <w:t xml:space="preserve"> and </w:t>
       </w:r>
@@ -4531,6 +5803,7 @@
       <w:r>
         <w:t xml:space="preserve">). In turn, the </w:t>
       </w:r>
+      <w:proofErr w:type="spellStart"/>
       <w:r>
         <w:rPr>
           <w:i/>
@@ -4538,8 +5811,17 @@
         </w:rPr>
         <w:t>Visceroception</w:t>
       </w:r>
-      <w:r>
-        <w:t xml:space="preserve"> metacluster most strongly correlated with MAIA’s Noticing (</w:t>
+      <w:proofErr w:type="spellEnd"/>
+      <w:r>
+        <w:t xml:space="preserve"> </w:t>
+      </w:r>
+      <w:proofErr w:type="spellStart"/>
+      <w:r>
+        <w:t>metacluster</w:t>
+      </w:r>
+      <w:proofErr w:type="spellEnd"/>
+      <w:r>
+        <w:t xml:space="preserve"> most strongly correlated with MAIA’s Noticing (</w:t>
       </w:r>
       <m:oMath>
         <m:r>
@@ -4660,6 +5942,7 @@
       <w:r>
         <w:t xml:space="preserve"> dimensions, but not with </w:t>
       </w:r>
+      <w:proofErr w:type="spellStart"/>
       <w:r>
         <w:rPr>
           <w:i/>
@@ -4667,8 +5950,17 @@
         </w:rPr>
         <w:t>Visceroceptive</w:t>
       </w:r>
-      <w:r>
-        <w:t xml:space="preserve"> dimensions (underlining its high-level metacognitive nature). MAIA’s Emotional Awareness and Body Listening displayed a similar pattern to Noticing, and Attention Regulation and Self Regulation positively correlated with </w:t>
+      <w:proofErr w:type="spellEnd"/>
+      <w:r>
+        <w:t xml:space="preserve"> dimensions (underlining its high-level metacognitive nature). MAIA’s Emotional Awareness and Body Listening displayed a similar pattern to Noticing, and Attention Regulation and </w:t>
+      </w:r>
+      <w:proofErr w:type="spellStart"/>
+      <w:r>
+        <w:t>Self Regulation</w:t>
+      </w:r>
+      <w:proofErr w:type="spellEnd"/>
+      <w:r>
+        <w:t xml:space="preserve"> positively correlated with </w:t>
       </w:r>
       <w:r>
         <w:rPr>
@@ -4680,6 +5972,7 @@
       <w:r>
         <w:t xml:space="preserve"> and </w:t>
       </w:r>
+      <w:proofErr w:type="spellStart"/>
       <w:r>
         <w:rPr>
           <w:i/>
@@ -4687,6 +5980,7 @@
         </w:rPr>
         <w:t>Visceroception</w:t>
       </w:r>
+      <w:proofErr w:type="spellEnd"/>
       <w:r>
         <w:t xml:space="preserve"> dimensions, but negatively with some </w:t>
       </w:r>
@@ -4700,6 +5994,7 @@
       <w:r>
         <w:t xml:space="preserve"> dimensions (</w:t>
       </w:r>
+      <w:proofErr w:type="spellStart"/>
       <w:r>
         <w:rPr>
           <w:i/>
@@ -4707,9 +6002,11 @@
         </w:rPr>
         <w:t>CaCo</w:t>
       </w:r>
+      <w:proofErr w:type="spellEnd"/>
       <w:r>
         <w:t xml:space="preserve"> and </w:t>
       </w:r>
+      <w:proofErr w:type="spellStart"/>
       <w:r>
         <w:rPr>
           <w:i/>
@@ -4717,6 +6014,7 @@
         </w:rPr>
         <w:t>UrIn</w:t>
       </w:r>
+      <w:proofErr w:type="spellEnd"/>
       <w:r>
         <w:t xml:space="preserve">). Not-distracting only yielded mild negative associations with </w:t>
       </w:r>
@@ -4730,6 +6028,7 @@
       <w:r>
         <w:t xml:space="preserve"> and </w:t>
       </w:r>
+      <w:proofErr w:type="spellStart"/>
       <w:r>
         <w:rPr>
           <w:i/>
@@ -4737,6 +6036,7 @@
         </w:rPr>
         <w:t>Olfa</w:t>
       </w:r>
+      <w:proofErr w:type="spellEnd"/>
       <w:r>
         <w:t>. Overall, the Mint dimensions were able to capture most of the (relevant) variance and intricacies present in the other interoception scales.</w:t>
       </w:r>
@@ -4761,6 +6061,7 @@
       <w:r>
         <w:t xml:space="preserve">Exploratory correlations with the emotion regulation (CERQ) dimensions revealed stronger associations with most of the MAIA dimensions (supporting its proximity with emotion regulation). Interestingly, Rumination (and Self-Blame) stood out as selectively related to the Mint’s </w:t>
       </w:r>
+      <w:proofErr w:type="spellStart"/>
       <w:r>
         <w:rPr>
           <w:i/>
@@ -4768,6 +6069,7 @@
         </w:rPr>
         <w:t>Visceroception</w:t>
       </w:r>
+      <w:proofErr w:type="spellEnd"/>
       <w:r>
         <w:t xml:space="preserve"> and </w:t>
       </w:r>
@@ -4781,6 +6083,7 @@
       <w:r>
         <w:t xml:space="preserve"> dimensions (note that Rumination was also related to the MAIA’s interoceptive dimensions, namely Noticing, Emotional Awareness and Body Listening). The only primal world belief that correlated particularly with the Mint’s </w:t>
       </w:r>
+      <w:proofErr w:type="spellStart"/>
       <w:r>
         <w:rPr>
           <w:i/>
@@ -4788,6 +6091,7 @@
         </w:rPr>
         <w:t>Visceroception</w:t>
       </w:r>
+      <w:proofErr w:type="spellEnd"/>
       <w:r>
         <w:t xml:space="preserve"> and the MAIA’s interoceptive dimension was the belief that the world was alive (i.e., the belief that the universe is conscious, purposeful, and in active relationship with oneself, </w:t>
       </w:r>
@@ -4808,7 +6112,15 @@
         <w:pStyle w:val="BodyText"/>
       </w:pPr>
       <w:r>
-        <w:t xml:space="preserve">Most of the target outcomes measured in the study to assess validity were best predicted by one of the Mint dimension (see </w:t>
+        <w:t xml:space="preserve">Most of the target outcomes measured in the study to assess validity were best predicted by one of the Mint </w:t>
+      </w:r>
+      <w:proofErr w:type="gramStart"/>
+      <w:r>
+        <w:t>dimension</w:t>
+      </w:r>
+      <w:proofErr w:type="gramEnd"/>
+      <w:r>
+        <w:t xml:space="preserve"> (see </w:t>
       </w:r>
       <w:hyperlink w:anchor="fig-five">
         <w:r>
@@ -5315,6 +6627,7 @@
         <w:lastRenderedPageBreak/>
         <w:t xml:space="preserve">were explainable by the inclusion of Trusting, and the interoception-only version </w:t>
       </w:r>
+      <w:proofErr w:type="spellStart"/>
       <w:r>
         <w:rPr>
           <w:i/>
@@ -5322,8 +6635,17 @@
         </w:rPr>
         <w:t>iMAIA</w:t>
       </w:r>
-      <w:r>
-        <w:t xml:space="preserve"> typically yielded worse performance than the Mint.</w:t>
+      <w:proofErr w:type="spellEnd"/>
+      <w:r>
+        <w:t xml:space="preserve"> typically yielded worse performance than </w:t>
+      </w:r>
+      <w:proofErr w:type="gramStart"/>
+      <w:r>
+        <w:t>the Mint</w:t>
+      </w:r>
+      <w:proofErr w:type="gramEnd"/>
+      <w:r>
+        <w:t>.</w:t>
       </w:r>
     </w:p>
     <w:p>
@@ -5376,6 +6698,7 @@
       <w:r>
         <w:t xml:space="preserve"> versions for its </w:t>
       </w:r>
+      <w:proofErr w:type="spellStart"/>
       <w:r>
         <w:rPr>
           <w:i/>
@@ -5383,6 +6706,7 @@
         </w:rPr>
         <w:t>iMAIA</w:t>
       </w:r>
+      <w:proofErr w:type="spellEnd"/>
       <w:r>
         <w:t xml:space="preserve"> variant. The </w:t>
       </w:r>
@@ -5394,7 +6718,15 @@
         <w:t>Mint</w:t>
       </w:r>
       <w:r>
-        <w:t xml:space="preserve">, however, displayed a clear advantage for the prediction of autism, ADHD, and all somatic groups of symptoms (with the exception of Central Sensitization, </w:t>
+        <w:t>, however, displayed a clear advantage for the prediction of autism, ADHD, and all somatic groups of symptoms (</w:t>
+      </w:r>
+      <w:proofErr w:type="gramStart"/>
+      <w:r>
+        <w:t>with the exception of</w:t>
+      </w:r>
+      <w:proofErr w:type="gramEnd"/>
+      <w:r>
+        <w:t xml:space="preserve"> Central Sensitization, </w:t>
       </w:r>
       <w:r>
         <w:rPr>
@@ -5433,7 +6765,23 @@
           <w:b/>
           <w:bCs/>
         </w:rPr>
-        <w:t xml:space="preserve"> performed comparitively).</w:t>
+        <w:t xml:space="preserve"> performed </w:t>
+      </w:r>
+      <w:proofErr w:type="spellStart"/>
+      <w:r>
+        <w:rPr>
+          <w:b/>
+          <w:bCs/>
+        </w:rPr>
+        <w:t>comparitively</w:t>
+      </w:r>
+      <w:proofErr w:type="spellEnd"/>
+      <w:r>
+        <w:rPr>
+          <w:b/>
+          <w:bCs/>
+        </w:rPr>
+        <w:t>).</w:t>
       </w:r>
     </w:p>
     <w:p>
@@ -5540,7 +6888,15 @@
         </m:d>
       </m:oMath>
       <w:r>
-        <w:t xml:space="preserve">), followed the </w:t>
+        <w:t xml:space="preserve">), </w:t>
+      </w:r>
+      <w:proofErr w:type="gramStart"/>
+      <w:r>
+        <w:t>followed</w:t>
+      </w:r>
+      <w:proofErr w:type="gramEnd"/>
+      <w:r>
+        <w:t xml:space="preserve"> the </w:t>
       </w:r>
       <w:r>
         <w:rPr>
@@ -5649,8 +7005,17 @@
         </m:d>
       </m:oMath>
       <w:r>
-        <w:t xml:space="preserve">). The importance of sleep monitoring importance was best predicted by </w:t>
-      </w:r>
+        <w:t xml:space="preserve">). The importance of sleep </w:t>
+      </w:r>
+      <w:proofErr w:type="gramStart"/>
+      <w:r>
+        <w:t>monitoring importance</w:t>
+      </w:r>
+      <w:proofErr w:type="gramEnd"/>
+      <w:r>
+        <w:t xml:space="preserve"> was best predicted by </w:t>
+      </w:r>
+      <w:proofErr w:type="spellStart"/>
       <w:r>
         <w:rPr>
           <w:i/>
@@ -5658,6 +7023,7 @@
         </w:rPr>
         <w:t>RelA</w:t>
       </w:r>
+      <w:proofErr w:type="spellEnd"/>
       <w:r>
         <w:t xml:space="preserve"> (</w:t>
       </w:r>
@@ -6096,23 +7462,23 @@
           <w:b/>
           <w:bCs/>
         </w:rPr>
-        <w:t>Study 2 sought to formally evaluate the convergent and criterion validity of the Mint in a large, independent sample. The analysis confirmed a final and stable 33-item version with 11 lower-level clusters grouped into three metaclusters (</w:t>
-      </w:r>
+        <w:t xml:space="preserve">Study 2 sought to formally evaluate the convergent and criterion validity of the Mint in a large, independent sample. The analysis confirmed a final and stable 33-item version with 11 lower-level clusters grouped into three </w:t>
+      </w:r>
+      <w:proofErr w:type="spellStart"/>
       <w:r>
         <w:rPr>
           <w:b/>
           <w:bCs/>
-          <w:i/>
-          <w:iCs/>
-        </w:rPr>
-        <w:t>Interoceptive Deficit</w:t>
-      </w:r>
+        </w:rPr>
+        <w:t>metaclusters</w:t>
+      </w:r>
+      <w:proofErr w:type="spellEnd"/>
       <w:r>
         <w:rPr>
           <w:b/>
           <w:bCs/>
         </w:rPr>
-        <w:t xml:space="preserve">, </w:t>
+        <w:t xml:space="preserve"> (</w:t>
       </w:r>
       <w:r>
         <w:rPr>
@@ -6121,7 +7487,7 @@
           <w:i/>
           <w:iCs/>
         </w:rPr>
-        <w:t>Interoceptive Awareness</w:t>
+        <w:t>Interoceptive Deficit</w:t>
       </w:r>
       <w:r>
         <w:rPr>
@@ -6137,23 +7503,58 @@
           <w:i/>
           <w:iCs/>
         </w:rPr>
-        <w:t>Visceroception</w:t>
+        <w:t>Interoceptive Awareness</w:t>
       </w:r>
       <w:r>
         <w:rPr>
           <w:b/>
           <w:bCs/>
         </w:rPr>
-        <w:t xml:space="preserve">). Structure re-validation is an important step following item reduction, as removing items can alter the perceived meaning and relationships among those that remain. The mostly successful replication across an independent sample is therefore an encouraging indicator of structural robustness. The </w:t>
-      </w:r>
+        <w:t xml:space="preserve">, </w:t>
+      </w:r>
+      <w:proofErr w:type="spellStart"/>
       <w:r>
         <w:rPr>
           <w:b/>
           <w:bCs/>
+          <w:i/>
+          <w:iCs/>
+        </w:rPr>
+        <w:t>Visceroception</w:t>
+      </w:r>
+      <w:proofErr w:type="spellEnd"/>
+      <w:r>
+        <w:rPr>
+          <w:b/>
+          <w:bCs/>
+        </w:rPr>
+        <w:t xml:space="preserve">). Structure re-validation is an important step following item reduction, as removing items can alter the perceived meaning and relationships among those that remain. The </w:t>
+      </w:r>
+      <w:proofErr w:type="gramStart"/>
+      <w:r>
+        <w:rPr>
+          <w:b/>
+          <w:bCs/>
+        </w:rPr>
+        <w:t>mostly</w:t>
+      </w:r>
+      <w:proofErr w:type="gramEnd"/>
+      <w:r>
+        <w:rPr>
+          <w:b/>
+          <w:bCs/>
+        </w:rPr>
+        <w:t xml:space="preserve"> successful replication across an independent sample is therefore an encouraging indicator of structural robustness. The </w:t>
+      </w:r>
+      <w:r>
+        <w:rPr>
+          <w:b/>
+          <w:bCs/>
         </w:rPr>
         <w:lastRenderedPageBreak/>
         <w:t xml:space="preserve">exception was the </w:t>
       </w:r>
+      <w:proofErr w:type="spellStart"/>
       <w:r>
         <w:rPr>
           <w:b/>
@@ -6163,6 +7564,7 @@
         </w:rPr>
         <w:t>Olfa</w:t>
       </w:r>
+      <w:proofErr w:type="spellEnd"/>
       <w:r>
         <w:rPr>
           <w:b/>
@@ -6184,35 +7586,35 @@
           <w:b/>
           <w:bCs/>
         </w:rPr>
-        <w:t xml:space="preserve"> metacluster, suggesting a more nuanced role. For instance, this cluster could be related to adaptive compensatory processes in some participants and maladaptive strategies in others. Future studies should further investigate its place and invariance across different populations and contexts.</w:t>
-      </w:r>
-    </w:p>
-    <w:p>
-      <w:pPr>
-        <w:pStyle w:val="BodyText"/>
-      </w:pPr>
+        <w:t xml:space="preserve"> </w:t>
+      </w:r>
+      <w:proofErr w:type="spellStart"/>
       <w:r>
         <w:rPr>
           <w:b/>
           <w:bCs/>
         </w:rPr>
-        <w:t xml:space="preserve">The criterion validity analysis revealed a consistent advantage for the Mint, particularly its </w:t>
-      </w:r>
+        <w:t>metacluster</w:t>
+      </w:r>
+      <w:proofErr w:type="spellEnd"/>
       <w:r>
         <w:rPr>
           <w:b/>
           <w:bCs/>
-          <w:i/>
-          <w:iCs/>
-        </w:rPr>
-        <w:t>Deficit</w:t>
-      </w:r>
+        </w:rPr>
+        <w:t>, suggesting a more nuanced role. For instance, this cluster could be related to adaptive compensatory processes in some participants and maladaptive strategies in others. Future studies should further investigate its place and invariance across different populations and contexts.</w:t>
+      </w:r>
+    </w:p>
+    <w:p>
+      <w:pPr>
+        <w:pStyle w:val="BodyText"/>
+      </w:pPr>
       <w:r>
         <w:rPr>
           <w:b/>
           <w:bCs/>
         </w:rPr>
-        <w:t xml:space="preserve"> metacluster, in predicting outcomes tied to altered bodily experience, including alexithymia, dissociative experiences, ADHD, autism, and somatic symptoms. The MAIA-2 outperformed the Mint for general well-being outcomes (e.g., life satisfaction, depression, anxiety); however, this advantage was almost entirely attributable to its </w:t>
+        <w:t xml:space="preserve">The criterion validity analysis revealed a consistent advantage for the Mint, particularly its </w:t>
       </w:r>
       <w:r>
         <w:rPr>
@@ -6221,47 +7623,115 @@
           <w:i/>
           <w:iCs/>
         </w:rPr>
-        <w:t>Trusting</w:t>
+        <w:t>Deficit</w:t>
       </w:r>
       <w:r>
         <w:rPr>
           <w:b/>
           <w:bCs/>
         </w:rPr>
-        <w:t xml:space="preserve"> and </w:t>
-      </w:r>
+        <w:t xml:space="preserve"> </w:t>
+      </w:r>
+      <w:proofErr w:type="spellStart"/>
       <w:r>
         <w:rPr>
           <w:b/>
           <w:bCs/>
-          <w:i/>
-          <w:iCs/>
-        </w:rPr>
-        <w:t>Not-Worrying</w:t>
-      </w:r>
+        </w:rPr>
+        <w:t>metacluster</w:t>
+      </w:r>
+      <w:proofErr w:type="spellEnd"/>
       <w:r>
         <w:rPr>
           <w:b/>
           <w:bCs/>
         </w:rPr>
-        <w:t xml:space="preserve"> subscales, which are dimensions more aligned with emotion regulation than interoceptive processing (</w:t>
-      </w:r>
-      <w:hyperlink w:anchor="ref-ferentzi2021examining">
-        <w:r>
-          <w:rPr>
-            <w:rStyle w:val="Hyperlink"/>
-            <w:b/>
-            <w:bCs/>
-          </w:rPr>
-          <w:t>Ferentzi et al., 2021</w:t>
-        </w:r>
-      </w:hyperlink>
+        <w:t xml:space="preserve">, in predicting outcomes tied to altered bodily experience, including alexithymia, dissociative experiences, ADHD, autism, and somatic symptoms. The MAIA-2 outperformed the Mint for general well-being outcomes (e.g., life satisfaction, depression, anxiety); however, this advantage was almost entirely attributable to its </w:t>
+      </w:r>
       <w:r>
         <w:rPr>
           <w:b/>
           <w:bCs/>
-        </w:rPr>
-        <w:t>). When these were excluded (in the iMAIA variant), the MAIA-2’s predictive advantage largely disappeared, underscoring that its superiority for well-being reflects coping-related variance rather than interoceptive specificity.</w:t>
+          <w:i/>
+          <w:iCs/>
+        </w:rPr>
+        <w:t>Trusting</w:t>
+      </w:r>
+      <w:r>
+        <w:rPr>
+          <w:b/>
+          <w:bCs/>
+        </w:rPr>
+        <w:t xml:space="preserve"> and </w:t>
+      </w:r>
+      <w:r>
+        <w:rPr>
+          <w:b/>
+          <w:bCs/>
+          <w:i/>
+          <w:iCs/>
+        </w:rPr>
+        <w:t>Not-Worrying</w:t>
+      </w:r>
+      <w:r>
+        <w:rPr>
+          <w:b/>
+          <w:bCs/>
+        </w:rPr>
+        <w:t xml:space="preserve"> subscales, which are dimensions more aligned with emotion regulation than interoceptive processing (</w:t>
+      </w:r>
+      <w:proofErr w:type="spellStart"/>
+      <w:r>
+        <w:fldChar w:fldCharType="begin"/>
+      </w:r>
+      <w:r>
+        <w:instrText>HYPERLINK \l "ref-ferentzi2021examining" \h</w:instrText>
+      </w:r>
+      <w:r>
+        <w:fldChar w:fldCharType="separate"/>
+      </w:r>
+      <w:r>
+        <w:rPr>
+          <w:rStyle w:val="Hyperlink"/>
+          <w:b/>
+          <w:bCs/>
+        </w:rPr>
+        <w:t>Ferentzi</w:t>
+      </w:r>
+      <w:proofErr w:type="spellEnd"/>
+      <w:r>
+        <w:rPr>
+          <w:rStyle w:val="Hyperlink"/>
+          <w:b/>
+          <w:bCs/>
+        </w:rPr>
+        <w:t xml:space="preserve"> et al., 2021</w:t>
+      </w:r>
+      <w:r>
+        <w:fldChar w:fldCharType="end"/>
+      </w:r>
+      <w:r>
+        <w:rPr>
+          <w:b/>
+          <w:bCs/>
+        </w:rPr>
+        <w:t xml:space="preserve">). When these were excluded (in the </w:t>
+      </w:r>
+      <w:proofErr w:type="spellStart"/>
+      <w:r>
+        <w:rPr>
+          <w:b/>
+          <w:bCs/>
+        </w:rPr>
+        <w:t>iMAIA</w:t>
+      </w:r>
+      <w:proofErr w:type="spellEnd"/>
+      <w:r>
+        <w:rPr>
+          <w:b/>
+          <w:bCs/>
+        </w:rPr>
+        <w:t xml:space="preserve"> variant), the MAIA-2’s predictive advantage largely disappeared, underscoring that its superiority for well-being reflects coping-related variance rather than interoceptive specificity.</w:t>
       </w:r>
     </w:p>
     <w:p>
@@ -6290,7 +7760,15 @@
         <w:t>Mint scores are psychometrically robust</w:t>
       </w:r>
       <w:r>
-        <w:t xml:space="preserve">, reflecting a stable, hierarchical structure comprising three higher-order metaclusters, namely </w:t>
+        <w:t xml:space="preserve">, reflecting a stable, hierarchical structure comprising three higher-order </w:t>
+      </w:r>
+      <w:proofErr w:type="spellStart"/>
+      <w:r>
+        <w:t>metaclusters</w:t>
+      </w:r>
+      <w:proofErr w:type="spellEnd"/>
+      <w:r>
+        <w:t xml:space="preserve">, namely </w:t>
       </w:r>
       <w:r>
         <w:rPr>
@@ -6312,6 +7790,7 @@
       <w:r>
         <w:t xml:space="preserve">, and </w:t>
       </w:r>
+      <w:proofErr w:type="spellStart"/>
       <w:r>
         <w:rPr>
           <w:i/>
@@ -6319,8 +7798,17 @@
         </w:rPr>
         <w:t>Visceroception</w:t>
       </w:r>
-      <w:r>
-        <w:t xml:space="preserve">, and 11 distinct lower-level facets. Study 2, </w:t>
+      <w:proofErr w:type="spellEnd"/>
+      <w:r>
+        <w:t xml:space="preserve">, and 11 distinct lower-level facets. </w:t>
+      </w:r>
+      <w:proofErr w:type="gramStart"/>
+      <w:r>
+        <w:t>Study 2,</w:t>
+      </w:r>
+      <w:proofErr w:type="gramEnd"/>
+      <w:r>
+        <w:t xml:space="preserve"> </w:t>
       </w:r>
       <w:r>
         <w:lastRenderedPageBreak/>
@@ -6363,7 +7851,15 @@
         <w:t>Not-Worrying</w:t>
       </w:r>
       <w:r>
-        <w:t xml:space="preserve"> subscales, which heavily tap into emotion regulation skills and coping strategies. The Mint, in contrast, taps more directly into interoceptive components, and has excellent predictive power for conditions where alterations in bodily sensing are a core feature, including alexithymia, ADHD, autism, and somatic symptoms. Overall, the Mint provides a more specific measure of self-reported interoceptive processing across contexts and modalities, offering researchers a granular and comprehensive tool with which to further understand the contribution of bodily awareness to human health and disease. In particular, the multidimensional structure of the Mint may allow future work to identify distinct interoceptive profiles, rather than assuming that individuals vary along a single continuum of interoceptive ability.</w:t>
+        <w:t xml:space="preserve"> subscales, which heavily tap into emotion regulation skills and coping strategies. The Mint, in contrast, taps more directly into interoceptive components, and has excellent predictive power for conditions where alterations in bodily sensing are a core feature, including alexithymia, ADHD, autism, and somatic symptoms. Overall, the Mint provides a more specific measure of self-reported interoceptive processing across contexts and modalities, offering researchers a granular and comprehensive tool with which to further understand the contribution of bodily awareness to human health and disease. In particular, the multidimensional structure of the Mint may allow future work to identify distinct interoceptive profiles, rather than </w:t>
+      </w:r>
+      <w:proofErr w:type="gramStart"/>
+      <w:r>
+        <w:t>assuming that</w:t>
+      </w:r>
+      <w:proofErr w:type="gramEnd"/>
+      <w:r>
+        <w:t xml:space="preserve"> individuals vary along a single continuum of interoceptive ability.</w:t>
       </w:r>
     </w:p>
     <w:p>
@@ -6389,7 +7885,31 @@
         <w:t>versions (available at [MASKED]) suggest a reasonable brevity–performance trade-off, though formal validation in independent and clinical samples is needed.</w:t>
       </w:r>
       <w:r>
-        <w:t xml:space="preserve"> Thirdly, although the final version of the MINT provides broader coverage of interoceptive domains than many existing alternatives, it remains non-exhaustive. In particular, several content areas were not retained, including sexual arousal awareness and related physiological changes ((e.g., cardiac changes), interoceptive signalling (e.g., during personally significant events), and pain- or illness-related interoceptive sensitivity.  Future work may therefore benefit from reintroducing and refining these domains to further expand the scope of the instrument, while balancing content coverage against psychometric performance and scale length.</w:t>
+        <w:t xml:space="preserve"> Thirdly, although the final version of the MINT provides broader coverage of interoceptive domains than many existing alternatives, it remains non-exhaustive. </w:t>
+      </w:r>
+      <w:proofErr w:type="gramStart"/>
+      <w:r>
+        <w:t>In particular, several</w:t>
+      </w:r>
+      <w:proofErr w:type="gramEnd"/>
+      <w:r>
+        <w:t xml:space="preserve"> content areas were not retained, including sexual arousal awareness and related physiological </w:t>
+      </w:r>
+      <w:proofErr w:type="gramStart"/>
+      <w:r>
+        <w:t>changes ((</w:t>
+      </w:r>
+      <w:proofErr w:type="gramEnd"/>
+      <w:r>
+        <w:t xml:space="preserve">e.g., cardiac changes), interoceptive </w:t>
+      </w:r>
+      <w:proofErr w:type="spellStart"/>
+      <w:r>
+        <w:t>signalling</w:t>
+      </w:r>
+      <w:proofErr w:type="spellEnd"/>
+      <w:r>
+        <w:t xml:space="preserve"> (e.g., during personally significant events), and pain- or illness-related interoceptive sensitivity.  Future work may therefore benefit from reintroducing and refining these domains to further expand the scope of the instrument, while balancing content coverage against psychometric performance and scale length.</w:t>
       </w:r>
     </w:p>
     <w:p>
@@ -6397,7 +7917,15 @@
         <w:pStyle w:val="BodyText"/>
       </w:pPr>
       <w:r>
-        <w:t xml:space="preserve">A further limitation concerns the predominantly Western, UK-based composition of the samples, which restricts the extent to which the Mint’s structure can be assumed to generalise cross-culturally, particularly given that interoceptive processes, and their cognitive elaborations, vary according to demographic factors such as gender/sex and culture (e.g., </w:t>
+        <w:t xml:space="preserve">A further limitation concerns the predominantly Western, UK-based composition of the samples, which restricts the extent to which the Mint’s structure can be assumed to </w:t>
+      </w:r>
+      <w:proofErr w:type="spellStart"/>
+      <w:r>
+        <w:t>generalise</w:t>
+      </w:r>
+      <w:proofErr w:type="spellEnd"/>
+      <w:r>
+        <w:t xml:space="preserve"> cross-culturally, particularly given that interoceptive processes, and their cognitive elaborations, vary according to demographic factors such as gender/sex and culture (e.g., </w:t>
       </w:r>
       <w:hyperlink w:anchor="ref-ma2024demographic">
         <w:r>
@@ -6430,7 +7958,15 @@
         </w:r>
       </w:hyperlink>
       <w:r>
-        <w:t>) reported that Japanese participants required greater contextual specification of items, highlighting cultural variation in how bodily experiences are interpreted. Language-related constraints have also been observed in cross-cultural scale adaptation, such as item-level ambiguities in (</w:t>
+        <w:t>) reported that Japanese participants required greater contextual specification of items, highlighting cultural variation in how bodily experiences are interpreted. Language-related constraints have also been observed in cross-</w:t>
+      </w:r>
+      <w:proofErr w:type="gramStart"/>
+      <w:r>
+        <w:t>cultural scale</w:t>
+      </w:r>
+      <w:proofErr w:type="gramEnd"/>
+      <w:r>
+        <w:t xml:space="preserve"> adaptation, such as item-level ambiguities in (</w:t>
       </w:r>
       <w:hyperlink w:anchor="ref-lin2023psychometric">
         <w:r>
@@ -6452,6 +7988,7 @@
         <w:lastRenderedPageBreak/>
         <w:t xml:space="preserve">While the overall structure of the Mint is stable, some facets warrant deeper investigation. The </w:t>
       </w:r>
+      <w:proofErr w:type="spellStart"/>
       <w:r>
         <w:rPr>
           <w:i/>
@@ -6459,6 +7996,7 @@
         </w:rPr>
         <w:t>Olfa</w:t>
       </w:r>
+      <w:proofErr w:type="spellEnd"/>
       <w:r>
         <w:t xml:space="preserve"> (Olfactory Contribution) and </w:t>
       </w:r>
@@ -6480,7 +8018,31 @@
         <w:t>Deficit</w:t>
       </w:r>
       <w:r>
-        <w:t xml:space="preserve"> metacluster is theoretically intriguing since the former aligns with predictive coding models of pseudo-interoception (or extero-interoception) where individuals rely on exteroceptive cues (like odours) to infer internal states (</w:t>
+        <w:t xml:space="preserve"> </w:t>
+      </w:r>
+      <w:proofErr w:type="spellStart"/>
+      <w:r>
+        <w:t>metacluster</w:t>
+      </w:r>
+      <w:proofErr w:type="spellEnd"/>
+      <w:r>
+        <w:t xml:space="preserve"> is theoretically intriguing since the former aligns with predictive coding models of pseudo-interoception (or </w:t>
+      </w:r>
+      <w:proofErr w:type="spellStart"/>
+      <w:r>
+        <w:t>extero</w:t>
+      </w:r>
+      <w:proofErr w:type="spellEnd"/>
+      <w:r>
+        <w:t xml:space="preserve">-interoception) where individuals rely on exteroceptive cues (like </w:t>
+      </w:r>
+      <w:proofErr w:type="spellStart"/>
+      <w:r>
+        <w:t>odours</w:t>
+      </w:r>
+      <w:proofErr w:type="spellEnd"/>
+      <w:r>
+        <w:t>) to infer internal states (</w:t>
       </w:r>
       <w:hyperlink w:anchor="ref-paulus2010interoception">
         <w:r>
@@ -6589,7 +8151,15 @@
       <w:bookmarkStart w:id="23" w:name="ref-bogaerts2022interoceptive"/>
       <w:bookmarkStart w:id="24" w:name="refs"/>
       <w:r>
-        <w:t xml:space="preserve">Bogaerts, K., Walentynowicz, M., Van Den Houte, M., Constantinou, E., &amp; Van den Bergh, O. (2022). The interoceptive sensitivity and attention questionnaire: Evaluating aspects of self-reported interoception in patients with persistent somatic symptoms, stress-related syndromes, and healthy controls. </w:t>
+        <w:t xml:space="preserve">Bogaerts, K., </w:t>
+      </w:r>
+      <w:proofErr w:type="spellStart"/>
+      <w:r>
+        <w:t>Walentynowicz</w:t>
+      </w:r>
+      <w:proofErr w:type="spellEnd"/>
+      <w:r>
+        <w:t xml:space="preserve">, M., Van Den Houte, M., Constantinou, E., &amp; Van den Bergh, O. (2022). The interoceptive sensitivity and attention questionnaire: Evaluating aspects of self-reported interoception in patients with persistent somatic symptoms, stress-related syndromes, and healthy controls. </w:t>
       </w:r>
       <w:r>
         <w:rPr>
@@ -6657,7 +8227,31 @@
       <w:bookmarkStart w:id="26" w:name="ref-cabrera2018assessing"/>
       <w:bookmarkEnd w:id="25"/>
       <w:r>
-        <w:t xml:space="preserve">Cabrera, A., Kolacz, J., Pailhez, G., Bulbena-Cabre, A., Bulbena, A., &amp; Porges, S. W. (2018). Assessing body awareness and autonomic reactivity: Factor structure and psychometric properties of the body perception questionnaire-short form (BPQ-SF). </w:t>
+        <w:t xml:space="preserve">Cabrera, A., Kolacz, J., </w:t>
+      </w:r>
+      <w:proofErr w:type="spellStart"/>
+      <w:r>
+        <w:t>Pailhez</w:t>
+      </w:r>
+      <w:proofErr w:type="spellEnd"/>
+      <w:r>
+        <w:t xml:space="preserve">, G., </w:t>
+      </w:r>
+      <w:proofErr w:type="spellStart"/>
+      <w:r>
+        <w:t>Bulbena</w:t>
+      </w:r>
+      <w:proofErr w:type="spellEnd"/>
+      <w:r>
+        <w:t xml:space="preserve">-Cabre, A., </w:t>
+      </w:r>
+      <w:proofErr w:type="spellStart"/>
+      <w:r>
+        <w:t>Bulbena</w:t>
+      </w:r>
+      <w:proofErr w:type="spellEnd"/>
+      <w:r>
+        <w:t xml:space="preserve">, A., &amp; Porges, S. W. (2018). Assessing body awareness and autonomic reactivity: Factor structure and psychometric properties of the body perception questionnaire-short form (BPQ-SF). </w:t>
       </w:r>
       <w:r>
         <w:rPr>
@@ -6686,15 +8280,37 @@
       </w:pPr>
       <w:bookmarkStart w:id="27" w:name="ref-vcernis2024measuring"/>
       <w:bookmarkEnd w:id="26"/>
-      <w:r>
-        <w:t xml:space="preserve">Černis, E., Loe, B. S., Lofthouse, K., Waite, P., Molodynski, A., Ehlers, A., &amp; Freeman, D. (2024). Measuring dissociation across adolescence and adulthood: Developing the short-form Černis felt sense of anomaly scale (ČEFSA-14). </w:t>
-      </w:r>
-      <w:r>
-        <w:rPr>
-          <w:i/>
-          <w:iCs/>
-        </w:rPr>
-        <w:t>Behavioural and Cognitive Psychotherapy</w:t>
+      <w:proofErr w:type="spellStart"/>
+      <w:r>
+        <w:t>Černis</w:t>
+      </w:r>
+      <w:proofErr w:type="spellEnd"/>
+      <w:r>
+        <w:t xml:space="preserve">, E., Loe, B. S., Lofthouse, K., Waite, P., Molodynski, A., Ehlers, A., &amp; Freeman, D. (2024). Measuring dissociation across adolescence and adulthood: Developing the short-form </w:t>
+      </w:r>
+      <w:proofErr w:type="spellStart"/>
+      <w:r>
+        <w:t>Černis</w:t>
+      </w:r>
+      <w:proofErr w:type="spellEnd"/>
+      <w:r>
+        <w:t xml:space="preserve"> felt sense of anomaly scale (ČEFSA-14). </w:t>
+      </w:r>
+      <w:proofErr w:type="spellStart"/>
+      <w:r>
+        <w:rPr>
+          <w:i/>
+          <w:iCs/>
+        </w:rPr>
+        <w:t>Behavioural</w:t>
+      </w:r>
+      <w:proofErr w:type="spellEnd"/>
+      <w:r>
+        <w:rPr>
+          <w:i/>
+          <w:iCs/>
+        </w:rPr>
+        <w:t xml:space="preserve"> and Cognitive Psychotherapy</w:t>
       </w:r>
       <w:r>
         <w:t xml:space="preserve">, </w:t>
@@ -6747,7 +8363,15 @@
       <w:bookmarkStart w:id="29" w:name="ref-christensen2021estimating"/>
       <w:bookmarkEnd w:id="28"/>
       <w:r>
-        <w:t xml:space="preserve">Christensen, A. P., &amp; Golino, H. (2021a). Estimating the stability of psychological dimensions via bootstrap exploratory graph analysis: A monte carlo simulation and tutorial. </w:t>
+        <w:t xml:space="preserve">Christensen, A. P., &amp; Golino, H. (2021a). Estimating the stability of psychological dimensions via bootstrap exploratory graph analysis: A monte </w:t>
+      </w:r>
+      <w:proofErr w:type="spellStart"/>
+      <w:r>
+        <w:t>carlo</w:t>
+      </w:r>
+      <w:proofErr w:type="spellEnd"/>
+      <w:r>
+        <w:t xml:space="preserve"> simulation and tutorial. </w:t>
       </w:r>
       <w:r>
         <w:rPr>
@@ -6973,8 +8597,13 @@
       </w:pPr>
       <w:bookmarkStart w:id="36" w:name="ref-crucianelli2023role"/>
       <w:bookmarkEnd w:id="35"/>
-      <w:r>
-        <w:t xml:space="preserve">Crucianelli, L., &amp; Ehrsson, H. H. (2023). The role of the skin in interoception: A neglected organ? </w:t>
+      <w:proofErr w:type="spellStart"/>
+      <w:r>
+        <w:t>Crucianelli</w:t>
+      </w:r>
+      <w:proofErr w:type="spellEnd"/>
+      <w:r>
+        <w:t xml:space="preserve">, L., &amp; Ehrsson, H. H. (2023). The role of the skin in interoception: A neglected organ? </w:t>
       </w:r>
       <w:r>
         <w:rPr>
@@ -7004,7 +8633,15 @@
       <w:bookmarkStart w:id="37" w:name="ref-de2015jspsych"/>
       <w:bookmarkEnd w:id="36"/>
       <w:r>
-        <w:t xml:space="preserve">De Leeuw, J. R. (2015). jsPsych: A JavaScript library for creating behavioral experiments in a web browser. </w:t>
+        <w:t xml:space="preserve">De Leeuw, J. R. (2015). </w:t>
+      </w:r>
+      <w:proofErr w:type="spellStart"/>
+      <w:r>
+        <w:t>jsPsych</w:t>
+      </w:r>
+      <w:proofErr w:type="spellEnd"/>
+      <w:r>
+        <w:t xml:space="preserve">: A JavaScript library for creating behavioral experiments in a web browser. </w:t>
       </w:r>
       <w:r>
         <w:rPr>
@@ -7034,7 +8671,23 @@
       <w:bookmarkStart w:id="38" w:name="ref-desmedt2022measures"/>
       <w:bookmarkEnd w:id="37"/>
       <w:r>
-        <w:t xml:space="preserve">Desmedt, O., Heeren, A., Corneille, O., &amp; Luminet, O. (2022). What do measures of self-report interoception measure? Insights from a systematic review, latent factor analysis, and network approach. </w:t>
+        <w:t xml:space="preserve">Desmedt, O., Heeren, A., Corneille, O., &amp; </w:t>
+      </w:r>
+      <w:proofErr w:type="spellStart"/>
+      <w:r>
+        <w:t>Luminet</w:t>
+      </w:r>
+      <w:proofErr w:type="spellEnd"/>
+      <w:r>
+        <w:t xml:space="preserve">, O. (2022). What do measures of self-report interoception </w:t>
+      </w:r>
+      <w:proofErr w:type="gramStart"/>
+      <w:r>
+        <w:t>measure</w:t>
+      </w:r>
+      <w:proofErr w:type="gramEnd"/>
+      <w:r>
+        <w:t xml:space="preserve">? Insights from a systematic review, latent factor analysis, and network approach. </w:t>
       </w:r>
       <w:r>
         <w:rPr>
@@ -7064,7 +8717,23 @@
       <w:bookmarkStart w:id="39" w:name="ref-desmedt2025discrepancies"/>
       <w:bookmarkEnd w:id="38"/>
       <w:r>
-        <w:t xml:space="preserve">Desmedt, O., Luminet, O., Maurage, P., &amp; Corneille, O. (2025). Discrepancies in the definition and measurement of human interoception: A comprehensive discussion and suggested ways forward. </w:t>
+        <w:t xml:space="preserve">Desmedt, O., </w:t>
+      </w:r>
+      <w:proofErr w:type="spellStart"/>
+      <w:r>
+        <w:t>Luminet</w:t>
+      </w:r>
+      <w:proofErr w:type="spellEnd"/>
+      <w:r>
+        <w:t xml:space="preserve">, O., </w:t>
+      </w:r>
+      <w:proofErr w:type="spellStart"/>
+      <w:r>
+        <w:t>Maurage</w:t>
+      </w:r>
+      <w:proofErr w:type="spellEnd"/>
+      <w:r>
+        <w:t xml:space="preserve">, P., &amp; Corneille, O. (2025). Discrepancies in the definition and measurement of human interoception: A comprehensive discussion and suggested ways forward. </w:t>
       </w:r>
       <w:r>
         <w:rPr>
@@ -7123,9 +8792,22 @@
       </w:pPr>
       <w:bookmarkStart w:id="41" w:name="ref-epskamp2018network"/>
       <w:bookmarkEnd w:id="40"/>
+      <w:proofErr w:type="spellStart"/>
       <w:r>
         <w:lastRenderedPageBreak/>
-        <w:t xml:space="preserve">Epskamp, S., Maris, G., Waldorp, L. J., &amp; Borsboom, D. (2018). Network psychometrics. </w:t>
+        <w:t>Epskamp</w:t>
+      </w:r>
+      <w:proofErr w:type="spellEnd"/>
+      <w:r>
+        <w:t xml:space="preserve">, S., Maris, G., </w:t>
+      </w:r>
+      <w:proofErr w:type="spellStart"/>
+      <w:r>
+        <w:t>Waldorp</w:t>
+      </w:r>
+      <w:proofErr w:type="spellEnd"/>
+      <w:r>
+        <w:t xml:space="preserve">, L. J., &amp; Borsboom, D. (2018). Network psychometrics. </w:t>
       </w:r>
       <w:r>
         <w:rPr>
@@ -7145,7 +8827,15 @@
       <w:bookmarkStart w:id="42" w:name="ref-ferentzi2021examining"/>
       <w:bookmarkEnd w:id="41"/>
       <w:r>
-        <w:t xml:space="preserve">Ferentzi, E., Olaru, G., Geiger, M., Vig, L., Köteles, F., &amp; Wilhelm, O. (2021). Examining the factor structure and validity of the multidimensional assessment of interoceptive awareness. </w:t>
+        <w:t xml:space="preserve">Ferentzi, E., Olaru, G., Geiger, M., </w:t>
+      </w:r>
+      <w:proofErr w:type="spellStart"/>
+      <w:r>
+        <w:t>Vig</w:t>
+      </w:r>
+      <w:proofErr w:type="spellEnd"/>
+      <w:r>
+        <w:t xml:space="preserve">, L., Köteles, F., &amp; Wilhelm, O. (2021). Examining the factor structure and validity of the multidimensional assessment of interoceptive awareness. </w:t>
       </w:r>
       <w:r>
         <w:rPr>
@@ -7175,7 +8865,31 @@
       <w:bookmarkStart w:id="43" w:name="ref-freedman2021similarities"/>
       <w:bookmarkEnd w:id="42"/>
       <w:r>
-        <w:t xml:space="preserve">Freedman, A., Hu, H., Liu, I., Stewart, A., Adler, S., &amp; Mehling, W. E. (2021). Similarities and differences in interoceptive bodily awareness between US-american and japanese cultures: A focus-group study in bicultural japanese-americans. </w:t>
+        <w:t>Freedman, A., Hu, H., Liu, I., Stewart, A., Adler, S., &amp; Mehling, W. E. (2021). Similarities and differences in interoceptive bodily awareness between US-</w:t>
+      </w:r>
+      <w:proofErr w:type="spellStart"/>
+      <w:r>
+        <w:t>american</w:t>
+      </w:r>
+      <w:proofErr w:type="spellEnd"/>
+      <w:r>
+        <w:t xml:space="preserve"> and </w:t>
+      </w:r>
+      <w:proofErr w:type="spellStart"/>
+      <w:r>
+        <w:t>japanese</w:t>
+      </w:r>
+      <w:proofErr w:type="spellEnd"/>
+      <w:r>
+        <w:t xml:space="preserve"> cultures: A focus-group study in bicultural </w:t>
+      </w:r>
+      <w:proofErr w:type="spellStart"/>
+      <w:r>
+        <w:t>japanese-americans</w:t>
+      </w:r>
+      <w:proofErr w:type="spellEnd"/>
+      <w:r>
+        <w:t xml:space="preserve">. </w:t>
       </w:r>
       <w:r>
         <w:rPr>
@@ -7205,7 +8919,15 @@
       <w:bookmarkStart w:id="44" w:name="ref-friedman2008sparse"/>
       <w:bookmarkEnd w:id="43"/>
       <w:r>
-        <w:t xml:space="preserve">Friedman, J., Hastie, T., &amp; Tibshirani, R. (2008). Sparse inverse covariance estimation with the graphical lasso. </w:t>
+        <w:t xml:space="preserve">Friedman, J., Hastie, T., &amp; </w:t>
+      </w:r>
+      <w:proofErr w:type="spellStart"/>
+      <w:r>
+        <w:t>Tibshirani</w:t>
+      </w:r>
+      <w:proofErr w:type="spellEnd"/>
+      <w:r>
+        <w:t xml:space="preserve">, R. (2008). Sparse inverse covariance estimation with the graphical lasso. </w:t>
       </w:r>
       <w:r>
         <w:rPr>
@@ -7269,6 +8991,9 @@
     <w:p>
       <w:pPr>
         <w:pStyle w:val="Bibliography"/>
+        <w:rPr>
+          <w:lang w:val="pl-PL"/>
+        </w:rPr>
       </w:pPr>
       <w:bookmarkStart w:id="46" w:name="ref-garfinkel2015knowing"/>
       <w:bookmarkEnd w:id="45"/>
@@ -7279,30 +9004,52 @@
         <w:rPr>
           <w:i/>
           <w:iCs/>
+          <w:lang w:val="pl-PL"/>
         </w:rPr>
         <w:t>Biological Psychology</w:t>
       </w:r>
       <w:r>
+        <w:rPr>
+          <w:lang w:val="pl-PL"/>
+        </w:rPr>
         <w:t xml:space="preserve">, </w:t>
       </w:r>
       <w:r>
         <w:rPr>
           <w:i/>
           <w:iCs/>
+          <w:lang w:val="pl-PL"/>
         </w:rPr>
         <w:t>104</w:t>
       </w:r>
       <w:r>
+        <w:rPr>
+          <w:lang w:val="pl-PL"/>
+        </w:rPr>
         <w:t xml:space="preserve">, 65–74. </w:t>
       </w:r>
-      <w:hyperlink r:id="rId11">
-        <w:r>
-          <w:rPr>
-            <w:rStyle w:val="Hyperlink"/>
-          </w:rPr>
-          <w:t>https://doi.org/10.1016/j.biopsycho.2014.11.004</w:t>
-        </w:r>
-      </w:hyperlink>
+      <w:r>
+        <w:fldChar w:fldCharType="begin"/>
+      </w:r>
+      <w:r>
+        <w:rPr>
+          <w:lang w:val="pl-PL"/>
+        </w:rPr>
+        <w:instrText>HYPERLINK "https://doi.org/10.1016/j.biopsycho.2014.11.004" \h</w:instrText>
+      </w:r>
+      <w:r>
+        <w:fldChar w:fldCharType="separate"/>
+      </w:r>
+      <w:r>
+        <w:rPr>
+          <w:rStyle w:val="Hyperlink"/>
+          <w:lang w:val="pl-PL"/>
+        </w:rPr>
+        <w:t>https://doi.org/10.1016/j.biopsycho.2014.11.004</w:t>
+      </w:r>
+      <w:r>
+        <w:fldChar w:fldCharType="end"/>
+      </w:r>
     </w:p>
     <w:p>
       <w:pPr>
@@ -7311,7 +9058,13 @@
       <w:bookmarkStart w:id="47" w:name="ref-garnefski2006cognitive"/>
       <w:bookmarkEnd w:id="46"/>
       <w:r>
-        <w:t xml:space="preserve">Garnefski, N., &amp; Kraaij, V. (2006). Cognitive emotion regulation questionnaire–development of a short 18-item version (CERQ-short). </w:t>
+        <w:rPr>
+          <w:lang w:val="pl-PL"/>
+        </w:rPr>
+        <w:t xml:space="preserve">Garnefski, N., &amp; Kraaij, V. (2006). </w:t>
+      </w:r>
+      <w:r>
+        <w:t xml:space="preserve">Cognitive emotion regulation questionnaire–development of a short 18-item version (CERQ-short). </w:t>
       </w:r>
       <w:r>
         <w:rPr>
@@ -7342,14 +9095,31 @@
       <w:bookmarkEnd w:id="47"/>
       <w:r>
         <w:lastRenderedPageBreak/>
-        <w:t xml:space="preserve">Golino, H. F., &amp; Epskamp, S. (2017). Exploratory graph analysis: A new approach for estimating the number of dimensions in psychological research. </w:t>
-      </w:r>
-      <w:r>
-        <w:rPr>
-          <w:i/>
-          <w:iCs/>
-        </w:rPr>
-        <w:t>PloS One</w:t>
+        <w:t xml:space="preserve">Golino, H. F., &amp; </w:t>
+      </w:r>
+      <w:proofErr w:type="spellStart"/>
+      <w:r>
+        <w:t>Epskamp</w:t>
+      </w:r>
+      <w:proofErr w:type="spellEnd"/>
+      <w:r>
+        <w:t xml:space="preserve">, S. (2017). Exploratory graph analysis: A new approach for estimating the number of dimensions in psychological research. </w:t>
+      </w:r>
+      <w:proofErr w:type="spellStart"/>
+      <w:r>
+        <w:rPr>
+          <w:i/>
+          <w:iCs/>
+        </w:rPr>
+        <w:t>PloS</w:t>
+      </w:r>
+      <w:proofErr w:type="spellEnd"/>
+      <w:r>
+        <w:rPr>
+          <w:i/>
+          <w:iCs/>
+        </w:rPr>
+        <w:t xml:space="preserve"> One</w:t>
       </w:r>
       <w:r>
         <w:t xml:space="preserve">, </w:t>
@@ -7372,7 +9142,23 @@
       <w:bookmarkStart w:id="49" w:name="ref-Golino02112021"/>
       <w:bookmarkEnd w:id="48"/>
       <w:r>
-        <w:t xml:space="preserve">Golino, H., Moulder, R., Shi, D., Christensen, A. P., Garrido, L. E., Nieto, M. D., Nesselroade, J., Sadana, R., Thiyagarajan, J. A., &amp; Boker, S. M. (2021). Entropy fit indices: New fit measures for assessing the structure and dimensionality of multiple latent variables. </w:t>
+        <w:t xml:space="preserve">Golino, H., </w:t>
+      </w:r>
+      <w:proofErr w:type="spellStart"/>
+      <w:r>
+        <w:t>Moulder</w:t>
+      </w:r>
+      <w:proofErr w:type="spellEnd"/>
+      <w:r>
+        <w:t xml:space="preserve">, R., Shi, D., Christensen, A. P., Garrido, L. E., Nieto, M. D., </w:t>
+      </w:r>
+      <w:proofErr w:type="spellStart"/>
+      <w:r>
+        <w:t>Nesselroade</w:t>
+      </w:r>
+      <w:proofErr w:type="spellEnd"/>
+      <w:r>
+        <w:t xml:space="preserve">, J., Sadana, R., Thiyagarajan, J. A., &amp; Boker, S. M. (2021). Entropy fit indices: New fit measures for assessing the structure and dimensionality of multiple latent variables. </w:t>
       </w:r>
       <w:r>
         <w:rPr>
@@ -7394,7 +9180,7 @@
       <w:r>
         <w:t xml:space="preserve">(6), 874–902. </w:t>
       </w:r>
-      <w:hyperlink r:id="rId12">
+      <w:hyperlink r:id="rId11">
         <w:r>
           <w:rPr>
             <w:rStyle w:val="Hyperlink"/>
@@ -7542,7 +9328,7 @@
       <w:r>
         <w:t xml:space="preserve">(6), 501–513. </w:t>
       </w:r>
-      <w:hyperlink r:id="rId13">
+      <w:hyperlink r:id="rId12">
         <w:r>
           <w:rPr>
             <w:rStyle w:val="Hyperlink"/>
@@ -7554,6 +9340,9 @@
     <w:p>
       <w:pPr>
         <w:pStyle w:val="Bibliography"/>
+        <w:rPr>
+          <w:lang w:val="fr-FR"/>
+        </w:rPr>
       </w:pPr>
       <w:bookmarkStart w:id="55" w:name="ref-kirsch2023role"/>
       <w:bookmarkEnd w:id="54"/>
@@ -7565,20 +9354,46 @@
         <w:rPr>
           <w:i/>
           <w:iCs/>
-        </w:rPr>
-        <w:t>Perspectives on Psychological Science</w:t>
-      </w:r>
-      <w:r>
+          <w:lang w:val="fr-FR"/>
+        </w:rPr>
+        <w:t xml:space="preserve">Perspectives on </w:t>
+      </w:r>
+      <w:proofErr w:type="spellStart"/>
+      <w:r>
+        <w:rPr>
+          <w:i/>
+          <w:iCs/>
+          <w:lang w:val="fr-FR"/>
+        </w:rPr>
+        <w:t>Psychological</w:t>
+      </w:r>
+      <w:proofErr w:type="spellEnd"/>
+      <w:r>
+        <w:rPr>
+          <w:i/>
+          <w:iCs/>
+          <w:lang w:val="fr-FR"/>
+        </w:rPr>
+        <w:t xml:space="preserve"> Science</w:t>
+      </w:r>
+      <w:r>
+        <w:rPr>
+          <w:lang w:val="fr-FR"/>
+        </w:rPr>
         <w:t xml:space="preserve">, </w:t>
       </w:r>
       <w:r>
         <w:rPr>
           <w:i/>
           <w:iCs/>
+          <w:lang w:val="fr-FR"/>
         </w:rPr>
         <w:t>18</w:t>
       </w:r>
       <w:r>
+        <w:rPr>
+          <w:lang w:val="fr-FR"/>
+        </w:rPr>
         <w:t>(2), 321–339.</w:t>
       </w:r>
     </w:p>
@@ -7589,7 +9404,24 @@
       <w:bookmarkStart w:id="56" w:name="ref-kolacz2018body"/>
       <w:bookmarkEnd w:id="55"/>
       <w:r>
-        <w:t xml:space="preserve">Kolacz, J., Holmes, L., &amp; Porges, S. W. (2018). Body perception questionnaire (BPQ) manual. </w:t>
+        <w:rPr>
+          <w:lang w:val="fr-FR"/>
+        </w:rPr>
+        <w:t xml:space="preserve">Kolacz, J., Holmes, L., &amp; Porges, S. W. (2018). Body perception questionnaire (BPQ) </w:t>
+      </w:r>
+      <w:proofErr w:type="spellStart"/>
+      <w:r>
+        <w:rPr>
+          <w:lang w:val="fr-FR"/>
+        </w:rPr>
+        <w:t>manual</w:t>
+      </w:r>
+      <w:proofErr w:type="spellEnd"/>
+      <w:r>
+        <w:rPr>
+          <w:lang w:val="fr-FR"/>
+        </w:rPr>
+        <w:t xml:space="preserve">. </w:t>
       </w:r>
       <w:r>
         <w:rPr>
@@ -7639,7 +9471,15 @@
       <w:bookmarkStart w:id="58" w:name="ref-leising2009toronto"/>
       <w:bookmarkEnd w:id="57"/>
       <w:r>
-        <w:t xml:space="preserve">Leising, D., Grande, T., &amp; Faber, R. (2009). The toronto alexithymia scale (TAS-20): A measure of general psychological distress. </w:t>
+        <w:t xml:space="preserve">Leising, D., Grande, T., &amp; Faber, R. (2009). The </w:t>
+      </w:r>
+      <w:proofErr w:type="spellStart"/>
+      <w:r>
+        <w:t>toronto</w:t>
+      </w:r>
+      <w:proofErr w:type="spellEnd"/>
+      <w:r>
+        <w:t xml:space="preserve"> alexithymia scale (TAS-20): A measure of general psychological distress. </w:t>
       </w:r>
       <w:r>
         <w:rPr>
@@ -7669,7 +9509,15 @@
       <w:bookmarkStart w:id="59" w:name="ref-lin2023psychometric"/>
       <w:bookmarkEnd w:id="58"/>
       <w:r>
-        <w:t xml:space="preserve">Lin, X.-X., Shen, H.-R., Lin, J.-X., Zhang, Y.-H., Murphy, J., Wang, Y.-Z., Sun, Y.-B., Wang, N., Wang, J.-Y., Wei, G.-X., et al. (2023). Psychometric validation and refinement of the chinese interoceptive accuracy scale (IAS) in general population and patients with chronic pain. </w:t>
+        <w:t xml:space="preserve">Lin, X.-X., Shen, H.-R., Lin, J.-X., Zhang, Y.-H., Murphy, J., Wang, Y.-Z., Sun, Y.-B., Wang, N., Wang, J.-Y., Wei, G.-X., et al. (2023). Psychometric validation and refinement of the </w:t>
+      </w:r>
+      <w:proofErr w:type="spellStart"/>
+      <w:r>
+        <w:t>chinese</w:t>
+      </w:r>
+      <w:proofErr w:type="spellEnd"/>
+      <w:r>
+        <w:t xml:space="preserve"> interoceptive accuracy scale (IAS) in general population and patients with chronic pain. </w:t>
       </w:r>
       <w:r>
         <w:rPr>
@@ -7698,8 +9546,45 @@
       </w:pPr>
       <w:bookmarkStart w:id="60" w:name="ref-longarzo2015relationships"/>
       <w:bookmarkEnd w:id="59"/>
-      <w:r>
-        <w:t xml:space="preserve">Longarzo, M., D’Olimpio, F., Chiavazzo, A., Santangelo, G., Trojano, L., &amp; Grossi, D. (2015). The relationships between interoception and alexithymic trait. The self-awareness questionnaire in healthy subjects. </w:t>
+      <w:proofErr w:type="spellStart"/>
+      <w:r>
+        <w:t>Longarzo</w:t>
+      </w:r>
+      <w:proofErr w:type="spellEnd"/>
+      <w:r>
+        <w:t xml:space="preserve">, M., </w:t>
+      </w:r>
+      <w:proofErr w:type="spellStart"/>
+      <w:r>
+        <w:t>D’Olimpio</w:t>
+      </w:r>
+      <w:proofErr w:type="spellEnd"/>
+      <w:r>
+        <w:t xml:space="preserve">, F., </w:t>
+      </w:r>
+      <w:proofErr w:type="spellStart"/>
+      <w:r>
+        <w:t>Chiavazzo</w:t>
+      </w:r>
+      <w:proofErr w:type="spellEnd"/>
+      <w:r>
+        <w:t xml:space="preserve">, A., Santangelo, G., </w:t>
+      </w:r>
+      <w:proofErr w:type="spellStart"/>
+      <w:r>
+        <w:t>Trojano</w:t>
+      </w:r>
+      <w:proofErr w:type="spellEnd"/>
+      <w:r>
+        <w:t xml:space="preserve">, L., &amp; Grossi, D. (2015). The relationships between interoception and </w:t>
+      </w:r>
+      <w:proofErr w:type="spellStart"/>
+      <w:r>
+        <w:t>alexithymic</w:t>
+      </w:r>
+      <w:proofErr w:type="spellEnd"/>
+      <w:r>
+        <w:t xml:space="preserve"> trait. The self-awareness questionnaire in healthy subjects. </w:t>
       </w:r>
       <w:r>
         <w:rPr>
@@ -7736,7 +9621,23 @@
           <w:i/>
           <w:iCs/>
         </w:rPr>
-        <w:t>Journal of Open Source Software</w:t>
+        <w:t xml:space="preserve">Journal of </w:t>
+      </w:r>
+      <w:proofErr w:type="gramStart"/>
+      <w:r>
+        <w:rPr>
+          <w:i/>
+          <w:iCs/>
+        </w:rPr>
+        <w:t>Open Source</w:t>
+      </w:r>
+      <w:proofErr w:type="gramEnd"/>
+      <w:r>
+        <w:rPr>
+          <w:i/>
+          <w:iCs/>
+        </w:rPr>
+        <w:t xml:space="preserve"> Software</w:t>
       </w:r>
       <w:r>
         <w:t xml:space="preserve">, </w:t>
@@ -7766,7 +9667,23 @@
           <w:i/>
           <w:iCs/>
         </w:rPr>
-        <w:t>Journal of Open Source Software</w:t>
+        <w:t xml:space="preserve">Journal of </w:t>
+      </w:r>
+      <w:proofErr w:type="gramStart"/>
+      <w:r>
+        <w:rPr>
+          <w:i/>
+          <w:iCs/>
+        </w:rPr>
+        <w:t>Open Source</w:t>
+      </w:r>
+      <w:proofErr w:type="gramEnd"/>
+      <w:r>
+        <w:rPr>
+          <w:i/>
+          <w:iCs/>
+        </w:rPr>
+        <w:t xml:space="preserve"> Software</w:t>
       </w:r>
       <w:r>
         <w:t xml:space="preserve">, </w:t>
@@ -7797,7 +9714,23 @@
           <w:i/>
           <w:iCs/>
         </w:rPr>
-        <w:t>Journal of Open Source Software</w:t>
+        <w:t xml:space="preserve">Journal of </w:t>
+      </w:r>
+      <w:proofErr w:type="gramStart"/>
+      <w:r>
+        <w:rPr>
+          <w:i/>
+          <w:iCs/>
+        </w:rPr>
+        <w:t>Open Source</w:t>
+      </w:r>
+      <w:proofErr w:type="gramEnd"/>
+      <w:r>
+        <w:rPr>
+          <w:i/>
+          <w:iCs/>
+        </w:rPr>
+        <w:t xml:space="preserve"> Software</w:t>
       </w:r>
       <w:r>
         <w:t xml:space="preserve">, </w:t>
@@ -7819,8 +9752,21 @@
       </w:pPr>
       <w:bookmarkStart w:id="64" w:name="ref-magnavita2022development"/>
       <w:bookmarkEnd w:id="63"/>
-      <w:r>
-        <w:t xml:space="preserve">Magnavita, N., &amp; Chiorri, C. (2022). Development and validation of a new measure of work annoyance using a psychometric network approach. </w:t>
+      <w:proofErr w:type="spellStart"/>
+      <w:r>
+        <w:t>Magnavita</w:t>
+      </w:r>
+      <w:proofErr w:type="spellEnd"/>
+      <w:r>
+        <w:t xml:space="preserve">, N., &amp; </w:t>
+      </w:r>
+      <w:proofErr w:type="spellStart"/>
+      <w:r>
+        <w:t>Chiorri</w:t>
+      </w:r>
+      <w:proofErr w:type="spellEnd"/>
+      <w:r>
+        <w:t xml:space="preserve">, C. (2022). Development and validation of a new measure of work annoyance using a psychometric network approach. </w:t>
       </w:r>
       <w:r>
         <w:rPr>
@@ -7870,7 +9816,15 @@
       <w:bookmarkStart w:id="66" w:name="ref-makowski2025measuring"/>
       <w:bookmarkEnd w:id="65"/>
       <w:r>
-        <w:t xml:space="preserve">Makowski, D., Te, A., Neves, A., &amp; Chen, S. A. (2025). </w:t>
+        <w:t xml:space="preserve">Makowski, D., </w:t>
+      </w:r>
+      <w:proofErr w:type="spellStart"/>
+      <w:r>
+        <w:t>Te</w:t>
+      </w:r>
+      <w:proofErr w:type="spellEnd"/>
+      <w:r>
+        <w:t xml:space="preserve">, A., Neves, A., &amp; Chen, S. A. (2025). </w:t>
       </w:r>
       <w:r>
         <w:rPr>
@@ -7880,9 +9834,17 @@
         <w:t>Measuring depression and anxiety with 4 items? Adaptation of the PHQ-4 to increase its sensitivity to subclinical variability</w:t>
       </w:r>
       <w:r>
-        <w:t xml:space="preserve">. PsyArXiv. </w:t>
-      </w:r>
-      <w:hyperlink r:id="rId14">
+        <w:t xml:space="preserve">. </w:t>
+      </w:r>
+      <w:proofErr w:type="spellStart"/>
+      <w:r>
+        <w:t>PsyArXiv</w:t>
+      </w:r>
+      <w:proofErr w:type="spellEnd"/>
+      <w:r>
+        <w:t xml:space="preserve">. </w:t>
+      </w:r>
+      <w:hyperlink r:id="rId13">
         <w:r>
           <w:rPr>
             <w:rStyle w:val="Hyperlink"/>
@@ -7930,12 +9892,21 @@
       <w:r>
         <w:t xml:space="preserve">Mehling, W. E., Acree, M., Stewart, A., Silas, J., &amp; Jones, A. (2018). The multidimensional assessment of interoceptive awareness, version 2 (MAIA-2). </w:t>
       </w:r>
-      <w:r>
-        <w:rPr>
-          <w:i/>
-          <w:iCs/>
-        </w:rPr>
-        <w:t>PloS One</w:t>
+      <w:proofErr w:type="spellStart"/>
+      <w:r>
+        <w:rPr>
+          <w:i/>
+          <w:iCs/>
+        </w:rPr>
+        <w:t>PloS</w:t>
+      </w:r>
+      <w:proofErr w:type="spellEnd"/>
+      <w:r>
+        <w:rPr>
+          <w:i/>
+          <w:iCs/>
+        </w:rPr>
+        <w:t xml:space="preserve"> One</w:t>
       </w:r>
       <w:r>
         <w:t xml:space="preserve">, </w:t>
@@ -7958,14 +9929,31 @@
       <w:bookmarkStart w:id="69" w:name="ref-mehling2009body"/>
       <w:bookmarkEnd w:id="68"/>
       <w:r>
-        <w:t xml:space="preserve">Mehling, W. E., Gopisetty, V., Daubenmier, J., Price, C. J., Hecht, F. M., &amp; Stewart, A. (2009). Body awareness: Construct and self-report measures. </w:t>
-      </w:r>
-      <w:r>
-        <w:rPr>
-          <w:i/>
-          <w:iCs/>
-        </w:rPr>
-        <w:t>PloS One</w:t>
+        <w:t xml:space="preserve">Mehling, W. E., </w:t>
+      </w:r>
+      <w:proofErr w:type="spellStart"/>
+      <w:r>
+        <w:t>Gopisetty</w:t>
+      </w:r>
+      <w:proofErr w:type="spellEnd"/>
+      <w:r>
+        <w:t xml:space="preserve">, V., Daubenmier, J., Price, C. J., Hecht, F. M., &amp; Stewart, A. (2009). Body awareness: Construct and self-report measures. </w:t>
+      </w:r>
+      <w:proofErr w:type="spellStart"/>
+      <w:r>
+        <w:rPr>
+          <w:i/>
+          <w:iCs/>
+        </w:rPr>
+        <w:t>PloS</w:t>
+      </w:r>
+      <w:proofErr w:type="spellEnd"/>
+      <w:r>
+        <w:rPr>
+          <w:i/>
+          <w:iCs/>
+        </w:rPr>
+        <w:t xml:space="preserve"> One</w:t>
       </w:r>
       <w:r>
         <w:t xml:space="preserve">, </w:t>
@@ -8018,7 +10006,15 @@
       <w:bookmarkStart w:id="71" w:name="ref-murphy2020testing"/>
       <w:bookmarkEnd w:id="70"/>
       <w:r>
-        <w:t xml:space="preserve">Murphy, J., Brewer, R., Plans, D., Khalsa, S. S., Catmur, C., &amp; Bird, G. (2020). Testing the independence of self-reported interoceptive accuracy and attention. </w:t>
+        <w:t xml:space="preserve">Murphy, J., Brewer, R., Plans, D., Khalsa, S. S., </w:t>
+      </w:r>
+      <w:proofErr w:type="spellStart"/>
+      <w:r>
+        <w:t>Catmur</w:t>
+      </w:r>
+      <w:proofErr w:type="spellEnd"/>
+      <w:r>
+        <w:t xml:space="preserve">, C., &amp; Bird, G. (2020). Testing the independence of self-reported interoceptive accuracy and attention. </w:t>
       </w:r>
       <w:r>
         <w:rPr>
@@ -8049,7 +10045,15 @@
       <w:bookmarkEnd w:id="71"/>
       <w:r>
         <w:lastRenderedPageBreak/>
-        <w:t xml:space="preserve">Murphy, J., Catmur, C., &amp; Bird, G. (2018). Classifying individual differences in interoception: Implications for the measurement of interoceptive accuracy. </w:t>
+        <w:t xml:space="preserve">Murphy, J., </w:t>
+      </w:r>
+      <w:proofErr w:type="spellStart"/>
+      <w:r>
+        <w:t>Catmur</w:t>
+      </w:r>
+      <w:proofErr w:type="spellEnd"/>
+      <w:r>
+        <w:t xml:space="preserve">, C., &amp; Bird, G. (2018). Classifying individual differences in interoception: Implications for the measurement of interoceptive accuracy. </w:t>
       </w:r>
       <w:r>
         <w:rPr>
@@ -8071,7 +10075,7 @@
       <w:r>
         <w:t xml:space="preserve">(4), 1424–1431. </w:t>
       </w:r>
-      <w:hyperlink r:id="rId15">
+      <w:hyperlink r:id="rId14">
         <w:r>
           <w:rPr>
             <w:rStyle w:val="Hyperlink"/>
@@ -8129,7 +10133,7 @@
       <w:r>
         <w:t xml:space="preserve">. R Foundation for Statistical Computing. </w:t>
       </w:r>
-      <w:hyperlink r:id="rId16">
+      <w:hyperlink r:id="rId15">
         <w:r>
           <w:rPr>
             <w:rStyle w:val="Hyperlink"/>
@@ -8182,7 +10186,23 @@
           <w:i/>
           <w:iCs/>
         </w:rPr>
-        <w:t>Investigating multidimensional interoceptive awareness in a japanese population</w:t>
+        <w:t xml:space="preserve">Investigating multidimensional interoceptive awareness in a </w:t>
+      </w:r>
+      <w:proofErr w:type="spellStart"/>
+      <w:r>
+        <w:rPr>
+          <w:i/>
+          <w:iCs/>
+        </w:rPr>
+        <w:t>japanese</w:t>
+      </w:r>
+      <w:proofErr w:type="spellEnd"/>
+      <w:r>
+        <w:rPr>
+          <w:i/>
+          <w:iCs/>
+        </w:rPr>
+        <w:t xml:space="preserve"> population</w:t>
       </w:r>
       <w:r>
         <w:t>.</w:t>
@@ -8225,7 +10245,23 @@
       <w:bookmarkStart w:id="78" w:name="ref-theriault2024check"/>
       <w:bookmarkEnd w:id="77"/>
       <w:r>
-        <w:t xml:space="preserve">Thériault, R., Ben-Shachar, M. S., Patil, I., Lüdecke, D., Wiernik, B. M., &amp; Makowski, D. (2024). Check your outliers! An introduction to identifying statistical outliers in r with easystats. </w:t>
+        <w:t xml:space="preserve">Thériault, R., Ben-Shachar, M. S., Patil, I., </w:t>
+      </w:r>
+      <w:proofErr w:type="spellStart"/>
+      <w:r>
+        <w:t>Lüdecke</w:t>
+      </w:r>
+      <w:proofErr w:type="spellEnd"/>
+      <w:r>
+        <w:t xml:space="preserve">, D., Wiernik, B. M., &amp; Makowski, D. (2024). Check your outliers! An introduction to identifying statistical outliers in r with </w:t>
+      </w:r>
+      <w:proofErr w:type="spellStart"/>
+      <w:r>
+        <w:t>easystats</w:t>
+      </w:r>
+      <w:proofErr w:type="spellEnd"/>
+      <w:r>
+        <w:t xml:space="preserve">. </w:t>
       </w:r>
       <w:r>
         <w:rPr>
@@ -8254,8 +10290,29 @@
       </w:pPr>
       <w:bookmarkStart w:id="79" w:name="ref-traag2019louvain"/>
       <w:bookmarkEnd w:id="78"/>
-      <w:r>
-        <w:t xml:space="preserve">Traag, V. A., Waltman, L., &amp; Van Eck, N. J. (2019). From louvain to leiden: Guaranteeing well-connected communities. </w:t>
+      <w:proofErr w:type="spellStart"/>
+      <w:r>
+        <w:t>Traag</w:t>
+      </w:r>
+      <w:proofErr w:type="spellEnd"/>
+      <w:r>
+        <w:t xml:space="preserve">, V. A., Waltman, L., &amp; Van Eck, N. J. (2019). From </w:t>
+      </w:r>
+      <w:proofErr w:type="spellStart"/>
+      <w:r>
+        <w:t>louvain</w:t>
+      </w:r>
+      <w:proofErr w:type="spellEnd"/>
+      <w:r>
+        <w:t xml:space="preserve"> to </w:t>
+      </w:r>
+      <w:proofErr w:type="spellStart"/>
+      <w:r>
+        <w:t>leiden</w:t>
+      </w:r>
+      <w:proofErr w:type="spellEnd"/>
+      <w:r>
+        <w:t xml:space="preserve">: Guaranteeing well-connected communities. </w:t>
       </w:r>
       <w:r>
         <w:rPr>
@@ -8314,15 +10371,37 @@
       </w:pPr>
       <w:bookmarkStart w:id="81" w:name="ref-vig2022questionnaires"/>
       <w:bookmarkEnd w:id="80"/>
-      <w:r>
-        <w:t xml:space="preserve">Vig, L., Köteles, F., &amp; Ferentzi, E. (2022). Questionnaires of interoception do not assess the same construct. </w:t>
-      </w:r>
-      <w:r>
-        <w:rPr>
-          <w:i/>
-          <w:iCs/>
-        </w:rPr>
-        <w:t>PLoS One</w:t>
+      <w:proofErr w:type="spellStart"/>
+      <w:r>
+        <w:t>Vig</w:t>
+      </w:r>
+      <w:proofErr w:type="spellEnd"/>
+      <w:r>
+        <w:t xml:space="preserve">, L., Köteles, F., &amp; </w:t>
+      </w:r>
+      <w:proofErr w:type="spellStart"/>
+      <w:r>
+        <w:t>Ferentzi</w:t>
+      </w:r>
+      <w:proofErr w:type="spellEnd"/>
+      <w:r>
+        <w:t xml:space="preserve">, E. (2022). Questionnaires of interoception do not assess the same construct. </w:t>
+      </w:r>
+      <w:proofErr w:type="spellStart"/>
+      <w:r>
+        <w:rPr>
+          <w:i/>
+          <w:iCs/>
+        </w:rPr>
+        <w:t>PLoS</w:t>
+      </w:r>
+      <w:proofErr w:type="spellEnd"/>
+      <w:r>
+        <w:rPr>
+          <w:i/>
+          <w:iCs/>
+        </w:rPr>
+        <w:t xml:space="preserve"> One</w:t>
       </w:r>
       <w:r>
         <w:t xml:space="preserve">, </w:t>
@@ -8344,9 +10423,14 @@
       </w:pPr>
       <w:bookmarkStart w:id="82" w:name="ref-wongvorachan2025item"/>
       <w:bookmarkEnd w:id="81"/>
+      <w:proofErr w:type="spellStart"/>
       <w:r>
         <w:lastRenderedPageBreak/>
-        <w:t xml:space="preserve">Wongvorachan, T. (2025). </w:t>
+        <w:t>Wongvorachan</w:t>
+      </w:r>
+      <w:proofErr w:type="spellEnd"/>
+      <w:r>
+        <w:t xml:space="preserve">, T. (2025). </w:t>
       </w:r>
       <w:r>
         <w:rPr>
@@ -8365,8 +10449,22 @@
       </w:pPr>
       <w:bookmarkStart w:id="83" w:name="ref-zamariola2018interoceptive"/>
       <w:bookmarkEnd w:id="82"/>
-      <w:r>
-        <w:t xml:space="preserve">Zamariola, G., Maurage, P., Luminet, O., &amp; Corneille, O. (2018). Interoceptive accuracy scores from the heartbeat counting task are problematic: Evidence from simple bivariate correlations. </w:t>
+      <w:proofErr w:type="spellStart"/>
+      <w:r>
+        <w:rPr>
+          <w:lang w:val="fr-FR"/>
+        </w:rPr>
+        <w:t>Zamariola</w:t>
+      </w:r>
+      <w:proofErr w:type="spellEnd"/>
+      <w:r>
+        <w:rPr>
+          <w:lang w:val="fr-FR"/>
+        </w:rPr>
+        <w:t xml:space="preserve">, G., Maurage, P., Luminet, O., &amp; Corneille, O. (2018). </w:t>
+      </w:r>
+      <w:r>
+        <w:t xml:space="preserve">Interoceptive accuracy scores from the heartbeat counting task are problematic: Evidence from simple bivariate correlations. </w:t>
       </w:r>
       <w:r>
         <w:rPr>
@@ -8444,7 +10542,7 @@
                     </pic:cNvPicPr>
                   </pic:nvPicPr>
                   <pic:blipFill>
-                    <a:blip r:embed="rId17"/>
+                    <a:blip r:embed="rId16"/>
                     <a:stretch>
                       <a:fillRect/>
                     </a:stretch>
@@ -8487,7 +10585,23 @@
         <w:pStyle w:val="Caption"/>
       </w:pPr>
       <w:r>
-        <w:t xml:space="preserve">Structure analysis of the final set of 33 Mint items. Hierarchical Exploratory Graph Analysis (EGA) was applied to jointly identify clusters of items, as well as higher-order metaclusters. </w:t>
+        <w:t xml:space="preserve">Structure analysis of the final set of 33 Mint items. Hierarchical Exploratory Graph Analysis (EGA) was applied to jointly identify clusters of items, as well as </w:t>
+      </w:r>
+      <w:proofErr w:type="gramStart"/>
+      <w:r>
+        <w:t>higher-order</w:t>
+      </w:r>
+      <w:proofErr w:type="gramEnd"/>
+      <w:r>
+        <w:t xml:space="preserve"> </w:t>
+      </w:r>
+      <w:proofErr w:type="spellStart"/>
+      <w:r>
+        <w:t>metaclusters</w:t>
+      </w:r>
+      <w:proofErr w:type="spellEnd"/>
+      <w:r>
+        <w:t xml:space="preserve">. </w:t>
       </w:r>
       <w:r>
         <w:rPr>
@@ -8497,14 +10611,24 @@
         <w:t>Score reliability at the item level</w:t>
       </w:r>
       <w:r>
-        <w:t xml:space="preserve"> can be quantified by the proportion of structure replication across bootstrapped samples, with high values indicative of high structural stability. The Mint scale displayed an excellent structural consistency, with the exception of the </w:t>
-      </w:r>
+        <w:t xml:space="preserve"> can be quantified by the proportion of structure replication across bootstrapped samples, with high values indicative of high structural stability. The Mint scale displayed an excellent structural consistency, </w:t>
+      </w:r>
+      <w:proofErr w:type="gramStart"/>
+      <w:r>
+        <w:t>with the exception of</w:t>
+      </w:r>
+      <w:proofErr w:type="gramEnd"/>
+      <w:r>
+        <w:t xml:space="preserve"> the </w:t>
+      </w:r>
+      <w:proofErr w:type="spellStart"/>
       <w:r>
         <w:rPr>
           <w:iCs/>
         </w:rPr>
         <w:t>Olfa</w:t>
       </w:r>
+      <w:proofErr w:type="spellEnd"/>
       <w:r>
         <w:t xml:space="preserve"> cluster which belonging to the </w:t>
       </w:r>
@@ -8515,7 +10639,15 @@
         <w:t>Deficit</w:t>
       </w:r>
       <w:r>
-        <w:t xml:space="preserve"> metaclusters warrants further research. Bottom plot shows the result of hierarchical clustering, providing evidence for structure stability across methods, and allowing for more granular understanding of the relationships between variables.</w:t>
+        <w:t xml:space="preserve"> </w:t>
+      </w:r>
+      <w:proofErr w:type="spellStart"/>
+      <w:r>
+        <w:t>metaclusters</w:t>
+      </w:r>
+      <w:proofErr w:type="spellEnd"/>
+      <w:r>
+        <w:t xml:space="preserve"> warrants further research. Bottom plot shows the result of hierarchical clustering, providing evidence for structure stability across methods, and allowing for more granular understanding of the relationships between variables.</w:t>
       </w:r>
     </w:p>
     <w:p>
@@ -8543,7 +10675,7 @@
                     </pic:cNvPicPr>
                   </pic:nvPicPr>
                   <pic:blipFill>
-                    <a:blip r:embed="rId18"/>
+                    <a:blip r:embed="rId17"/>
                     <a:stretch>
                       <a:fillRect/>
                     </a:stretch>
@@ -8586,7 +10718,95 @@
         <w:pStyle w:val="Caption"/>
       </w:pPr>
       <w:r>
-        <w:t>Item loadings. The table shows each item of the Mint with its cluster centrality, which is the EGA equivalent (in terms of interpretation) of factor loadings. It also shows how each lower-level cluster is related to higher-order metaclusters. The lower-level clusters are Expulsion Accuracy (ExAc), Relaxation Awareness (RelA), Sexual Arousal Sensitivity (SexS), Cardiorespiratory Confusion (CaCo), Urointestinal Inaccuracy (UrIn), Dermal Hypersensitivity (Derm), Satiety Noticing (Sati), Olfactory Contribution (Olfa), Respiroception (Resp), Cardioception (Card), Gastroception (Gast).</w:t>
+        <w:t xml:space="preserve">Item loadings. The table shows each item of the Mint with its cluster centrality, which is the EGA equivalent (in terms of interpretation) of factor loadings. It also shows how each lower-level cluster is related to higher-order </w:t>
+      </w:r>
+      <w:proofErr w:type="spellStart"/>
+      <w:r>
+        <w:t>metaclusters</w:t>
+      </w:r>
+      <w:proofErr w:type="spellEnd"/>
+      <w:r>
+        <w:t>. The lower-level clusters are Expulsion Accuracy (</w:t>
+      </w:r>
+      <w:proofErr w:type="spellStart"/>
+      <w:r>
+        <w:t>ExAc</w:t>
+      </w:r>
+      <w:proofErr w:type="spellEnd"/>
+      <w:r>
+        <w:t>), Relaxation Awareness (</w:t>
+      </w:r>
+      <w:proofErr w:type="spellStart"/>
+      <w:r>
+        <w:t>RelA</w:t>
+      </w:r>
+      <w:proofErr w:type="spellEnd"/>
+      <w:r>
+        <w:t>), Sexual Arousal Sensitivity (</w:t>
+      </w:r>
+      <w:proofErr w:type="spellStart"/>
+      <w:r>
+        <w:t>SexS</w:t>
+      </w:r>
+      <w:proofErr w:type="spellEnd"/>
+      <w:r>
+        <w:t>), Cardiorespiratory Confusion (</w:t>
+      </w:r>
+      <w:proofErr w:type="spellStart"/>
+      <w:r>
+        <w:t>CaCo</w:t>
+      </w:r>
+      <w:proofErr w:type="spellEnd"/>
+      <w:r>
+        <w:t xml:space="preserve">), </w:t>
+      </w:r>
+      <w:proofErr w:type="spellStart"/>
+      <w:r>
+        <w:t>Urointestinal</w:t>
+      </w:r>
+      <w:proofErr w:type="spellEnd"/>
+      <w:r>
+        <w:t xml:space="preserve"> Inaccuracy (</w:t>
+      </w:r>
+      <w:proofErr w:type="spellStart"/>
+      <w:r>
+        <w:t>UrIn</w:t>
+      </w:r>
+      <w:proofErr w:type="spellEnd"/>
+      <w:r>
+        <w:t>), Dermal Hypersensitivity (Derm), Satiety Noticing (Sati), Olfactory Contribution (</w:t>
+      </w:r>
+      <w:proofErr w:type="spellStart"/>
+      <w:r>
+        <w:t>Olfa</w:t>
+      </w:r>
+      <w:proofErr w:type="spellEnd"/>
+      <w:r>
+        <w:t xml:space="preserve">), </w:t>
+      </w:r>
+      <w:proofErr w:type="spellStart"/>
+      <w:r>
+        <w:t>Respiroception</w:t>
+      </w:r>
+      <w:proofErr w:type="spellEnd"/>
+      <w:r>
+        <w:t xml:space="preserve"> (Resp), </w:t>
+      </w:r>
+      <w:proofErr w:type="spellStart"/>
+      <w:r>
+        <w:t>Cardioception</w:t>
+      </w:r>
+      <w:proofErr w:type="spellEnd"/>
+      <w:r>
+        <w:t xml:space="preserve"> (Card), </w:t>
+      </w:r>
+      <w:proofErr w:type="spellStart"/>
+      <w:r>
+        <w:t>Gastroception</w:t>
+      </w:r>
+      <w:proofErr w:type="spellEnd"/>
+      <w:r>
+        <w:t xml:space="preserve"> (Gast).</w:t>
       </w:r>
     </w:p>
     <w:p>
@@ -8614,7 +10834,7 @@
                     </pic:cNvPicPr>
                   </pic:nvPicPr>
                   <pic:blipFill>
-                    <a:blip r:embed="rId19"/>
+                    <a:blip r:embed="rId18"/>
                     <a:stretch>
                       <a:fillRect/>
                     </a:stretch>
@@ -8685,7 +10905,7 @@
                     </pic:cNvPicPr>
                   </pic:nvPicPr>
                   <pic:blipFill>
-                    <a:blip r:embed="rId20"/>
+                    <a:blip r:embed="rId19"/>
                     <a:stretch>
                       <a:fillRect/>
                     </a:stretch>
@@ -8728,7 +10948,23 @@
         <w:pStyle w:val="Caption"/>
       </w:pPr>
       <w:r>
-        <w:t>Summary table of the comparison between interoception questionnaires (Mint, MAIA, BPQ and IAS). For various outcomes included the study, we tested the Mint and Non-Mint dimension that had the strongest link (as a unique predictor). Values in parenthesis represents correlation coefficient for continuous variables and log-odds ratios for binary variables (the occurrence of mental and somatic health conditions). We also compared the predictive performance of regression models including multiple predictors, and present their ranking based on raw predictive power (R2) and BIC, which favours more parsimonious models (with less predictors). Green background indicates an advantage for the Mint, while red backgrounds indicate an advantage for another interoception scale. Orange backgrounds indicate an advantage for the MAIA driven by its emotion-regulation dimensions (Trusting and Not-Worrying).</w:t>
+        <w:t xml:space="preserve">Summary table of the comparison between interoception questionnaires (Mint, MAIA, BPQ and IAS). For various outcomes included the study, we tested the Mint and Non-Mint dimension that had the strongest link (as a unique predictor). Values in parenthesis represents correlation coefficient for continuous variables and log-odds ratios for binary variables (the occurrence of mental and somatic health conditions). We also compared the predictive performance of regression models including multiple predictors, and </w:t>
+      </w:r>
+      <w:proofErr w:type="gramStart"/>
+      <w:r>
+        <w:t>present</w:t>
+      </w:r>
+      <w:proofErr w:type="gramEnd"/>
+      <w:r>
+        <w:t xml:space="preserve"> their ranking based on raw predictive power (R2) and BIC, which </w:t>
+      </w:r>
+      <w:proofErr w:type="spellStart"/>
+      <w:r>
+        <w:t>favours</w:t>
+      </w:r>
+      <w:proofErr w:type="spellEnd"/>
+      <w:r>
+        <w:t xml:space="preserve"> more parsimonious models (with less predictors). Green background indicates an advantage for the Mint, while red backgrounds indicate an advantage for another interoception scale. Orange backgrounds indicate an advantage for the MAIA driven by its emotion-regulation dimensions (Trusting and Not-Worrying).</w:t>
       </w:r>
     </w:p>
     <w:p>
@@ -8756,7 +10992,7 @@
                     </pic:cNvPicPr>
                   </pic:nvPicPr>
                   <pic:blipFill>
-                    <a:blip r:embed="rId21"/>
+                    <a:blip r:embed="rId20"/>
                     <a:stretch>
                       <a:fillRect/>
                     </a:stretch>
@@ -8799,7 +11035,23 @@
         <w:pStyle w:val="Caption"/>
       </w:pPr>
       <w:r>
-        <w:t xml:space="preserve">Predictive performance of interoception questionnaires for various self-reported mental health conditions (mood disorders with psychopharmacological treatment, ADHD and ASD) and somatic symptoms. The Receiver Operating Characteristic (ROC) curves are shown for the logistic regression models for various questionnaires and versions. A high Area Under the Curve (AUC) indicates a good discriminative power of the model (i.e., a strong combination of sensitivity and specificity). The Mint scale (in blue-green) consistently outperformed the other interoception scales, with the exception of the MAIA which, driven by its emotion-regulation dimensions (Trusting and Not-worrying), performed better for mood disorders. </w:t>
+        <w:t xml:space="preserve">Predictive performance of interoception questionnaires for various self-reported mental health conditions (mood disorders with psychopharmacological treatment, ADHD and ASD) and somatic symptoms. The Receiver Operating Characteristic (ROC) curves are shown for the logistic regression models for various questionnaires and versions. A high Area Under the Curve (AUC) indicates a good discriminative power of the model (i.e., a strong combination of sensitivity and specificity). The Mint scale (in </w:t>
+      </w:r>
+      <w:proofErr w:type="gramStart"/>
+      <w:r>
+        <w:t>blue-green</w:t>
+      </w:r>
+      <w:proofErr w:type="gramEnd"/>
+      <w:r>
+        <w:t xml:space="preserve">) consistently outperformed the other interoception scales, </w:t>
+      </w:r>
+      <w:proofErr w:type="gramStart"/>
+      <w:r>
+        <w:t>with the exception of</w:t>
+      </w:r>
+      <w:proofErr w:type="gramEnd"/>
+      <w:r>
+        <w:t xml:space="preserve"> the MAIA which, driven by its emotion-regulation dimensions (Trusting and Not-worrying), performed better for mood disorders. </w:t>
       </w:r>
       <w:r>
         <w:rPr>
@@ -8833,7 +11085,7 @@
                     </pic:cNvPicPr>
                   </pic:nvPicPr>
                   <pic:blipFill>
-                    <a:blip r:embed="rId22"/>
+                    <a:blip r:embed="rId21"/>
                     <a:stretch>
                       <a:fillRect/>
                     </a:stretch>
@@ -8903,7 +11155,7 @@
                     </pic:cNvPicPr>
                   </pic:nvPicPr>
                   <pic:blipFill>
-                    <a:blip r:embed="rId23"/>
+                    <a:blip r:embed="rId22"/>
                     <a:stretch>
                       <a:fillRect/>
                     </a:stretch>
